--- a/11-变流电路/03-变频电路/VF恒压频比变频电路/VF恒压频比变频电路.docx
+++ b/11-变流电路/03-变频电路/VF恒压频比变频电路/VF恒压频比变频电路.docx
@@ -2635,6 +2635,20 @@
     </w:p>
     <w:bookmarkEnd w:id="26"/>
     <w:bookmarkEnd w:id="27"/>
+    <w:p>
+      <w:pPr>
+        <w:spacing w:before="360"/>
+        <w:jc w:val="center"/>
+      </w:pPr>
+      <w:r>
+        <w:rPr>
+          <w:rFonts w:ascii="Times New Roman" w:hAnsi="Times New Roman"/>
+          <w:color w:val="555555"/>
+          <w:sz w:val="21"/>
+        </w:rPr>
+        <w:t>材料收集者：杜文杰</w:t>
+      </w:r>
+    </w:p>
     <w:sectPr>
       <w:headerReference r:id="rId9" w:type="default"/>
       <w:footerReference r:id="rId10" w:type="default"/>

--- a/11-变流电路/03-变频电路/VF恒压频比变频电路/VF恒压频比变频电路.docx
+++ b/11-变流电路/03-变频电路/VF恒压频比变频电路/VF恒压频比变频电路.docx
@@ -1,6 +1,6 @@
 
 <file path=word/document.xml><?xml version="1.0" encoding="utf-8"?>
-<w:document xmlns:w="http://schemas.openxmlformats.org/wordprocessingml/2006/main" xmlns:m="http://schemas.openxmlformats.org/officeDocument/2006/math" xmlns:r="http://schemas.openxmlformats.org/officeDocument/2006/relationships" xmlns:o="urn:schemas-microsoft-com:office:office" xmlns:v="urn:schemas-microsoft-com:vml" xmlns:w10="urn:schemas-microsoft-com:office:word" xmlns:a="http://schemas.openxmlformats.org/drawingml/2006/main" xmlns:pic="http://schemas.openxmlformats.org/drawingml/2006/picture" xmlns:wp="http://schemas.openxmlformats.org/drawingml/2006/wordprocessingDrawing">
+<w:document xmlns:m="http://schemas.openxmlformats.org/officeDocument/2006/math" xmlns:r="http://schemas.openxmlformats.org/officeDocument/2006/relationships" xmlns:w="http://schemas.openxmlformats.org/wordprocessingml/2006/main" xmlns:o="urn:schemas-microsoft-com:office:office" xmlns:v="urn:schemas-microsoft-com:vml" xmlns:w10="urn:schemas-microsoft-com:office:word" xmlns:a="http://schemas.openxmlformats.org/drawingml/2006/main" xmlns:pic="http://schemas.openxmlformats.org/drawingml/2006/picture" xmlns:wp="http://schemas.openxmlformats.org/drawingml/2006/wordprocessingDrawing">
   <w:body>
     <w:bookmarkStart w:id="27" w:name="vf-恒压频比变频电路"/>
     <w:p>
@@ -8,11 +8,14 @@
         <w:pStyle w:val="Heading1"/>
       </w:pPr>
       <w:r>
+        <w:rPr>
+          <w:rFonts w:eastAsia="黑体"/>
+        </w:rPr>
         <w:t xml:space="preserve">VF </w:t>
       </w:r>
       <w:r>
         <w:rPr>
-          <w:rFonts w:hint="eastAsia"/>
+          <w:rFonts w:hint="eastAsia" w:eastAsia="黑体"/>
         </w:rPr>
         <w:t xml:space="preserve">恒压频比变频电路</w:t>
       </w:r>
@@ -24,7 +27,7 @@
       </w:pPr>
       <w:r>
         <w:rPr>
-          <w:rFonts w:hint="eastAsia"/>
+          <w:rFonts w:hint="eastAsia" w:eastAsia="黑体"/>
         </w:rPr>
         <w:t xml:space="preserve">拓扑描述</w:t>
       </w:r>
@@ -35,20 +38,26 @@
       </w:pPr>
       <w:r>
         <w:rPr>
-          <w:rFonts w:hint="eastAsia"/>
+          <w:rFonts w:hint="eastAsia" w:eastAsia="黑体"/>
         </w:rPr>
         <w:t xml:space="preserve">该电路由输入整流器</w:t>
       </w:r>
       <w:r>
+        <w:rPr>
+          <w:rFonts w:eastAsia="黑体"/>
+        </w:rPr>
         <w:t xml:space="preserve"> </w:t>
       </w:r>
       <w:r>
         <w:rPr>
-          <w:rFonts w:hint="eastAsia"/>
+          <w:rFonts w:hint="eastAsia" w:eastAsia="黑体"/>
         </w:rPr>
         <w:t xml:space="preserve">REC1（二极管整流桥</w:t>
       </w:r>
       <w:r>
+        <w:rPr>
+          <w:rFonts w:eastAsia="黑体"/>
+        </w:rPr>
         <w:t xml:space="preserve"> </w:t>
       </w:r>
       <m:oMath>
@@ -66,6 +75,9 @@
         </m:sSub>
       </m:oMath>
       <w:r>
+        <w:rPr>
+          <w:rFonts w:eastAsia="黑体"/>
+        </w:rPr>
         <w:t xml:space="preserve">~</w:t>
       </w:r>
       <m:oMath>
@@ -84,11 +96,14 @@
       </m:oMath>
       <w:r>
         <w:rPr>
-          <w:rFonts w:hint="eastAsia"/>
+          <w:rFonts w:hint="eastAsia" w:eastAsia="黑体"/>
         </w:rPr>
         <w:t xml:space="preserve">）、直流母线电容</w:t>
       </w:r>
       <w:r>
+        <w:rPr>
+          <w:rFonts w:eastAsia="黑体"/>
+        </w:rPr>
         <w:t xml:space="preserve"> </w:t>
       </w:r>
       <m:oMath>
@@ -110,20 +125,26 @@
       </m:oMath>
       <w:r>
         <w:rPr>
-          <w:rFonts w:hint="eastAsia"/>
+          <w:rFonts w:hint="eastAsia" w:eastAsia="黑体"/>
         </w:rPr>
         <w:t xml:space="preserve">（编号</w:t>
       </w:r>
       <w:r>
+        <w:rPr>
+          <w:rFonts w:eastAsia="黑体"/>
+        </w:rPr>
         <w:t xml:space="preserve"> </w:t>
       </w:r>
       <w:r>
         <w:rPr>
-          <w:rFonts w:hint="eastAsia"/>
+          <w:rFonts w:hint="eastAsia" w:eastAsia="黑体"/>
         </w:rPr>
         <w:t xml:space="preserve">C1）与三相逆变桥</w:t>
       </w:r>
       <w:r>
+        <w:rPr>
+          <w:rFonts w:eastAsia="黑体"/>
+        </w:rPr>
         <w:t xml:space="preserve"> </w:t>
       </w:r>
       <m:oMath>
@@ -141,6 +162,9 @@
         </m:sSub>
       </m:oMath>
       <w:r>
+        <w:rPr>
+          <w:rFonts w:eastAsia="黑体"/>
+        </w:rPr>
         <w:t xml:space="preserve">~</w:t>
       </w:r>
       <m:oMath>
@@ -159,29 +183,38 @@
       </m:oMath>
       <w:r>
         <w:rPr>
-          <w:rFonts w:hint="eastAsia"/>
+          <w:rFonts w:hint="eastAsia" w:eastAsia="黑体"/>
         </w:rPr>
         <w:t xml:space="preserve">（各反并联续流二极管）组成的交-直-交主电路，配以</w:t>
       </w:r>
       <w:r>
+        <w:rPr>
+          <w:rFonts w:eastAsia="黑体"/>
+        </w:rPr>
         <w:t xml:space="preserve"> U/f </w:t>
       </w:r>
       <w:r>
         <w:rPr>
-          <w:rFonts w:hint="eastAsia"/>
+          <w:rFonts w:hint="eastAsia" w:eastAsia="黑体"/>
         </w:rPr>
         <w:t xml:space="preserve">恒定控制器</w:t>
       </w:r>
       <w:r>
+        <w:rPr>
+          <w:rFonts w:eastAsia="黑体"/>
+        </w:rPr>
         <w:t xml:space="preserve"> IC1 </w:t>
       </w:r>
       <w:r>
         <w:rPr>
-          <w:rFonts w:hint="eastAsia"/>
+          <w:rFonts w:hint="eastAsia" w:eastAsia="黑体"/>
         </w:rPr>
         <w:t xml:space="preserve">组成。关键节点定义如下：三相交流输入节点</w:t>
       </w:r>
       <w:r>
+        <w:rPr>
+          <w:rFonts w:eastAsia="黑体"/>
+        </w:rPr>
         <w:t xml:space="preserve"> </w:t>
       </w:r>
       <m:oMath>
@@ -208,24 +241,33 @@
         </m:r>
       </m:oMath>
       <w:r>
+        <w:rPr>
+          <w:rFonts w:eastAsia="黑体"/>
+        </w:rPr>
         <w:t xml:space="preserve"> </w:t>
       </w:r>
       <w:r>
         <w:rPr>
-          <w:rFonts w:hint="eastAsia"/>
+          <w:rFonts w:hint="eastAsia" w:eastAsia="黑体"/>
         </w:rPr>
         <w:t xml:space="preserve">接整流器</w:t>
       </w:r>
       <w:r>
+        <w:rPr>
+          <w:rFonts w:eastAsia="黑体"/>
+        </w:rPr>
         <w:t xml:space="preserve"> REC1 </w:t>
       </w:r>
       <w:r>
         <w:rPr>
-          <w:rFonts w:hint="eastAsia"/>
+          <w:rFonts w:hint="eastAsia" w:eastAsia="黑体"/>
         </w:rPr>
         <w:t xml:space="preserve">的三个交流输入端；直流母线正节点</w:t>
       </w:r>
       <w:r>
+        <w:rPr>
+          <w:rFonts w:eastAsia="黑体"/>
+        </w:rPr>
         <w:t xml:space="preserve"> </w:t>
       </w:r>
       <m:oMath>
@@ -234,24 +276,33 @@
         </m:r>
       </m:oMath>
       <w:r>
+        <w:rPr>
+          <w:rFonts w:eastAsia="黑体"/>
+        </w:rPr>
         <w:t xml:space="preserve"> </w:t>
       </w:r>
       <w:r>
         <w:rPr>
-          <w:rFonts w:hint="eastAsia"/>
+          <w:rFonts w:hint="eastAsia" w:eastAsia="黑体"/>
         </w:rPr>
         <w:t xml:space="preserve">是整流器</w:t>
       </w:r>
       <w:r>
+        <w:rPr>
+          <w:rFonts w:eastAsia="黑体"/>
+        </w:rPr>
         <w:t xml:space="preserve"> REC1 </w:t>
       </w:r>
       <w:r>
         <w:rPr>
-          <w:rFonts w:hint="eastAsia"/>
+          <w:rFonts w:hint="eastAsia" w:eastAsia="黑体"/>
         </w:rPr>
         <w:t xml:space="preserve">正输出、母线电容</w:t>
       </w:r>
       <w:r>
+        <w:rPr>
+          <w:rFonts w:eastAsia="黑体"/>
+        </w:rPr>
         <w:t xml:space="preserve"> </w:t>
       </w:r>
       <m:oMath>
@@ -272,15 +323,21 @@
         </m:sSub>
       </m:oMath>
       <w:r>
+        <w:rPr>
+          <w:rFonts w:eastAsia="黑体"/>
+        </w:rPr>
         <w:t xml:space="preserve"> </w:t>
       </w:r>
       <w:r>
         <w:rPr>
-          <w:rFonts w:hint="eastAsia"/>
+          <w:rFonts w:hint="eastAsia" w:eastAsia="黑体"/>
         </w:rPr>
         <w:t xml:space="preserve">正端与三个上管</w:t>
       </w:r>
       <w:r>
+        <w:rPr>
+          <w:rFonts w:eastAsia="黑体"/>
+        </w:rPr>
         <w:t xml:space="preserve"> </w:t>
       </w:r>
       <m:oMath>
@@ -334,33 +391,45 @@
         </m:sSub>
       </m:oMath>
       <w:r>
+        <w:rPr>
+          <w:rFonts w:eastAsia="黑体"/>
+        </w:rPr>
         <w:t xml:space="preserve"> </w:t>
       </w:r>
       <w:r>
         <w:rPr>
-          <w:rFonts w:hint="eastAsia"/>
+          <w:rFonts w:hint="eastAsia" w:eastAsia="黑体"/>
         </w:rPr>
         <w:t xml:space="preserve">集电极</w:t>
       </w:r>
       <w:r>
+        <w:rPr>
+          <w:rFonts w:eastAsia="黑体"/>
+        </w:rPr>
         <w:t xml:space="preserve"> </w:t>
       </w:r>
       <w:r>
         <w:rPr>
-          <w:rFonts w:hint="eastAsia"/>
+          <w:rFonts w:hint="eastAsia" w:eastAsia="黑体"/>
         </w:rPr>
         <w:t xml:space="preserve">C/漏极</w:t>
       </w:r>
       <w:r>
+        <w:rPr>
+          <w:rFonts w:eastAsia="黑体"/>
+        </w:rPr>
         <w:t xml:space="preserve"> D </w:t>
       </w:r>
       <w:r>
         <w:rPr>
-          <w:rFonts w:hint="eastAsia"/>
+          <w:rFonts w:hint="eastAsia" w:eastAsia="黑体"/>
         </w:rPr>
         <w:t xml:space="preserve">的公共点；直流母线负节点</w:t>
       </w:r>
       <w:r>
+        <w:rPr>
+          <w:rFonts w:eastAsia="黑体"/>
+        </w:rPr>
         <w:t xml:space="preserve"> </w:t>
       </w:r>
       <m:oMath>
@@ -369,24 +438,33 @@
         </m:r>
       </m:oMath>
       <w:r>
+        <w:rPr>
+          <w:rFonts w:eastAsia="黑体"/>
+        </w:rPr>
         <w:t xml:space="preserve"> </w:t>
       </w:r>
       <w:r>
         <w:rPr>
-          <w:rFonts w:hint="eastAsia"/>
+          <w:rFonts w:hint="eastAsia" w:eastAsia="黑体"/>
         </w:rPr>
         <w:t xml:space="preserve">是整流器</w:t>
       </w:r>
       <w:r>
+        <w:rPr>
+          <w:rFonts w:eastAsia="黑体"/>
+        </w:rPr>
         <w:t xml:space="preserve"> REC1 </w:t>
       </w:r>
       <w:r>
         <w:rPr>
-          <w:rFonts w:hint="eastAsia"/>
+          <w:rFonts w:hint="eastAsia" w:eastAsia="黑体"/>
         </w:rPr>
         <w:t xml:space="preserve">负输出、母线电容</w:t>
       </w:r>
       <w:r>
+        <w:rPr>
+          <w:rFonts w:eastAsia="黑体"/>
+        </w:rPr>
         <w:t xml:space="preserve"> </w:t>
       </w:r>
       <m:oMath>
@@ -407,15 +485,21 @@
         </m:sSub>
       </m:oMath>
       <w:r>
+        <w:rPr>
+          <w:rFonts w:eastAsia="黑体"/>
+        </w:rPr>
         <w:t xml:space="preserve"> </w:t>
       </w:r>
       <w:r>
         <w:rPr>
-          <w:rFonts w:hint="eastAsia"/>
+          <w:rFonts w:hint="eastAsia" w:eastAsia="黑体"/>
         </w:rPr>
         <w:t xml:space="preserve">负端与三个下管</w:t>
       </w:r>
       <w:r>
+        <w:rPr>
+          <w:rFonts w:eastAsia="黑体"/>
+        </w:rPr>
         <w:t xml:space="preserve"> </w:t>
       </w:r>
       <m:oMath>
@@ -469,33 +553,45 @@
         </m:sSub>
       </m:oMath>
       <w:r>
+        <w:rPr>
+          <w:rFonts w:eastAsia="黑体"/>
+        </w:rPr>
         <w:t xml:space="preserve"> </w:t>
       </w:r>
       <w:r>
         <w:rPr>
-          <w:rFonts w:hint="eastAsia"/>
+          <w:rFonts w:hint="eastAsia" w:eastAsia="黑体"/>
         </w:rPr>
         <w:t xml:space="preserve">发射极</w:t>
       </w:r>
       <w:r>
+        <w:rPr>
+          <w:rFonts w:eastAsia="黑体"/>
+        </w:rPr>
         <w:t xml:space="preserve"> </w:t>
       </w:r>
       <w:r>
         <w:rPr>
-          <w:rFonts w:hint="eastAsia"/>
+          <w:rFonts w:hint="eastAsia" w:eastAsia="黑体"/>
         </w:rPr>
         <w:t xml:space="preserve">E/源极</w:t>
       </w:r>
       <w:r>
+        <w:rPr>
+          <w:rFonts w:eastAsia="黑体"/>
+        </w:rPr>
         <w:t xml:space="preserve"> S </w:t>
       </w:r>
       <w:r>
         <w:rPr>
-          <w:rFonts w:hint="eastAsia"/>
+          <w:rFonts w:hint="eastAsia" w:eastAsia="黑体"/>
         </w:rPr>
         <w:t xml:space="preserve">的公共点；三相逆变输出节点</w:t>
       </w:r>
       <w:r>
+        <w:rPr>
+          <w:rFonts w:eastAsia="黑体"/>
+        </w:rPr>
         <w:t xml:space="preserve"> </w:t>
       </w:r>
       <m:oMath>
@@ -522,20 +618,26 @@
         </m:r>
       </m:oMath>
       <w:r>
+        <w:rPr>
+          <w:rFonts w:eastAsia="黑体"/>
+        </w:rPr>
         <w:t xml:space="preserve"> </w:t>
       </w:r>
       <w:r>
         <w:rPr>
-          <w:rFonts w:hint="eastAsia"/>
+          <w:rFonts w:hint="eastAsia" w:eastAsia="黑体"/>
         </w:rPr>
         <w:t xml:space="preserve">是各相上下管桥臂中点，接到三相异步电机绕组；控制节点是控制器</w:t>
       </w:r>
       <w:r>
+        <w:rPr>
+          <w:rFonts w:eastAsia="黑体"/>
+        </w:rPr>
         <w:t xml:space="preserve"> IC1 </w:t>
       </w:r>
       <w:r>
         <w:rPr>
-          <w:rFonts w:hint="eastAsia"/>
+          <w:rFonts w:hint="eastAsia" w:eastAsia="黑体"/>
         </w:rPr>
         <w:t xml:space="preserve">输出的六路栅极驱动信号。</w:t>
       </w:r>
@@ -544,29 +646,38 @@
       <w:pPr/>
       <w:r>
         <w:rPr>
-          <w:rFonts w:hint="eastAsia"/>
+          <w:rFonts w:hint="eastAsia" w:eastAsia="黑体"/>
         </w:rPr>
         <w:t xml:space="preserve">各元件管脚连接（以</w:t>
       </w:r>
       <w:r>
+        <w:rPr>
+          <w:rFonts w:eastAsia="黑体"/>
+        </w:rPr>
         <w:t xml:space="preserve"> U </w:t>
       </w:r>
       <w:r>
         <w:rPr>
-          <w:rFonts w:hint="eastAsia"/>
+          <w:rFonts w:hint="eastAsia" w:eastAsia="黑体"/>
         </w:rPr>
         <w:t xml:space="preserve">相为例，IGBT）：整流器</w:t>
       </w:r>
       <w:r>
+        <w:rPr>
+          <w:rFonts w:eastAsia="黑体"/>
+        </w:rPr>
         <w:t xml:space="preserve"> REC1 </w:t>
       </w:r>
       <w:r>
         <w:rPr>
-          <w:rFonts w:hint="eastAsia"/>
+          <w:rFonts w:hint="eastAsia" w:eastAsia="黑体"/>
         </w:rPr>
         <w:t xml:space="preserve">的交流输入端接输入节点</w:t>
       </w:r>
       <w:r>
+        <w:rPr>
+          <w:rFonts w:eastAsia="黑体"/>
+        </w:rPr>
         <w:t xml:space="preserve"> </w:t>
       </w:r>
       <m:oMath>
@@ -594,11 +705,14 @@
       </m:oMath>
       <w:r>
         <w:rPr>
-          <w:rFonts w:hint="eastAsia"/>
+          <w:rFonts w:hint="eastAsia" w:eastAsia="黑体"/>
         </w:rPr>
         <w:t xml:space="preserve">，直流正输出端接正节点</w:t>
       </w:r>
       <w:r>
+        <w:rPr>
+          <w:rFonts w:eastAsia="黑体"/>
+        </w:rPr>
         <w:t xml:space="preserve"> </w:t>
       </w:r>
       <m:oMath>
@@ -608,11 +722,14 @@
       </m:oMath>
       <w:r>
         <w:rPr>
-          <w:rFonts w:hint="eastAsia"/>
+          <w:rFonts w:hint="eastAsia" w:eastAsia="黑体"/>
         </w:rPr>
         <w:t xml:space="preserve">、负输出端接负节点</w:t>
       </w:r>
       <w:r>
+        <w:rPr>
+          <w:rFonts w:eastAsia="黑体"/>
+        </w:rPr>
         <w:t xml:space="preserve"> </w:t>
       </w:r>
       <m:oMath>
@@ -622,11 +739,14 @@
       </m:oMath>
       <w:r>
         <w:rPr>
-          <w:rFonts w:hint="eastAsia"/>
+          <w:rFonts w:hint="eastAsia" w:eastAsia="黑体"/>
         </w:rPr>
         <w:t xml:space="preserve">；母线电容</w:t>
       </w:r>
       <w:r>
+        <w:rPr>
+          <w:rFonts w:eastAsia="黑体"/>
+        </w:rPr>
         <w:t xml:space="preserve"> </w:t>
       </w:r>
       <m:oMath>
@@ -647,15 +767,21 @@
         </m:sSub>
       </m:oMath>
       <w:r>
+        <w:rPr>
+          <w:rFonts w:eastAsia="黑体"/>
+        </w:rPr>
         <w:t xml:space="preserve"> </w:t>
       </w:r>
       <w:r>
         <w:rPr>
-          <w:rFonts w:hint="eastAsia"/>
+          <w:rFonts w:hint="eastAsia" w:eastAsia="黑体"/>
         </w:rPr>
         <w:t xml:space="preserve">一端接</w:t>
       </w:r>
       <w:r>
+        <w:rPr>
+          <w:rFonts w:eastAsia="黑体"/>
+        </w:rPr>
         <w:t xml:space="preserve"> </w:t>
       </w:r>
       <m:oMath>
@@ -665,11 +791,14 @@
       </m:oMath>
       <w:r>
         <w:rPr>
-          <w:rFonts w:hint="eastAsia"/>
+          <w:rFonts w:hint="eastAsia" w:eastAsia="黑体"/>
         </w:rPr>
         <w:t xml:space="preserve">、另一端接</w:t>
       </w:r>
       <w:r>
+        <w:rPr>
+          <w:rFonts w:eastAsia="黑体"/>
+        </w:rPr>
         <w:t xml:space="preserve"> </w:t>
       </w:r>
       <m:oMath>
@@ -679,11 +808,14 @@
       </m:oMath>
       <w:r>
         <w:rPr>
-          <w:rFonts w:hint="eastAsia"/>
+          <w:rFonts w:hint="eastAsia" w:eastAsia="黑体"/>
         </w:rPr>
         <w:t xml:space="preserve">；逆变桥上管</w:t>
       </w:r>
       <w:r>
+        <w:rPr>
+          <w:rFonts w:eastAsia="黑体"/>
+        </w:rPr>
         <w:t xml:space="preserve"> </w:t>
       </w:r>
       <m:oMath>
@@ -701,24 +833,33 @@
         </m:sSub>
       </m:oMath>
       <w:r>
+        <w:rPr>
+          <w:rFonts w:eastAsia="黑体"/>
+        </w:rPr>
         <w:t xml:space="preserve"> </w:t>
       </w:r>
       <w:r>
         <w:rPr>
-          <w:rFonts w:hint="eastAsia"/>
+          <w:rFonts w:hint="eastAsia" w:eastAsia="黑体"/>
         </w:rPr>
         <w:t xml:space="preserve">的集电极</w:t>
       </w:r>
       <w:r>
+        <w:rPr>
+          <w:rFonts w:eastAsia="黑体"/>
+        </w:rPr>
         <w:t xml:space="preserve"> C </w:t>
       </w:r>
       <w:r>
         <w:rPr>
-          <w:rFonts w:hint="eastAsia"/>
+          <w:rFonts w:hint="eastAsia" w:eastAsia="黑体"/>
         </w:rPr>
         <w:t xml:space="preserve">接</w:t>
       </w:r>
       <w:r>
+        <w:rPr>
+          <w:rFonts w:eastAsia="黑体"/>
+        </w:rPr>
         <w:t xml:space="preserve"> </w:t>
       </w:r>
       <m:oMath>
@@ -728,20 +869,26 @@
       </m:oMath>
       <w:r>
         <w:rPr>
-          <w:rFonts w:hint="eastAsia"/>
+          <w:rFonts w:hint="eastAsia" w:eastAsia="黑体"/>
         </w:rPr>
         <w:t xml:space="preserve">、发射极</w:t>
       </w:r>
       <w:r>
+        <w:rPr>
+          <w:rFonts w:eastAsia="黑体"/>
+        </w:rPr>
         <w:t xml:space="preserve"> E </w:t>
       </w:r>
       <w:r>
         <w:rPr>
-          <w:rFonts w:hint="eastAsia"/>
+          <w:rFonts w:hint="eastAsia" w:eastAsia="黑体"/>
         </w:rPr>
         <w:t xml:space="preserve">接输出节点</w:t>
       </w:r>
       <w:r>
+        <w:rPr>
+          <w:rFonts w:eastAsia="黑体"/>
+        </w:rPr>
         <w:t xml:space="preserve"> </w:t>
       </w:r>
       <m:oMath>
@@ -751,47 +898,62 @@
       </m:oMath>
       <w:r>
         <w:rPr>
-          <w:rFonts w:hint="eastAsia"/>
+          <w:rFonts w:hint="eastAsia" w:eastAsia="黑体"/>
         </w:rPr>
         <w:t xml:space="preserve">、栅极</w:t>
       </w:r>
       <w:r>
+        <w:rPr>
+          <w:rFonts w:eastAsia="黑体"/>
+        </w:rPr>
         <w:t xml:space="preserve"> G </w:t>
       </w:r>
       <w:r>
         <w:rPr>
-          <w:rFonts w:hint="eastAsia"/>
+          <w:rFonts w:hint="eastAsia" w:eastAsia="黑体"/>
         </w:rPr>
         <w:t xml:space="preserve">接控制器</w:t>
       </w:r>
       <w:r>
+        <w:rPr>
+          <w:rFonts w:eastAsia="黑体"/>
+        </w:rPr>
         <w:t xml:space="preserve"> IC1 </w:t>
       </w:r>
       <w:r>
         <w:rPr>
-          <w:rFonts w:hint="eastAsia"/>
+          <w:rFonts w:hint="eastAsia" w:eastAsia="黑体"/>
         </w:rPr>
         <w:t xml:space="preserve">的</w:t>
       </w:r>
       <w:r>
+        <w:rPr>
+          <w:rFonts w:eastAsia="黑体"/>
+        </w:rPr>
         <w:t xml:space="preserve"> U </w:t>
       </w:r>
       <w:r>
         <w:rPr>
-          <w:rFonts w:hint="eastAsia"/>
+          <w:rFonts w:hint="eastAsia" w:eastAsia="黑体"/>
         </w:rPr>
         <w:t xml:space="preserve">相上桥臂驱动；U</w:t>
       </w:r>
       <w:r>
+        <w:rPr>
+          <w:rFonts w:eastAsia="黑体"/>
+        </w:rPr>
         <w:t xml:space="preserve"> </w:t>
       </w:r>
       <w:r>
         <w:rPr>
-          <w:rFonts w:hint="eastAsia"/>
+          <w:rFonts w:hint="eastAsia" w:eastAsia="黑体"/>
         </w:rPr>
         <w:t xml:space="preserve">相下管</w:t>
       </w:r>
       <w:r>
+        <w:rPr>
+          <w:rFonts w:eastAsia="黑体"/>
+        </w:rPr>
         <w:t xml:space="preserve"> </w:t>
       </w:r>
       <m:oMath>
@@ -809,24 +971,33 @@
         </m:sSub>
       </m:oMath>
       <w:r>
+        <w:rPr>
+          <w:rFonts w:eastAsia="黑体"/>
+        </w:rPr>
         <w:t xml:space="preserve"> </w:t>
       </w:r>
       <w:r>
         <w:rPr>
-          <w:rFonts w:hint="eastAsia"/>
+          <w:rFonts w:hint="eastAsia" w:eastAsia="黑体"/>
         </w:rPr>
         <w:t xml:space="preserve">的集电极</w:t>
       </w:r>
       <w:r>
+        <w:rPr>
+          <w:rFonts w:eastAsia="黑体"/>
+        </w:rPr>
         <w:t xml:space="preserve"> C </w:t>
       </w:r>
       <w:r>
         <w:rPr>
-          <w:rFonts w:hint="eastAsia"/>
+          <w:rFonts w:hint="eastAsia" w:eastAsia="黑体"/>
         </w:rPr>
         <w:t xml:space="preserve">接</w:t>
       </w:r>
       <w:r>
+        <w:rPr>
+          <w:rFonts w:eastAsia="黑体"/>
+        </w:rPr>
         <w:t xml:space="preserve"> </w:t>
       </w:r>
       <m:oMath>
@@ -836,20 +1007,26 @@
       </m:oMath>
       <w:r>
         <w:rPr>
-          <w:rFonts w:hint="eastAsia"/>
+          <w:rFonts w:hint="eastAsia" w:eastAsia="黑体"/>
         </w:rPr>
         <w:t xml:space="preserve">、发射极</w:t>
       </w:r>
       <w:r>
+        <w:rPr>
+          <w:rFonts w:eastAsia="黑体"/>
+        </w:rPr>
         <w:t xml:space="preserve"> E </w:t>
       </w:r>
       <w:r>
         <w:rPr>
-          <w:rFonts w:hint="eastAsia"/>
+          <w:rFonts w:hint="eastAsia" w:eastAsia="黑体"/>
         </w:rPr>
         <w:t xml:space="preserve">接负节点</w:t>
       </w:r>
       <w:r>
+        <w:rPr>
+          <w:rFonts w:eastAsia="黑体"/>
+        </w:rPr>
         <w:t xml:space="preserve"> </w:t>
       </w:r>
       <m:oMath>
@@ -859,25 +1036,31 @@
       </m:oMath>
       <w:r>
         <w:rPr>
-          <w:rFonts w:hint="eastAsia"/>
+          <w:rFonts w:hint="eastAsia" w:eastAsia="黑体"/>
         </w:rPr>
         <w:t xml:space="preserve">、栅极</w:t>
       </w:r>
       <w:r>
+        <w:rPr>
+          <w:rFonts w:eastAsia="黑体"/>
+        </w:rPr>
         <w:t xml:space="preserve"> G </w:t>
       </w:r>
       <w:r>
         <w:rPr>
-          <w:rFonts w:hint="eastAsia"/>
+          <w:rFonts w:hint="eastAsia" w:eastAsia="黑体"/>
         </w:rPr>
         <w:t xml:space="preserve">接</w:t>
       </w:r>
       <w:r>
+        <w:rPr>
+          <w:rFonts w:eastAsia="黑体"/>
+        </w:rPr>
         <w:t xml:space="preserve"> U </w:t>
       </w:r>
       <w:r>
         <w:rPr>
-          <w:rFonts w:hint="eastAsia"/>
+          <w:rFonts w:hint="eastAsia" w:eastAsia="黑体"/>
         </w:rPr>
         <w:t xml:space="preserve">相下桥臂驱动；</w:t>
       </w:r>
@@ -887,6 +1070,9 @@
         </m:r>
       </m:oMath>
       <w:r>
+        <w:rPr>
+          <w:rFonts w:eastAsia="黑体"/>
+        </w:rPr>
         <w:t xml:space="preserve">、</w:t>
       </w:r>
       <m:oMath>
@@ -895,15 +1081,21 @@
         </m:r>
       </m:oMath>
       <w:r>
+        <w:rPr>
+          <w:rFonts w:eastAsia="黑体"/>
+        </w:rPr>
         <w:t xml:space="preserve"> </w:t>
       </w:r>
       <w:r>
         <w:rPr>
-          <w:rFonts w:hint="eastAsia"/>
+          <w:rFonts w:hint="eastAsia" w:eastAsia="黑体"/>
         </w:rPr>
         <w:t xml:space="preserve">两相由</w:t>
       </w:r>
       <w:r>
+        <w:rPr>
+          <w:rFonts w:eastAsia="黑体"/>
+        </w:rPr>
         <w:t xml:space="preserve"> </w:t>
       </w:r>
       <m:oMath>
@@ -939,6 +1131,9 @@
         </m:sSub>
       </m:oMath>
       <w:r>
+        <w:rPr>
+          <w:rFonts w:eastAsia="黑体"/>
+        </w:rPr>
         <w:t xml:space="preserve">、</w:t>
       </w:r>
       <m:oMath>
@@ -974,33 +1169,45 @@
         </m:sSub>
       </m:oMath>
       <w:r>
+        <w:rPr>
+          <w:rFonts w:eastAsia="黑体"/>
+        </w:rPr>
         <w:t xml:space="preserve"> </w:t>
       </w:r>
       <w:r>
         <w:rPr>
-          <w:rFonts w:hint="eastAsia"/>
+          <w:rFonts w:hint="eastAsia" w:eastAsia="黑体"/>
         </w:rPr>
         <w:t xml:space="preserve">按相同方式构成，各管栅极</w:t>
       </w:r>
       <w:r>
+        <w:rPr>
+          <w:rFonts w:eastAsia="黑体"/>
+        </w:rPr>
         <w:t xml:space="preserve"> G </w:t>
       </w:r>
       <w:r>
         <w:rPr>
-          <w:rFonts w:hint="eastAsia"/>
+          <w:rFonts w:hint="eastAsia" w:eastAsia="黑体"/>
         </w:rPr>
         <w:t xml:space="preserve">均接控制器</w:t>
       </w:r>
       <w:r>
+        <w:rPr>
+          <w:rFonts w:eastAsia="黑体"/>
+        </w:rPr>
         <w:t xml:space="preserve"> IC1 </w:t>
       </w:r>
       <w:r>
         <w:rPr>
-          <w:rFonts w:hint="eastAsia"/>
+          <w:rFonts w:hint="eastAsia" w:eastAsia="黑体"/>
         </w:rPr>
         <w:t xml:space="preserve">对应输出；三相电机绕组分别接</w:t>
       </w:r>
       <w:r>
+        <w:rPr>
+          <w:rFonts w:eastAsia="黑体"/>
+        </w:rPr>
         <w:t xml:space="preserve"> </w:t>
       </w:r>
       <m:oMath>
@@ -1027,6 +1234,9 @@
         </m:r>
       </m:oMath>
       <w:r>
+        <w:rPr>
+          <w:rFonts w:eastAsia="黑体"/>
+        </w:rPr>
         <w:t xml:space="preserve">。</w:t>
       </w:r>
     </w:p>
@@ -1034,16 +1244,19 @@
       <w:pPr/>
       <w:r>
         <w:rPr>
-          <w:rFonts w:hint="eastAsia"/>
+          <w:rFonts w:hint="eastAsia" w:eastAsia="黑体"/>
         </w:rPr>
         <w:t xml:space="preserve">由此构成”交-直-交整流逆变</w:t>
       </w:r>
       <w:r>
+        <w:rPr>
+          <w:rFonts w:eastAsia="黑体"/>
+        </w:rPr>
         <w:t xml:space="preserve"> + </w:t>
       </w:r>
       <w:r>
         <w:rPr>
-          <w:rFonts w:hint="eastAsia"/>
+          <w:rFonts w:hint="eastAsia" w:eastAsia="黑体"/>
         </w:rPr>
         <w:t xml:space="preserve">恒压频比控制”的开环变频调速组态，输出电压与频率之比保持恒定，使电机磁通基本不变，实现异步电机的宽范围变频调速。</w:t>
       </w:r>
@@ -1056,7 +1269,7 @@
       </w:pPr>
       <w:r>
         <w:rPr>
-          <w:rFonts w:hint="eastAsia"/>
+          <w:rFonts w:hint="eastAsia" w:eastAsia="黑体"/>
         </w:rPr>
         <w:t xml:space="preserve">工作原理</w:t>
       </w:r>
@@ -1067,11 +1280,14 @@
       </w:pPr>
       <w:r>
         <w:rPr>
-          <w:rFonts w:hint="eastAsia"/>
+          <w:rFonts w:hint="eastAsia" w:eastAsia="黑体"/>
         </w:rPr>
         <w:t xml:space="preserve">为保证异步电机在变频调速时主磁通不变、获得恒转矩特性，控制器在改变输出频率</w:t>
       </w:r>
       <w:r>
+        <w:rPr>
+          <w:rFonts w:eastAsia="黑体"/>
+        </w:rPr>
         <w:t xml:space="preserve"> </w:t>
       </w:r>
       <m:oMath>
@@ -1080,15 +1296,21 @@
         </m:r>
       </m:oMath>
       <w:r>
+        <w:rPr>
+          <w:rFonts w:eastAsia="黑体"/>
+        </w:rPr>
         <w:t xml:space="preserve"> </w:t>
       </w:r>
       <w:r>
         <w:rPr>
-          <w:rFonts w:hint="eastAsia"/>
+          <w:rFonts w:hint="eastAsia" w:eastAsia="黑体"/>
         </w:rPr>
         <w:t xml:space="preserve">的同时，按</w:t>
       </w:r>
       <w:r>
+        <w:rPr>
+          <w:rFonts w:eastAsia="黑体"/>
+        </w:rPr>
         <w:t xml:space="preserve"> </w:t>
       </w:r>
       <m:oMath>
@@ -1120,11 +1342,14 @@
       </m:oMath>
       <w:r>
         <w:rPr>
-          <w:rFonts w:hint="eastAsia"/>
+          <w:rFonts w:hint="eastAsia" w:eastAsia="黑体"/>
         </w:rPr>
         <w:t xml:space="preserve">调整输出电压</w:t>
       </w:r>
       <w:r>
+        <w:rPr>
+          <w:rFonts w:eastAsia="黑体"/>
+        </w:rPr>
         <w:t xml:space="preserve"> </w:t>
       </w:r>
       <m:oMath>
@@ -1134,16 +1359,19 @@
       </m:oMath>
       <w:r>
         <w:rPr>
-          <w:rFonts w:hint="eastAsia"/>
+          <w:rFonts w:hint="eastAsia" w:eastAsia="黑体"/>
         </w:rPr>
         <w:t xml:space="preserve">（低速时适当补偿定子电阻压降）。逆变桥经</w:t>
       </w:r>
       <w:r>
+        <w:rPr>
+          <w:rFonts w:eastAsia="黑体"/>
+        </w:rPr>
         <w:t xml:space="preserve"> SPWM </w:t>
       </w:r>
       <w:r>
         <w:rPr>
-          <w:rFonts w:hint="eastAsia"/>
+          <w:rFonts w:hint="eastAsia" w:eastAsia="黑体"/>
         </w:rPr>
         <w:t xml:space="preserve">生成相应电压与频率的三相交流。</w:t>
       </w:r>
@@ -1156,7 +1384,7 @@
       </w:pPr>
       <w:r>
         <w:rPr>
-          <w:rFonts w:hint="eastAsia"/>
+          <w:rFonts w:hint="eastAsia" w:eastAsia="黑体"/>
         </w:rPr>
         <w:t xml:space="preserve">关键计算公式</w:t>
       </w:r>
@@ -1170,7 +1398,7 @@
       </w:pPr>
       <w:r>
         <w:rPr>
-          <w:rFonts w:hint="eastAsia"/>
+          <w:rFonts w:hint="eastAsia" w:eastAsia="黑体"/>
         </w:rPr>
         <w:t xml:space="preserve">恒压频比控制：</w:t>
       </w:r>
@@ -1225,7 +1453,7 @@
       </w:pPr>
       <w:r>
         <w:rPr>
-          <w:rFonts w:hint="eastAsia"/>
+          <w:rFonts w:hint="eastAsia" w:eastAsia="黑体"/>
         </w:rPr>
         <w:t xml:space="preserve">输出相电压幅值（SPWM）：</w:t>
       </w:r>
@@ -1306,7 +1534,7 @@
       </w:pPr>
       <w:r>
         <w:rPr>
-          <w:rFonts w:hint="eastAsia"/>
+          <w:rFonts w:hint="eastAsia" w:eastAsia="黑体"/>
         </w:rPr>
         <w:t xml:space="preserve">同步转速：</w:t>
       </w:r>
@@ -1369,7 +1597,7 @@
       </w:pPr>
       <w:r>
         <w:rPr>
-          <w:rFonts w:hint="eastAsia"/>
+          <w:rFonts w:hint="eastAsia" w:eastAsia="黑体"/>
         </w:rPr>
         <w:t xml:space="preserve">转差率：</w:t>
       </w:r>
@@ -1447,7 +1675,7 @@
       </w:pPr>
       <w:r>
         <w:rPr>
-          <w:rFonts w:hint="eastAsia"/>
+          <w:rFonts w:hint="eastAsia" w:eastAsia="黑体"/>
         </w:rPr>
         <w:t xml:space="preserve">最大转矩（近似）：</w:t>
       </w:r>
@@ -1554,7 +1782,7 @@
             </w:pPr>
             <w:r>
               <w:rPr>
-                <w:rFonts w:hint="eastAsia"/>
+                <w:rFonts w:hint="eastAsia" w:eastAsia="黑体"/>
               </w:rPr>
               <w:t xml:space="preserve">符号</w:t>
             </w:r>
@@ -1568,7 +1796,7 @@
             </w:pPr>
             <w:r>
               <w:rPr>
-                <w:rFonts w:hint="eastAsia"/>
+                <w:rFonts w:hint="eastAsia" w:eastAsia="黑体"/>
               </w:rPr>
               <w:t xml:space="preserve">含义</w:t>
             </w:r>
@@ -1582,7 +1810,7 @@
             </w:pPr>
             <w:r>
               <w:rPr>
-                <w:rFonts w:hint="eastAsia"/>
+                <w:rFonts w:hint="eastAsia" w:eastAsia="黑体"/>
               </w:rPr>
               <w:t xml:space="preserve">单位</w:t>
             </w:r>
@@ -1602,6 +1830,9 @@
               </m:r>
             </m:oMath>
             <w:r>
+              <w:rPr>
+                <w:rFonts w:eastAsia="黑体"/>
+              </w:rPr>
               <w:t xml:space="preserve">​</w:t>
             </w:r>
           </w:p>
@@ -1614,7 +1845,7 @@
             </w:pPr>
             <w:r>
               <w:rPr>
-                <w:rFonts w:hint="eastAsia"/>
+                <w:rFonts w:hint="eastAsia" w:eastAsia="黑体"/>
               </w:rPr>
               <w:t xml:space="preserve">输出电压</w:t>
             </w:r>
@@ -1627,6 +1858,9 @@
               <w:pStyle w:val="Compact"/>
             </w:pPr>
             <w:r>
+              <w:rPr>
+                <w:rFonts w:eastAsia="黑体"/>
+              </w:rPr>
               <w:t xml:space="preserve">V</w:t>
             </w:r>
           </w:p>
@@ -1645,6 +1879,9 @@
               </m:r>
             </m:oMath>
             <w:r>
+              <w:rPr>
+                <w:rFonts w:eastAsia="黑体"/>
+              </w:rPr>
               <w:t xml:space="preserve">​</w:t>
             </w:r>
           </w:p>
@@ -1657,7 +1894,7 @@
             </w:pPr>
             <w:r>
               <w:rPr>
-                <w:rFonts w:hint="eastAsia"/>
+                <w:rFonts w:hint="eastAsia" w:eastAsia="黑体"/>
               </w:rPr>
               <w:t xml:space="preserve">输出频率</w:t>
             </w:r>
@@ -1670,6 +1907,9 @@
               <w:pStyle w:val="Compact"/>
             </w:pPr>
             <w:r>
+              <w:rPr>
+                <w:rFonts w:eastAsia="黑体"/>
+              </w:rPr>
               <w:t xml:space="preserve">Hz</w:t>
             </w:r>
           </w:p>
@@ -1697,6 +1937,9 @@
               </m:sSub>
             </m:oMath>
             <w:r>
+              <w:rPr>
+                <w:rFonts w:eastAsia="黑体"/>
+              </w:rPr>
               <w:t xml:space="preserve">​</w:t>
             </w:r>
           </w:p>
@@ -1709,7 +1952,7 @@
             </w:pPr>
             <w:r>
               <w:rPr>
-                <w:rFonts w:hint="eastAsia"/>
+                <w:rFonts w:hint="eastAsia" w:eastAsia="黑体"/>
               </w:rPr>
               <w:t xml:space="preserve">直流母线电压</w:t>
             </w:r>
@@ -1722,6 +1965,9 @@
               <w:pStyle w:val="Compact"/>
             </w:pPr>
             <w:r>
+              <w:rPr>
+                <w:rFonts w:eastAsia="黑体"/>
+              </w:rPr>
               <w:t xml:space="preserve">V</w:t>
             </w:r>
           </w:p>
@@ -1749,6 +1995,9 @@
               </m:sSub>
             </m:oMath>
             <w:r>
+              <w:rPr>
+                <w:rFonts w:eastAsia="黑体"/>
+              </w:rPr>
               <w:t xml:space="preserve">​</w:t>
             </w:r>
           </w:p>
@@ -1761,7 +2010,7 @@
             </w:pPr>
             <w:r>
               <w:rPr>
-                <w:rFonts w:hint="eastAsia"/>
+                <w:rFonts w:hint="eastAsia" w:eastAsia="黑体"/>
               </w:rPr>
               <w:t xml:space="preserve">调制度</w:t>
             </w:r>
@@ -1774,6 +2023,9 @@
               <w:pStyle w:val="Compact"/>
             </w:pPr>
             <w:r>
+              <w:rPr>
+                <w:rFonts w:eastAsia="黑体"/>
+              </w:rPr>
               <w:t xml:space="preserve">—</w:t>
             </w:r>
           </w:p>
@@ -1801,6 +2053,9 @@
               </m:sSub>
             </m:oMath>
             <w:r>
+              <w:rPr>
+                <w:rFonts w:eastAsia="黑体"/>
+              </w:rPr>
               <w:t xml:space="preserve">​</w:t>
             </w:r>
           </w:p>
@@ -1813,7 +2068,7 @@
             </w:pPr>
             <w:r>
               <w:rPr>
-                <w:rFonts w:hint="eastAsia"/>
+                <w:rFonts w:hint="eastAsia" w:eastAsia="黑体"/>
               </w:rPr>
               <w:t xml:space="preserve">同步转速</w:t>
             </w:r>
@@ -1826,6 +2081,9 @@
               <w:pStyle w:val="Compact"/>
             </w:pPr>
             <w:r>
+              <w:rPr>
+                <w:rFonts w:eastAsia="黑体"/>
+              </w:rPr>
               <w:t xml:space="preserve">r/min</w:t>
             </w:r>
           </w:p>
@@ -1844,6 +2102,9 @@
               </m:r>
             </m:oMath>
             <w:r>
+              <w:rPr>
+                <w:rFonts w:eastAsia="黑体"/>
+              </w:rPr>
               <w:t xml:space="preserve">​</w:t>
             </w:r>
           </w:p>
@@ -1856,7 +2117,7 @@
             </w:pPr>
             <w:r>
               <w:rPr>
-                <w:rFonts w:hint="eastAsia"/>
+                <w:rFonts w:hint="eastAsia" w:eastAsia="黑体"/>
               </w:rPr>
               <w:t xml:space="preserve">实际转速</w:t>
             </w:r>
@@ -1869,6 +2130,9 @@
               <w:pStyle w:val="Compact"/>
             </w:pPr>
             <w:r>
+              <w:rPr>
+                <w:rFonts w:eastAsia="黑体"/>
+              </w:rPr>
               <w:t xml:space="preserve">r/min</w:t>
             </w:r>
           </w:p>
@@ -1887,6 +2151,9 @@
               </m:r>
             </m:oMath>
             <w:r>
+              <w:rPr>
+                <w:rFonts w:eastAsia="黑体"/>
+              </w:rPr>
               <w:t xml:space="preserve">​</w:t>
             </w:r>
           </w:p>
@@ -1899,7 +2166,7 @@
             </w:pPr>
             <w:r>
               <w:rPr>
-                <w:rFonts w:hint="eastAsia"/>
+                <w:rFonts w:hint="eastAsia" w:eastAsia="黑体"/>
               </w:rPr>
               <w:t xml:space="preserve">转差率</w:t>
             </w:r>
@@ -1912,6 +2179,9 @@
               <w:pStyle w:val="Compact"/>
             </w:pPr>
             <w:r>
+              <w:rPr>
+                <w:rFonts w:eastAsia="黑体"/>
+              </w:rPr>
               <w:t xml:space="preserve">—</w:t>
             </w:r>
           </w:p>
@@ -1930,6 +2200,9 @@
               </m:r>
             </m:oMath>
             <w:r>
+              <w:rPr>
+                <w:rFonts w:eastAsia="黑体"/>
+              </w:rPr>
               <w:t xml:space="preserve">​</w:t>
             </w:r>
           </w:p>
@@ -1942,7 +2215,7 @@
             </w:pPr>
             <w:r>
               <w:rPr>
-                <w:rFonts w:hint="eastAsia"/>
+                <w:rFonts w:hint="eastAsia" w:eastAsia="黑体"/>
               </w:rPr>
               <w:t xml:space="preserve">电机磁极对数</w:t>
             </w:r>
@@ -1955,6 +2228,9 @@
               <w:pStyle w:val="Compact"/>
             </w:pPr>
             <w:r>
+              <w:rPr>
+                <w:rFonts w:eastAsia="黑体"/>
+              </w:rPr>
               <w:t xml:space="preserve">—</w:t>
             </w:r>
           </w:p>
@@ -1969,7 +2245,7 @@
       </w:pPr>
       <w:r>
         <w:rPr>
-          <w:rFonts w:hint="eastAsia"/>
+          <w:rFonts w:hint="eastAsia" w:eastAsia="黑体"/>
         </w:rPr>
         <w:t xml:space="preserve">元件调整影响</w:t>
       </w:r>
@@ -1998,6 +2274,7 @@
       </m:oMath>
       <w:r>
         <w:rPr>
+          <w:rFonts w:eastAsia="黑体"/>
           <w:b/>
           <w:bCs/>
         </w:rPr>
@@ -2005,7 +2282,7 @@
       </w:r>
       <w:r>
         <w:rPr>
-          <w:rFonts w:hint="eastAsia"/>
+          <w:rFonts w:hint="eastAsia" w:eastAsia="黑体"/>
           <w:b/>
           <w:bCs/>
         </w:rPr>
@@ -2013,20 +2290,27 @@
       </w:r>
       <w:r>
         <w:rPr>
+          <w:rFonts w:eastAsia="黑体"/>
           <w:b/>
           <w:bCs/>
         </w:rPr>
         <w:t xml:space="preserve"> ↑</w:t>
       </w:r>
       <w:r>
+        <w:rPr>
+          <w:rFonts w:eastAsia="黑体"/>
+        </w:rPr>
         <w:t xml:space="preserve"> </w:t>
       </w:r>
       <w:r>
+        <w:rPr>
+          <w:rFonts w:eastAsia="黑体"/>
+        </w:rPr>
         <w:t xml:space="preserve">→ </w:t>
       </w:r>
       <w:r>
         <w:rPr>
-          <w:rFonts w:hint="eastAsia"/>
+          <w:rFonts w:hint="eastAsia" w:eastAsia="黑体"/>
         </w:rPr>
         <w:t xml:space="preserve">磁通增大、转矩能力提高，但磁路易饱和、励磁电流剧增。</w:t>
       </w:r>
@@ -2055,6 +2339,7 @@
       </m:oMath>
       <w:r>
         <w:rPr>
+          <w:rFonts w:eastAsia="黑体"/>
           <w:b/>
           <w:bCs/>
         </w:rPr>
@@ -2062,7 +2347,7 @@
       </w:r>
       <w:r>
         <w:rPr>
-          <w:rFonts w:hint="eastAsia"/>
+          <w:rFonts w:hint="eastAsia" w:eastAsia="黑体"/>
           <w:b/>
           <w:bCs/>
         </w:rPr>
@@ -2070,20 +2355,27 @@
       </w:r>
       <w:r>
         <w:rPr>
+          <w:rFonts w:eastAsia="黑体"/>
           <w:b/>
           <w:bCs/>
         </w:rPr>
         <w:t xml:space="preserve"> ↓</w:t>
       </w:r>
       <w:r>
+        <w:rPr>
+          <w:rFonts w:eastAsia="黑体"/>
+        </w:rPr>
         <w:t xml:space="preserve"> </w:t>
       </w:r>
       <w:r>
+        <w:rPr>
+          <w:rFonts w:eastAsia="黑体"/>
+        </w:rPr>
         <w:t xml:space="preserve">→ </w:t>
       </w:r>
       <w:r>
         <w:rPr>
-          <w:rFonts w:hint="eastAsia"/>
+          <w:rFonts w:hint="eastAsia" w:eastAsia="黑体"/>
         </w:rPr>
         <w:t xml:space="preserve">磁通减弱，输出转矩下降，高速恒功率区常用。</w:t>
       </w:r>
@@ -2098,7 +2390,7 @@
       </w:pPr>
       <w:r>
         <w:rPr>
-          <w:rFonts w:hint="eastAsia"/>
+          <w:rFonts w:hint="eastAsia" w:eastAsia="黑体"/>
           <w:b/>
           <w:bCs/>
         </w:rPr>
@@ -2106,20 +2398,27 @@
       </w:r>
       <w:r>
         <w:rPr>
+          <w:rFonts w:eastAsia="黑体"/>
           <w:b/>
           <w:bCs/>
         </w:rPr>
         <w:t xml:space="preserve"> ↑</w:t>
       </w:r>
       <w:r>
+        <w:rPr>
+          <w:rFonts w:eastAsia="黑体"/>
+        </w:rPr>
         <w:t xml:space="preserve"> </w:t>
       </w:r>
       <w:r>
+        <w:rPr>
+          <w:rFonts w:eastAsia="黑体"/>
+        </w:rPr>
         <w:t xml:space="preserve">→ </w:t>
       </w:r>
       <w:r>
         <w:rPr>
-          <w:rFonts w:hint="eastAsia"/>
+          <w:rFonts w:hint="eastAsia" w:eastAsia="黑体"/>
         </w:rPr>
         <w:t xml:space="preserve">改善低速转矩（补偿定子电阻压降），但过热风险上升。</w:t>
       </w:r>
@@ -2134,7 +2433,7 @@
       </w:pPr>
       <w:r>
         <w:rPr>
-          <w:rFonts w:hint="eastAsia"/>
+          <w:rFonts w:hint="eastAsia" w:eastAsia="黑体"/>
           <w:b/>
           <w:bCs/>
         </w:rPr>
@@ -2142,6 +2441,7 @@
       </w:r>
       <w:r>
         <w:rPr>
+          <w:rFonts w:eastAsia="黑体"/>
           <w:b/>
           <w:bCs/>
         </w:rPr>
@@ -2163,6 +2463,7 @@
       </m:oMath>
       <w:r>
         <w:rPr>
+          <w:rFonts w:eastAsia="黑体"/>
           <w:b/>
           <w:bCs/>
         </w:rPr>
@@ -2170,20 +2471,27 @@
       </w:r>
       <w:r>
         <w:rPr>
+          <w:rFonts w:eastAsia="黑体"/>
           <w:b/>
           <w:bCs/>
         </w:rPr>
         <w:t xml:space="preserve">↑</w:t>
       </w:r>
       <w:r>
+        <w:rPr>
+          <w:rFonts w:eastAsia="黑体"/>
+        </w:rPr>
         <w:t xml:space="preserve"> </w:t>
       </w:r>
       <w:r>
+        <w:rPr>
+          <w:rFonts w:eastAsia="黑体"/>
+        </w:rPr>
         <w:t xml:space="preserve">→ </w:t>
       </w:r>
       <w:r>
         <w:rPr>
-          <w:rFonts w:hint="eastAsia"/>
+          <w:rFonts w:hint="eastAsia" w:eastAsia="黑体"/>
         </w:rPr>
         <w:t xml:space="preserve">电压上限提高，可覆盖更高频率段。</w:t>
       </w:r>
@@ -2196,7 +2504,7 @@
       </w:pPr>
       <w:r>
         <w:rPr>
-          <w:rFonts w:hint="eastAsia"/>
+          <w:rFonts w:hint="eastAsia" w:eastAsia="黑体"/>
         </w:rPr>
         <w:t xml:space="preserve">典型参数示例</w:t>
       </w:r>
@@ -2211,11 +2519,14 @@
       </w:pPr>
       <w:r>
         <w:rPr>
-          <w:rFonts w:hint="eastAsia"/>
+          <w:rFonts w:hint="eastAsia" w:eastAsia="黑体"/>
         </w:rPr>
         <w:t xml:space="preserve">取额定</w:t>
       </w:r>
       <w:r>
+        <w:rPr>
+          <w:rFonts w:eastAsia="黑体"/>
+        </w:rPr>
         <w:t xml:space="preserve"> </w:t>
       </w:r>
       <m:oMath>
@@ -2243,6 +2554,9 @@
         </m:r>
       </m:oMath>
       <w:r>
+        <w:rPr>
+          <w:rFonts w:eastAsia="黑体"/>
+        </w:rPr>
         <w:t xml:space="preserve">、</w:t>
       </w:r>
       <m:oMath>
@@ -2271,11 +2585,14 @@
       </m:oMath>
       <w:r>
         <w:rPr>
-          <w:rFonts w:hint="eastAsia"/>
+          <w:rFonts w:hint="eastAsia" w:eastAsia="黑体"/>
         </w:rPr>
         <w:t xml:space="preserve">：压频比</w:t>
       </w:r>
       <w:r>
+        <w:rPr>
+          <w:rFonts w:eastAsia="黑体"/>
+        </w:rPr>
         <w:t xml:space="preserve"> </w:t>
       </w:r>
       <m:oMath>
@@ -2336,6 +2653,9 @@
         </m:r>
       </m:oMath>
       <w:r>
+        <w:rPr>
+          <w:rFonts w:eastAsia="黑体"/>
+        </w:rPr>
         <w:t xml:space="preserve">。</w:t>
       </w:r>
     </w:p>
@@ -2349,11 +2669,14 @@
       </w:pPr>
       <w:r>
         <w:rPr>
-          <w:rFonts w:hint="eastAsia"/>
+          <w:rFonts w:hint="eastAsia" w:eastAsia="黑体"/>
         </w:rPr>
         <w:t xml:space="preserve">频率降到</w:t>
       </w:r>
       <w:r>
+        <w:rPr>
+          <w:rFonts w:eastAsia="黑体"/>
+        </w:rPr>
         <w:t xml:space="preserve"> </w:t>
       </w:r>
       <m:oMath>
@@ -2381,15 +2704,21 @@
         </m:r>
       </m:oMath>
       <w:r>
+        <w:rPr>
+          <w:rFonts w:eastAsia="黑体"/>
+        </w:rPr>
         <w:t xml:space="preserve"> </w:t>
       </w:r>
       <w:r>
         <w:rPr>
-          <w:rFonts w:hint="eastAsia"/>
+          <w:rFonts w:hint="eastAsia" w:eastAsia="黑体"/>
         </w:rPr>
         <w:t xml:space="preserve">时，按恒比输出</w:t>
       </w:r>
       <w:r>
+        <w:rPr>
+          <w:rFonts w:eastAsia="黑体"/>
+        </w:rPr>
         <w:t xml:space="preserve"> </w:t>
       </w:r>
       <m:oMath>
@@ -2436,7 +2765,7 @@
       </m:oMath>
       <w:r>
         <w:rPr>
-          <w:rFonts w:hint="eastAsia"/>
+          <w:rFonts w:hint="eastAsia" w:eastAsia="黑体"/>
         </w:rPr>
         <w:t xml:space="preserve">（另加低频补偿）。</w:t>
       </w:r>
@@ -2449,7 +2778,7 @@
       </w:pPr>
       <w:r>
         <w:rPr>
-          <w:rFonts w:hint="eastAsia"/>
+          <w:rFonts w:hint="eastAsia" w:eastAsia="黑体"/>
         </w:rPr>
         <w:t xml:space="preserve">常见器件型号</w:t>
       </w:r>
@@ -2464,7 +2793,7 @@
       </w:pPr>
       <w:r>
         <w:rPr>
-          <w:rFonts w:hint="eastAsia"/>
+          <w:rFonts w:hint="eastAsia" w:eastAsia="黑体"/>
         </w:rPr>
         <w:t xml:space="preserve">控制器：TMS320F28035、STM32F103。</w:t>
       </w:r>
@@ -2478,11 +2807,14 @@
         </w:numPr>
       </w:pPr>
       <w:r>
+        <w:rPr>
+          <w:rFonts w:eastAsia="黑体"/>
+        </w:rPr>
         <w:t xml:space="preserve">IPM </w:t>
       </w:r>
       <w:r>
         <w:rPr>
-          <w:rFonts w:hint="eastAsia"/>
+          <w:rFonts w:hint="eastAsia" w:eastAsia="黑体"/>
         </w:rPr>
         <w:t xml:space="preserve">功率模块：PM50RLA120、FSAM30SH60A。</w:t>
       </w:r>
@@ -2496,11 +2828,14 @@
         </w:numPr>
       </w:pPr>
       <w:r>
+        <w:rPr>
+          <w:rFonts w:eastAsia="黑体"/>
+        </w:rPr>
         <w:t xml:space="preserve">IGBT </w:t>
       </w:r>
       <w:r>
         <w:rPr>
-          <w:rFonts w:hint="eastAsia"/>
+          <w:rFonts w:hint="eastAsia" w:eastAsia="黑体"/>
         </w:rPr>
         <w:t xml:space="preserve">模块：CM75DU-24H。</w:t>
       </w:r>
@@ -2513,7 +2848,7 @@
       </w:pPr>
       <w:r>
         <w:rPr>
-          <w:rFonts w:hint="eastAsia"/>
+          <w:rFonts w:hint="eastAsia" w:eastAsia="黑体"/>
         </w:rPr>
         <w:t xml:space="preserve">注意事项</w:t>
       </w:r>
@@ -2528,7 +2863,7 @@
       </w:pPr>
       <w:r>
         <w:rPr>
-          <w:rFonts w:hint="eastAsia"/>
+          <w:rFonts w:hint="eastAsia" w:eastAsia="黑体"/>
         </w:rPr>
         <w:t xml:space="preserve">恒压频比属开环控制，低速、负载突变时转矩与转速稳定性差。</w:t>
       </w:r>
@@ -2543,7 +2878,7 @@
       </w:pPr>
       <w:r>
         <w:rPr>
-          <w:rFonts w:hint="eastAsia"/>
+          <w:rFonts w:hint="eastAsia" w:eastAsia="黑体"/>
         </w:rPr>
         <w:t xml:space="preserve">低频段需按定子电阻压降补偿，否则转矩明显下降。</w:t>
       </w:r>
@@ -2558,7 +2893,7 @@
       </w:pPr>
       <w:r>
         <w:rPr>
-          <w:rFonts w:hint="eastAsia"/>
+          <w:rFonts w:hint="eastAsia" w:eastAsia="黑体"/>
         </w:rPr>
         <w:t xml:space="preserve">必须设置最低、最高频率限制，防止电机过磁饱和或超速。</w:t>
       </w:r>
@@ -2573,7 +2908,7 @@
       </w:pPr>
       <w:r>
         <w:rPr>
-          <w:rFonts w:hint="eastAsia"/>
+          <w:rFonts w:hint="eastAsia" w:eastAsia="黑体"/>
         </w:rPr>
         <w:t xml:space="preserve">加速/减速需设定斜坡时间，防止过流与失速。</w:t>
       </w:r>
@@ -2586,7 +2921,7 @@
       </w:pPr>
       <w:r>
         <w:rPr>
-          <w:rFonts w:hint="eastAsia"/>
+          <w:rFonts w:hint="eastAsia" w:eastAsia="黑体"/>
         </w:rPr>
         <w:t xml:space="preserve">参考资料</w:t>
       </w:r>
@@ -2601,7 +2936,7 @@
       </w:pPr>
       <w:r>
         <w:rPr>
-          <w:rFonts w:hint="eastAsia"/>
+          <w:rFonts w:hint="eastAsia" w:eastAsia="黑体"/>
         </w:rPr>
         <w:t xml:space="preserve">《电力拖动自动控制系统》（陈伯时）。</w:t>
       </w:r>
@@ -2616,7 +2951,7 @@
       </w:pPr>
       <w:r>
         <w:rPr>
-          <w:rFonts w:hint="eastAsia"/>
+          <w:rFonts w:hint="eastAsia" w:eastAsia="黑体"/>
         </w:rPr>
         <w:t xml:space="preserve">《电力电子技术》（王兆安、刘进军）。</w:t>
       </w:r>
@@ -2630,6 +2965,9 @@
         </w:numPr>
       </w:pPr>
       <w:r>
+        <w:rPr>
+          <w:rFonts w:eastAsia="黑体"/>
+        </w:rPr>
         <w:t xml:space="preserve">Wikipedia: Variable-frequency drive。</w:t>
       </w:r>
     </w:p>
@@ -2642,11 +2980,11 @@
       </w:pPr>
       <w:r>
         <w:rPr>
-          <w:rFonts w:ascii="Times New Roman" w:hAnsi="Times New Roman"/>
+          <w:rFonts w:ascii="Times New Roman" w:hAnsi="Times New Roman" w:eastAsia="黑体"/>
           <w:color w:val="555555"/>
           <w:sz w:val="21"/>
         </w:rPr>
-        <w:t>材料收集者：杜文杰</w:t>
+        <w:t>材料收集者：杜文杰，WX手机：19519196569，QQ:3478827729</w:t>
       </w:r>
     </w:p>
     <w:sectPr>
@@ -2666,7 +3004,7 @@
 </file>
 
 <file path=word/footer1.xml><?xml version="1.0" encoding="utf-8"?>
-<w:ftr xmlns:m="http://schemas.openxmlformats.org/officeDocument/2006/math" xmlns:mc="http://schemas.openxmlformats.org/markup-compatibility/2006" xmlns:mo="http://schemas.microsoft.com/office/mac/office/2008/main" xmlns:mv="urn:schemas-microsoft-com:mac:vml" xmlns:o="urn:schemas-microsoft-com:office:office" xmlns:r="http://schemas.openxmlformats.org/officeDocument/2006/relationships" xmlns:v="urn:schemas-microsoft-com:vml" xmlns:w10="urn:schemas-microsoft-com:office:word" xmlns:w14="http://schemas.microsoft.com/office/word/2010/wordml" xmlns:w="http://schemas.openxmlformats.org/wordprocessingml/2006/main" xmlns:wne="http://schemas.microsoft.com/office/word/2006/wordml" xmlns:wp14="http://schemas.microsoft.com/office/word/2010/wordprocessingDrawing" xmlns:wp="http://schemas.openxmlformats.org/drawingml/2006/wordprocessingDrawing" xmlns:wpc="http://schemas.microsoft.com/office/word/2010/wordprocessingCanvas" xmlns:wpg="http://schemas.microsoft.com/office/word/2010/wordprocessingGroup" xmlns:wpi="http://schemas.microsoft.com/office/word/2010/wordprocessingInk" xmlns:wps="http://schemas.microsoft.com/office/word/2010/wordprocessingShape" mc:Ignorable="w14 wp14">
+<w:ftr xmlns:mc="http://schemas.openxmlformats.org/markup-compatibility/2006" xmlns:w="http://schemas.openxmlformats.org/wordprocessingml/2006/main" xmlns:m="http://schemas.openxmlformats.org/officeDocument/2006/math" xmlns:mo="http://schemas.microsoft.com/office/mac/office/2008/main" xmlns:mv="urn:schemas-microsoft-com:mac:vml" xmlns:o="urn:schemas-microsoft-com:office:office" xmlns:r="http://schemas.openxmlformats.org/officeDocument/2006/relationships" xmlns:v="urn:schemas-microsoft-com:vml" xmlns:w10="urn:schemas-microsoft-com:office:word" xmlns:w14="http://schemas.microsoft.com/office/word/2010/wordml" xmlns:wne="http://schemas.microsoft.com/office/word/2006/wordml" xmlns:wp14="http://schemas.microsoft.com/office/word/2010/wordprocessingDrawing" xmlns:wp="http://schemas.openxmlformats.org/drawingml/2006/wordprocessingDrawing" xmlns:wpc="http://schemas.microsoft.com/office/word/2010/wordprocessingCanvas" xmlns:wpg="http://schemas.microsoft.com/office/word/2010/wordprocessingGroup" xmlns:wpi="http://schemas.microsoft.com/office/word/2010/wordprocessingInk" xmlns:wps="http://schemas.microsoft.com/office/word/2010/wordprocessingShape" mc:Ignorable="w14 wp14">
   <w:p>
     <w:pPr>
       <w:pStyle w:val="Footer"/>
@@ -2674,12 +3012,14 @@
     </w:pPr>
     <w:r>
       <w:rPr>
+        <w:rFonts w:eastAsia="黑体"/>
         <w:sz w:val="18"/>
       </w:rPr>
       <w:t xml:space="preserve">第 </w:t>
     </w:r>
     <w:r>
       <w:rPr>
+        <w:rFonts w:eastAsia="黑体"/>
         <w:sz w:val="18"/>
       </w:rPr>
       <w:fldChar w:fldCharType="begin"/>
@@ -2688,6 +3028,7 @@
     </w:r>
     <w:r>
       <w:rPr>
+        <w:rFonts w:eastAsia="黑体"/>
         <w:sz w:val="18"/>
       </w:rPr>
       <w:t xml:space="preserve"> 页</w:t>
@@ -2701,6 +3042,9 @@
   <w:footnote w:type="continuationSeparator" w:id="0">
     <w:p>
       <w:r>
+        <w:rPr>
+          <w:rFonts w:eastAsia="黑体"/>
+        </w:rPr>
         <w:continuationSeparator/>
       </w:r>
     </w:p>
@@ -2708,6 +3052,9 @@
   <w:footnote w:type="separator" w:id="-1">
     <w:p>
       <w:r>
+        <w:rPr>
+          <w:rFonts w:eastAsia="黑体"/>
+        </w:rPr>
         <w:separator/>
       </w:r>
     </w:p>
@@ -2716,7 +3063,7 @@
 </file>
 
 <file path=word/header1.xml><?xml version="1.0" encoding="utf-8"?>
-<w:hdr xmlns:m="http://schemas.openxmlformats.org/officeDocument/2006/math" xmlns:mc="http://schemas.openxmlformats.org/markup-compatibility/2006" xmlns:mo="http://schemas.microsoft.com/office/mac/office/2008/main" xmlns:mv="urn:schemas-microsoft-com:mac:vml" xmlns:o="urn:schemas-microsoft-com:office:office" xmlns:r="http://schemas.openxmlformats.org/officeDocument/2006/relationships" xmlns:v="urn:schemas-microsoft-com:vml" xmlns:w10="urn:schemas-microsoft-com:office:word" xmlns:w14="http://schemas.microsoft.com/office/word/2010/wordml" xmlns:w="http://schemas.openxmlformats.org/wordprocessingml/2006/main" xmlns:wne="http://schemas.microsoft.com/office/word/2006/wordml" xmlns:wp14="http://schemas.microsoft.com/office/word/2010/wordprocessingDrawing" xmlns:wp="http://schemas.openxmlformats.org/drawingml/2006/wordprocessingDrawing" xmlns:wpc="http://schemas.microsoft.com/office/word/2010/wordprocessingCanvas" xmlns:wpg="http://schemas.microsoft.com/office/word/2010/wordprocessingGroup" xmlns:wpi="http://schemas.microsoft.com/office/word/2010/wordprocessingInk" xmlns:wps="http://schemas.microsoft.com/office/word/2010/wordprocessingShape" mc:Ignorable="w14 wp14">
+<w:hdr xmlns:mc="http://schemas.openxmlformats.org/markup-compatibility/2006" xmlns:w="http://schemas.openxmlformats.org/wordprocessingml/2006/main" xmlns:m="http://schemas.openxmlformats.org/officeDocument/2006/math" xmlns:mo="http://schemas.microsoft.com/office/mac/office/2008/main" xmlns:mv="urn:schemas-microsoft-com:mac:vml" xmlns:o="urn:schemas-microsoft-com:office:office" xmlns:r="http://schemas.openxmlformats.org/officeDocument/2006/relationships" xmlns:v="urn:schemas-microsoft-com:vml" xmlns:w10="urn:schemas-microsoft-com:office:word" xmlns:w14="http://schemas.microsoft.com/office/word/2010/wordml" xmlns:wne="http://schemas.microsoft.com/office/word/2006/wordml" xmlns:wp14="http://schemas.microsoft.com/office/word/2010/wordprocessingDrawing" xmlns:wp="http://schemas.openxmlformats.org/drawingml/2006/wordprocessingDrawing" xmlns:wpc="http://schemas.microsoft.com/office/word/2010/wordprocessingCanvas" xmlns:wpg="http://schemas.microsoft.com/office/word/2010/wordprocessingGroup" xmlns:wpi="http://schemas.microsoft.com/office/word/2010/wordprocessingInk" xmlns:wps="http://schemas.microsoft.com/office/word/2010/wordprocessingShape" mc:Ignorable="w14 wp14">
   <w:p>
     <w:pPr>
       <w:pStyle w:val="Header"/>
@@ -2724,7 +3071,7 @@
     </w:pPr>
     <w:r>
       <w:rPr>
-        <w:rFonts w:ascii="Times New Roman" w:hAnsi="Times New Roman"/>
+        <w:rFonts w:ascii="Times New Roman" w:hAnsi="Times New Roman" w:eastAsia="黑体"/>
         <w:sz w:val="18"/>
         <w:rFonts w:eastAsia="黑体"/>
         <w:rFonts w:eastAsia="黑体"/>
@@ -2736,7 +3083,7 @@
 </file>
 
 <file path=word/numbering.xml><?xml version="1.0" encoding="utf-8"?>
-<w:numbering xmlns:m="http://schemas.openxmlformats.org/officeDocument/2006/math" xmlns:mc="http://schemas.openxmlformats.org/markup-compatibility/2006" xmlns:mo="http://schemas.microsoft.com/office/mac/office/2008/main" xmlns:mv="urn:schemas-microsoft-com:mac:vml" xmlns:o="urn:schemas-microsoft-com:office:office" xmlns:r="http://schemas.openxmlformats.org/officeDocument/2006/relationships" xmlns:v="urn:schemas-microsoft-com:vml" xmlns:w="http://schemas.openxmlformats.org/wordprocessingml/2006/main" xmlns:w10="urn:schemas-microsoft-com:office:word" xmlns:w14="http://schemas.microsoft.com/office/word/2010/wordml" xmlns:wne="http://schemas.microsoft.com/office/word/2006/wordml" xmlns:wp="http://schemas.openxmlformats.org/drawingml/2006/wordprocessingDrawing" xmlns:wp14="http://schemas.microsoft.com/office/word/2010/wordprocessingDrawing" xmlns:wpc="http://schemas.microsoft.com/office/word/2010/wordprocessingCanvas" xmlns:wpg="http://schemas.microsoft.com/office/word/2010/wordprocessingGroup" xmlns:wpi="http://schemas.microsoft.com/office/word/2010/wordprocessingInk" xmlns:wps="http://schemas.microsoft.com/office/word/2010/wordprocessingShape" mc:Ignorable="w14 wp14">
+<w:numbering xmlns:mc="http://schemas.openxmlformats.org/markup-compatibility/2006" xmlns:w="http://schemas.openxmlformats.org/wordprocessingml/2006/main" xmlns:m="http://schemas.openxmlformats.org/officeDocument/2006/math" xmlns:mo="http://schemas.microsoft.com/office/mac/office/2008/main" xmlns:mv="urn:schemas-microsoft-com:mac:vml" xmlns:o="urn:schemas-microsoft-com:office:office" xmlns:r="http://schemas.openxmlformats.org/officeDocument/2006/relationships" xmlns:v="urn:schemas-microsoft-com:vml" xmlns:w10="urn:schemas-microsoft-com:office:word" xmlns:w14="http://schemas.microsoft.com/office/word/2010/wordml" xmlns:wne="http://schemas.microsoft.com/office/word/2006/wordml" xmlns:wp="http://schemas.openxmlformats.org/drawingml/2006/wordprocessingDrawing" xmlns:wp14="http://schemas.microsoft.com/office/word/2010/wordprocessingDrawing" xmlns:wpc="http://schemas.microsoft.com/office/word/2010/wordprocessingCanvas" xmlns:wpg="http://schemas.microsoft.com/office/word/2010/wordprocessingGroup" xmlns:wpi="http://schemas.microsoft.com/office/word/2010/wordprocessingInk" xmlns:wps="http://schemas.microsoft.com/office/word/2010/wordprocessingShape" mc:Ignorable="w14 wp14">
   <w:abstractNum w:abstractNumId="0">
     <w:nsid w:val="FFFFFF7C"/>
     <w:multiLevelType w:val="singleLevel"/>
@@ -2823,7 +3170,7 @@
         <w:ind w:hanging="360" w:left="1440"/>
       </w:pPr>
       <w:rPr>
-        <w:rFonts w:ascii="Symbol" w:hAnsi="Symbol" w:hint="default"/>
+        <w:rFonts w:ascii="Symbol" w:hAnsi="Symbol" w:hint="default" w:eastAsia="黑体"/>
       </w:rPr>
     </w:lvl>
   </w:abstractNum>
@@ -2844,7 +3191,7 @@
         <w:ind w:hanging="360" w:left="1080"/>
       </w:pPr>
       <w:rPr>
-        <w:rFonts w:ascii="Symbol" w:hAnsi="Symbol" w:hint="default"/>
+        <w:rFonts w:ascii="Symbol" w:hAnsi="Symbol" w:hint="default" w:eastAsia="黑体"/>
       </w:rPr>
     </w:lvl>
   </w:abstractNum>
@@ -2865,7 +3212,7 @@
         <w:ind w:hanging="360" w:left="720"/>
       </w:pPr>
       <w:rPr>
-        <w:rFonts w:ascii="Symbol" w:hAnsi="Symbol" w:hint="default"/>
+        <w:rFonts w:ascii="Symbol" w:hAnsi="Symbol" w:hint="default" w:eastAsia="黑体"/>
       </w:rPr>
     </w:lvl>
   </w:abstractNum>
@@ -2904,7 +3251,7 @@
         <w:ind w:hanging="360" w:left="360"/>
       </w:pPr>
       <w:rPr>
-        <w:rFonts w:ascii="Symbol" w:hAnsi="Symbol" w:hint="default"/>
+        <w:rFonts w:ascii="Symbol" w:hAnsi="Symbol" w:hint="default" w:eastAsia="黑体"/>
       </w:rPr>
     </w:lvl>
   </w:abstractNum>
@@ -2995,7 +3342,7 @@
         <w:ind w:left="720" w:hanging="360"/>
       </w:pPr>
       <w:rPr>
-        <w:rFonts w:ascii="Symbol" w:hAnsi="Symbol" w:cs="Symbol" w:hint="default"/>
+        <w:rFonts w:ascii="Symbol" w:hAnsi="Symbol" w:cs="Symbol" w:hint="default" w:eastAsia="黑体"/>
       </w:rPr>
     </w:lvl>
     <w:lvl w:ilvl="1">
@@ -3006,7 +3353,7 @@
         <w:ind w:left="1440" w:hanging="360"/>
       </w:pPr>
       <w:rPr>
-        <w:rFonts w:ascii="Courier New" w:hAnsi="Courier New" w:cs="Courier New" w:hint="default"/>
+        <w:rFonts w:ascii="Courier New" w:hAnsi="Courier New" w:cs="Courier New" w:hint="default" w:eastAsia="黑体"/>
       </w:rPr>
     </w:lvl>
     <w:lvl w:ilvl="2">
@@ -3017,7 +3364,7 @@
         <w:ind w:left="2160" w:hanging="360"/>
       </w:pPr>
       <w:rPr>
-        <w:rFonts w:ascii="Wingdings" w:hAnsi="Wingdings" w:cs="Wingdings" w:hint="default"/>
+        <w:rFonts w:ascii="Wingdings" w:hAnsi="Wingdings" w:cs="Wingdings" w:hint="default" w:eastAsia="黑体"/>
       </w:rPr>
     </w:lvl>
     <w:lvl w:ilvl="3">
@@ -3028,7 +3375,7 @@
         <w:ind w:left="2880" w:hanging="360"/>
       </w:pPr>
       <w:rPr>
-        <w:rFonts w:ascii="Symbol" w:hAnsi="Symbol" w:cs="Symbol" w:hint="default"/>
+        <w:rFonts w:ascii="Symbol" w:hAnsi="Symbol" w:cs="Symbol" w:hint="default" w:eastAsia="黑体"/>
       </w:rPr>
     </w:lvl>
     <w:lvl w:ilvl="4">
@@ -3039,7 +3386,7 @@
         <w:ind w:left="3600" w:hanging="360"/>
       </w:pPr>
       <w:rPr>
-        <w:rFonts w:ascii="Courier New" w:hAnsi="Courier New" w:cs="Courier New" w:hint="default"/>
+        <w:rFonts w:ascii="Courier New" w:hAnsi="Courier New" w:cs="Courier New" w:hint="default" w:eastAsia="黑体"/>
       </w:rPr>
     </w:lvl>
     <w:lvl w:ilvl="5">
@@ -3050,7 +3397,7 @@
         <w:ind w:left="4320" w:hanging="360"/>
       </w:pPr>
       <w:rPr>
-        <w:rFonts w:ascii="Wingdings" w:hAnsi="Wingdings" w:cs="Wingdings" w:hint="default"/>
+        <w:rFonts w:ascii="Wingdings" w:hAnsi="Wingdings" w:cs="Wingdings" w:hint="default" w:eastAsia="黑体"/>
       </w:rPr>
     </w:lvl>
     <w:lvl w:ilvl="6">
@@ -3061,7 +3408,7 @@
         <w:ind w:left="5040" w:hanging="360"/>
       </w:pPr>
       <w:rPr>
-        <w:rFonts w:ascii="Symbol" w:hAnsi="Symbol" w:cs="Symbol" w:hint="default"/>
+        <w:rFonts w:ascii="Symbol" w:hAnsi="Symbol" w:cs="Symbol" w:hint="default" w:eastAsia="黑体"/>
       </w:rPr>
     </w:lvl>
     <w:lvl w:ilvl="7">
@@ -3072,7 +3419,7 @@
         <w:ind w:left="5760" w:hanging="360"/>
       </w:pPr>
       <w:rPr>
-        <w:rFonts w:ascii="Courier New" w:hAnsi="Courier New" w:cs="Courier New" w:hint="default"/>
+        <w:rFonts w:ascii="Courier New" w:hAnsi="Courier New" w:cs="Courier New" w:hint="default" w:eastAsia="黑体"/>
       </w:rPr>
     </w:lvl>
     <w:lvl w:ilvl="8">
@@ -3083,7 +3430,7 @@
         <w:ind w:left="6480" w:hanging="360"/>
       </w:pPr>
       <w:rPr>
-        <w:rFonts w:ascii="Wingdings" w:hAnsi="Wingdings" w:cs="Wingdings" w:hint="default"/>
+        <w:rFonts w:ascii="Wingdings" w:hAnsi="Wingdings" w:cs="Wingdings" w:hint="default" w:eastAsia="黑体"/>
       </w:rPr>
     </w:lvl>
   </w:abstractNum>
@@ -3139,11 +3486,11 @@
 </file>
 
 <file path=word/styles.xml><?xml version="1.0" encoding="utf-8"?>
-<w:styles xmlns:mc="http://schemas.openxmlformats.org/markup-compatibility/2006" xmlns:r="http://schemas.openxmlformats.org/officeDocument/2006/relationships" xmlns:w="http://schemas.openxmlformats.org/wordprocessingml/2006/main" xmlns:w14="http://schemas.microsoft.com/office/word/2010/wordml" mc:Ignorable="w14">
+<w:styles xmlns:mc="http://schemas.openxmlformats.org/markup-compatibility/2006" xmlns:w="http://schemas.openxmlformats.org/wordprocessingml/2006/main" xmlns:r="http://schemas.openxmlformats.org/officeDocument/2006/relationships" xmlns:w14="http://schemas.microsoft.com/office/word/2010/wordml" mc:Ignorable="w14">
   <w:docDefaults>
     <w:rPrDefault>
       <w:rPr>
-        <w:rFonts w:asciiTheme="minorHAnsi" w:cstheme="minorBidi" w:eastAsiaTheme="minorEastAsia" w:hAnsiTheme="minorHAnsi"/>
+        <w:rFonts w:asciiTheme="minorHAnsi" w:cstheme="minorBidi" w:hAnsiTheme="minorHAnsi" w:eastAsia="黑体"/>
         <w:sz w:val="22"/>
         <w:szCs w:val="22"/>
         <w:lang w:bidi="ar-SA" w:eastAsia="en-US" w:val="en-US"/>
@@ -3365,7 +3712,7 @@
       <w:outlineLvl w:val="0"/>
     </w:pPr>
     <w:rPr>
-      <w:rFonts w:ascii="Times New Roman" w:asciiTheme="majorHAnsi" w:cstheme="majorBidi" w:eastAsia="黑体" w:eastAsiaTheme="majorEastAsia" w:hAnsi="Times New Roman" w:hAnsiTheme="majorHAnsi"/>
+      <w:rFonts w:ascii="Times New Roman" w:asciiTheme="majorHAnsi" w:cstheme="majorBidi" w:eastAsia="黑体" w:hAnsi="Times New Roman" w:hAnsiTheme="majorHAnsi"/>
       <w:b/>
       <w:bCs/>
       <w:color w:val="1F3864"/>
@@ -3389,7 +3736,7 @@
       <w:outlineLvl w:val="1"/>
     </w:pPr>
     <w:rPr>
-      <w:rFonts w:ascii="Times New Roman" w:asciiTheme="majorHAnsi" w:cstheme="majorBidi" w:eastAsia="黑体" w:eastAsiaTheme="majorEastAsia" w:hAnsi="Times New Roman" w:hAnsiTheme="majorHAnsi"/>
+      <w:rFonts w:ascii="Times New Roman" w:asciiTheme="majorHAnsi" w:cstheme="majorBidi" w:eastAsia="黑体" w:hAnsi="Times New Roman" w:hAnsiTheme="majorHAnsi"/>
       <w:b/>
       <w:bCs/>
       <w:color w:val="2E4E7E"/>
@@ -3413,7 +3760,7 @@
       <w:outlineLvl w:val="2"/>
     </w:pPr>
     <w:rPr>
-      <w:rFonts w:ascii="Times New Roman" w:asciiTheme="majorHAnsi" w:cstheme="majorBidi" w:eastAsia="黑体" w:eastAsiaTheme="majorEastAsia" w:hAnsi="Times New Roman" w:hAnsiTheme="majorHAnsi"/>
+      <w:rFonts w:ascii="Times New Roman" w:asciiTheme="majorHAnsi" w:cstheme="majorBidi" w:eastAsia="黑体" w:hAnsi="Times New Roman" w:hAnsiTheme="majorHAnsi"/>
       <w:b/>
       <w:bCs/>
       <w:color w:val="2E4E7E"/>
@@ -3437,7 +3784,7 @@
       <w:outlineLvl w:val="3"/>
     </w:pPr>
     <w:rPr>
-      <w:rFonts w:ascii="Times New Roman" w:asciiTheme="majorHAnsi" w:cstheme="majorBidi" w:eastAsia="黑体" w:eastAsiaTheme="majorEastAsia" w:hAnsi="Times New Roman" w:hAnsiTheme="majorHAnsi"/>
+      <w:rFonts w:ascii="Times New Roman" w:asciiTheme="majorHAnsi" w:cstheme="majorBidi" w:eastAsia="黑体" w:hAnsi="Times New Roman" w:hAnsiTheme="majorHAnsi"/>
       <w:b/>
       <w:bCs/>
       <w:i/>
@@ -3463,7 +3810,7 @@
       <w:outlineLvl w:val="4"/>
     </w:pPr>
     <w:rPr>
-      <w:rFonts w:ascii="Times New Roman" w:asciiTheme="majorHAnsi" w:cstheme="majorBidi" w:eastAsia="黑体" w:eastAsiaTheme="majorEastAsia" w:hAnsi="Times New Roman" w:hAnsiTheme="majorHAnsi"/>
+      <w:rFonts w:ascii="Times New Roman" w:asciiTheme="majorHAnsi" w:cstheme="majorBidi" w:eastAsia="黑体" w:hAnsi="Times New Roman" w:hAnsiTheme="majorHAnsi"/>
       <w:b/>
       <w:color w:val="333333"/>
       <w:sz w:val="22"/>
@@ -3486,7 +3833,7 @@
       <w:outlineLvl w:val="5"/>
     </w:pPr>
     <w:rPr>
-      <w:rFonts w:asciiTheme="majorHAnsi" w:cstheme="majorBidi" w:eastAsiaTheme="majorEastAsia" w:hAnsiTheme="majorHAnsi"/>
+      <w:rFonts w:asciiTheme="majorHAnsi" w:cstheme="majorBidi" w:hAnsiTheme="majorHAnsi" w:eastAsia="黑体"/>
       <w:i/>
       <w:iCs/>
       <w:color w:themeColor="accent1" w:themeShade="7F" w:val="243F60"/>
@@ -3509,7 +3856,7 @@
       <w:outlineLvl w:val="6"/>
     </w:pPr>
     <w:rPr>
-      <w:rFonts w:asciiTheme="majorHAnsi" w:cstheme="majorBidi" w:eastAsiaTheme="majorEastAsia" w:hAnsiTheme="majorHAnsi"/>
+      <w:rFonts w:asciiTheme="majorHAnsi" w:cstheme="majorBidi" w:hAnsiTheme="majorHAnsi" w:eastAsia="黑体"/>
       <w:i/>
       <w:iCs/>
       <w:color w:themeColor="text1" w:themeTint="BF" w:val="404040"/>
@@ -3532,7 +3879,7 @@
       <w:outlineLvl w:val="7"/>
     </w:pPr>
     <w:rPr>
-      <w:rFonts w:asciiTheme="majorHAnsi" w:cstheme="majorBidi" w:eastAsiaTheme="majorEastAsia" w:hAnsiTheme="majorHAnsi"/>
+      <w:rFonts w:asciiTheme="majorHAnsi" w:cstheme="majorBidi" w:hAnsiTheme="majorHAnsi" w:eastAsia="黑体"/>
       <w:color w:themeColor="accent1" w:val="4F81BD"/>
       <w:sz w:val="20"/>
       <w:szCs w:val="20"/>
@@ -3555,7 +3902,7 @@
       <w:outlineLvl w:val="8"/>
     </w:pPr>
     <w:rPr>
-      <w:rFonts w:asciiTheme="majorHAnsi" w:cstheme="majorBidi" w:eastAsiaTheme="majorEastAsia" w:hAnsiTheme="majorHAnsi"/>
+      <w:rFonts w:asciiTheme="majorHAnsi" w:cstheme="majorBidi" w:hAnsiTheme="majorHAnsi" w:eastAsia="黑体"/>
       <w:i/>
       <w:iCs/>
       <w:color w:themeColor="text1" w:themeTint="BF" w:val="404040"/>
@@ -3606,7 +3953,7 @@
     <w:uiPriority w:val="9"/>
     <w:rsid w:val="00FC693F"/>
     <w:rPr>
-      <w:rFonts w:asciiTheme="majorHAnsi" w:cstheme="majorBidi" w:eastAsiaTheme="majorEastAsia" w:hAnsiTheme="majorHAnsi"/>
+      <w:rFonts w:asciiTheme="majorHAnsi" w:cstheme="majorBidi" w:hAnsiTheme="majorHAnsi" w:eastAsia="黑体"/>
       <w:b/>
       <w:bCs/>
       <w:color w:themeColor="accent1" w:themeShade="BF" w:val="365F91"/>
@@ -3621,7 +3968,7 @@
     <w:uiPriority w:val="9"/>
     <w:rsid w:val="00FC693F"/>
     <w:rPr>
-      <w:rFonts w:asciiTheme="majorHAnsi" w:cstheme="majorBidi" w:eastAsiaTheme="majorEastAsia" w:hAnsiTheme="majorHAnsi"/>
+      <w:rFonts w:asciiTheme="majorHAnsi" w:cstheme="majorBidi" w:hAnsiTheme="majorHAnsi" w:eastAsia="黑体"/>
       <w:b/>
       <w:bCs/>
       <w:color w:themeColor="accent1" w:val="4F81BD"/>
@@ -3636,7 +3983,7 @@
     <w:uiPriority w:val="9"/>
     <w:rsid w:val="00FC693F"/>
     <w:rPr>
-      <w:rFonts w:asciiTheme="majorHAnsi" w:cstheme="majorBidi" w:eastAsiaTheme="majorEastAsia" w:hAnsiTheme="majorHAnsi"/>
+      <w:rFonts w:asciiTheme="majorHAnsi" w:cstheme="majorBidi" w:hAnsiTheme="majorHAnsi" w:eastAsia="黑体"/>
       <w:b/>
       <w:bCs/>
       <w:color w:themeColor="accent1" w:val="4F81BD"/>
@@ -3659,7 +4006,7 @@
       <w:contextualSpacing/>
     </w:pPr>
     <w:rPr>
-      <w:rFonts w:ascii="Times New Roman" w:asciiTheme="majorHAnsi" w:cstheme="majorBidi" w:eastAsia="黑体" w:eastAsiaTheme="majorEastAsia" w:hAnsi="Times New Roman" w:hAnsiTheme="majorHAnsi"/>
+      <w:rFonts w:ascii="Times New Roman" w:asciiTheme="majorHAnsi" w:cstheme="majorBidi" w:eastAsia="黑体" w:hAnsi="Times New Roman" w:hAnsiTheme="majorHAnsi"/>
       <w:b/>
       <w:color w:val="1F3864"/>
       <w:spacing w:val="5"/>
@@ -3675,7 +4022,7 @@
     <w:uiPriority w:val="10"/>
     <w:rsid w:val="00FC693F"/>
     <w:rPr>
-      <w:rFonts w:asciiTheme="majorHAnsi" w:cstheme="majorBidi" w:eastAsiaTheme="majorEastAsia" w:hAnsiTheme="majorHAnsi"/>
+      <w:rFonts w:asciiTheme="majorHAnsi" w:cstheme="majorBidi" w:hAnsiTheme="majorHAnsi" w:eastAsia="黑体"/>
       <w:color w:themeColor="text2" w:themeShade="BF" w:val="17365D"/>
       <w:spacing w:val="5"/>
       <w:kern w:val="28"/>
@@ -3697,7 +4044,7 @@
       </w:numPr>
     </w:pPr>
     <w:rPr>
-      <w:rFonts w:asciiTheme="majorHAnsi" w:cstheme="majorBidi" w:eastAsiaTheme="majorEastAsia" w:hAnsiTheme="majorHAnsi"/>
+      <w:rFonts w:asciiTheme="majorHAnsi" w:cstheme="majorBidi" w:hAnsiTheme="majorHAnsi" w:eastAsia="黑体"/>
       <w:i/>
       <w:iCs/>
       <w:color w:themeColor="accent1" w:val="4F81BD"/>
@@ -3713,7 +4060,7 @@
     <w:uiPriority w:val="11"/>
     <w:rsid w:val="00FC693F"/>
     <w:rPr>
-      <w:rFonts w:asciiTheme="majorHAnsi" w:cstheme="majorBidi" w:eastAsiaTheme="majorEastAsia" w:hAnsiTheme="majorHAnsi"/>
+      <w:rFonts w:asciiTheme="majorHAnsi" w:cstheme="majorBidi" w:hAnsiTheme="majorHAnsi" w:eastAsia="黑体"/>
       <w:i/>
       <w:iCs/>
       <w:color w:themeColor="accent1" w:val="4F81BD"/>
@@ -3780,6 +4127,7 @@
       <w:spacing w:after="120"/>
     </w:pPr>
     <w:rPr>
+      <w:rFonts w:eastAsia="黑体"/>
       <w:sz w:val="16"/>
       <w:szCs w:val="16"/>
     </w:rPr>
@@ -3791,6 +4139,7 @@
     <w:uiPriority w:val="99"/>
     <w:rsid w:val="00AA1D8D"/>
     <w:rPr>
+      <w:rFonts w:eastAsia="黑体"/>
       <w:sz w:val="16"/>
       <w:szCs w:val="16"/>
     </w:rPr>
@@ -3960,7 +4309,7 @@
       </w:tabs>
     </w:pPr>
     <w:rPr>
-      <w:rFonts w:ascii="Courier" w:hAnsi="Courier"/>
+      <w:rFonts w:ascii="Courier" w:hAnsi="Courier" w:eastAsia="黑体"/>
       <w:sz w:val="20"/>
       <w:szCs w:val="20"/>
     </w:rPr>
@@ -3972,7 +4321,7 @@
     <w:uiPriority w:val="99"/>
     <w:rsid w:val="0029639D"/>
     <w:rPr>
-      <w:rFonts w:ascii="Courier" w:hAnsi="Courier"/>
+      <w:rFonts w:ascii="Courier" w:hAnsi="Courier" w:eastAsia="黑体"/>
       <w:sz w:val="20"/>
       <w:szCs w:val="20"/>
     </w:rPr>
@@ -4008,6 +4357,7 @@
     <w:uiPriority w:val="29"/>
     <w:rsid w:val="00FC693F"/>
     <w:rPr>
+      <w:rFonts w:eastAsia="黑体"/>
       <w:i/>
       <w:iCs/>
       <w:color w:themeColor="text1" w:val="000000"/>
@@ -4021,7 +4371,7 @@
     <w:semiHidden/>
     <w:rsid w:val="00FC693F"/>
     <w:rPr>
-      <w:rFonts w:asciiTheme="majorHAnsi" w:cstheme="majorBidi" w:eastAsiaTheme="majorEastAsia" w:hAnsiTheme="majorHAnsi"/>
+      <w:rFonts w:asciiTheme="majorHAnsi" w:cstheme="majorBidi" w:hAnsiTheme="majorHAnsi" w:eastAsia="黑体"/>
       <w:b/>
       <w:bCs/>
       <w:i/>
@@ -4037,7 +4387,7 @@
     <w:semiHidden/>
     <w:rsid w:val="00FC693F"/>
     <w:rPr>
-      <w:rFonts w:asciiTheme="majorHAnsi" w:cstheme="majorBidi" w:eastAsiaTheme="majorEastAsia" w:hAnsiTheme="majorHAnsi"/>
+      <w:rFonts w:asciiTheme="majorHAnsi" w:cstheme="majorBidi" w:hAnsiTheme="majorHAnsi" w:eastAsia="黑体"/>
       <w:color w:themeColor="accent1" w:themeShade="7F" w:val="243F60"/>
     </w:rPr>
   </w:style>
@@ -4049,7 +4399,7 @@
     <w:semiHidden/>
     <w:rsid w:val="00FC693F"/>
     <w:rPr>
-      <w:rFonts w:asciiTheme="majorHAnsi" w:cstheme="majorBidi" w:eastAsiaTheme="majorEastAsia" w:hAnsiTheme="majorHAnsi"/>
+      <w:rFonts w:asciiTheme="majorHAnsi" w:cstheme="majorBidi" w:hAnsiTheme="majorHAnsi" w:eastAsia="黑体"/>
       <w:i/>
       <w:iCs/>
       <w:color w:themeColor="accent1" w:themeShade="7F" w:val="243F60"/>
@@ -4063,7 +4413,7 @@
     <w:semiHidden/>
     <w:rsid w:val="00FC693F"/>
     <w:rPr>
-      <w:rFonts w:asciiTheme="majorHAnsi" w:cstheme="majorBidi" w:eastAsiaTheme="majorEastAsia" w:hAnsiTheme="majorHAnsi"/>
+      <w:rFonts w:asciiTheme="majorHAnsi" w:cstheme="majorBidi" w:hAnsiTheme="majorHAnsi" w:eastAsia="黑体"/>
       <w:i/>
       <w:iCs/>
       <w:color w:themeColor="text1" w:themeTint="BF" w:val="404040"/>
@@ -4077,7 +4427,7 @@
     <w:semiHidden/>
     <w:rsid w:val="00FC693F"/>
     <w:rPr>
-      <w:rFonts w:asciiTheme="majorHAnsi" w:cstheme="majorBidi" w:eastAsiaTheme="majorEastAsia" w:hAnsiTheme="majorHAnsi"/>
+      <w:rFonts w:asciiTheme="majorHAnsi" w:cstheme="majorBidi" w:hAnsiTheme="majorHAnsi" w:eastAsia="黑体"/>
       <w:color w:themeColor="accent1" w:val="4F81BD"/>
       <w:sz w:val="20"/>
       <w:szCs w:val="20"/>
@@ -4091,7 +4441,7 @@
     <w:semiHidden/>
     <w:rsid w:val="00FC693F"/>
     <w:rPr>
-      <w:rFonts w:asciiTheme="majorHAnsi" w:cstheme="majorBidi" w:eastAsiaTheme="majorEastAsia" w:hAnsiTheme="majorHAnsi"/>
+      <w:rFonts w:asciiTheme="majorHAnsi" w:cstheme="majorBidi" w:hAnsiTheme="majorHAnsi" w:eastAsia="黑体"/>
       <w:i/>
       <w:iCs/>
       <w:color w:themeColor="text1" w:themeTint="BF" w:val="404040"/>
@@ -4112,6 +4462,7 @@
       <w:spacing w:line="240" w:lineRule="auto"/>
     </w:pPr>
     <w:rPr>
+      <w:rFonts w:eastAsia="黑体"/>
       <w:b/>
       <w:bCs/>
       <w:color w:themeColor="accent1" w:val="4F81BD"/>
@@ -4126,6 +4477,7 @@
     <w:qFormat/>
     <w:rsid w:val="00FC693F"/>
     <w:rPr>
+      <w:rFonts w:eastAsia="黑体"/>
       <w:b/>
       <w:bCs/>
     </w:rPr>
@@ -4137,6 +4489,7 @@
     <w:qFormat/>
     <w:rsid w:val="00FC693F"/>
     <w:rPr>
+      <w:rFonts w:eastAsia="黑体"/>
       <w:i/>
       <w:iCs/>
     </w:rPr>
@@ -4157,6 +4510,7 @@
       <w:ind w:left="936" w:right="936"/>
     </w:pPr>
     <w:rPr>
+      <w:rFonts w:eastAsia="黑体"/>
       <w:b/>
       <w:bCs/>
       <w:i/>
@@ -4171,6 +4525,7 @@
     <w:uiPriority w:val="30"/>
     <w:rsid w:val="00FC693F"/>
     <w:rPr>
+      <w:rFonts w:eastAsia="黑体"/>
       <w:b/>
       <w:bCs/>
       <w:i/>
@@ -4185,6 +4540,7 @@
     <w:qFormat/>
     <w:rsid w:val="00FC693F"/>
     <w:rPr>
+      <w:rFonts w:eastAsia="黑体"/>
       <w:i/>
       <w:iCs/>
       <w:color w:themeColor="text1" w:themeTint="7F" w:val="808080"/>
@@ -4197,6 +4553,7 @@
     <w:qFormat/>
     <w:rsid w:val="00FC693F"/>
     <w:rPr>
+      <w:rFonts w:eastAsia="黑体"/>
       <w:b/>
       <w:bCs/>
       <w:i/>
@@ -4211,6 +4568,7 @@
     <w:qFormat/>
     <w:rsid w:val="00FC693F"/>
     <w:rPr>
+      <w:rFonts w:eastAsia="黑体"/>
       <w:smallCaps/>
       <w:color w:themeColor="accent2" w:val="C0504D"/>
       <w:u w:val="single"/>
@@ -4223,6 +4581,7 @@
     <w:qFormat/>
     <w:rsid w:val="00FC693F"/>
     <w:rPr>
+      <w:rFonts w:eastAsia="黑体"/>
       <w:b/>
       <w:bCs/>
       <w:smallCaps/>
@@ -4238,6 +4597,7 @@
     <w:qFormat/>
     <w:rsid w:val="00FC693F"/>
     <w:rPr>
+      <w:rFonts w:eastAsia="黑体"/>
       <w:b/>
       <w:bCs/>
       <w:smallCaps/>
@@ -4292,6 +4652,7 @@
       <w:spacing w:after="0" w:line="240" w:lineRule="auto"/>
     </w:pPr>
     <w:rPr>
+      <w:rFonts w:eastAsia="黑体"/>
       <w:color w:themeColor="text1" w:themeShade="BF" w:val="000000"/>
     </w:rPr>
     <w:tblPr>
@@ -4314,6 +4675,7 @@
         <w:spacing w:after="0" w:before="0" w:line="240" w:lineRule="auto"/>
       </w:pPr>
       <w:rPr>
+        <w:rFonts w:eastAsia="黑体"/>
         <w:b/>
         <w:bCs/>
       </w:rPr>
@@ -4334,6 +4696,7 @@
         <w:spacing w:after="0" w:before="0" w:line="240" w:lineRule="auto"/>
       </w:pPr>
       <w:rPr>
+        <w:rFonts w:eastAsia="黑体"/>
         <w:b/>
         <w:bCs/>
       </w:rPr>
@@ -4351,12 +4714,14 @@
     </w:tblStylePr>
     <w:tblStylePr w:type="firstCol">
       <w:rPr>
+        <w:rFonts w:eastAsia="黑体"/>
         <w:b/>
         <w:bCs/>
       </w:rPr>
     </w:tblStylePr>
     <w:tblStylePr w:type="lastCol">
       <w:rPr>
+        <w:rFonts w:eastAsia="黑体"/>
         <w:b/>
         <w:bCs/>
       </w:rPr>
@@ -4395,6 +4760,7 @@
       <w:spacing w:after="0" w:line="240" w:lineRule="auto"/>
     </w:pPr>
     <w:rPr>
+      <w:rFonts w:eastAsia="黑体"/>
       <w:color w:themeColor="accent1" w:themeShade="BF" w:val="365F91"/>
     </w:rPr>
     <w:tblPr>
@@ -4417,6 +4783,7 @@
         <w:spacing w:after="0" w:before="0" w:line="240" w:lineRule="auto"/>
       </w:pPr>
       <w:rPr>
+        <w:rFonts w:eastAsia="黑体"/>
         <w:b/>
         <w:bCs/>
       </w:rPr>
@@ -4437,6 +4804,7 @@
         <w:spacing w:after="0" w:before="0" w:line="240" w:lineRule="auto"/>
       </w:pPr>
       <w:rPr>
+        <w:rFonts w:eastAsia="黑体"/>
         <w:b/>
         <w:bCs/>
       </w:rPr>
@@ -4454,12 +4822,14 @@
     </w:tblStylePr>
     <w:tblStylePr w:type="firstCol">
       <w:rPr>
+        <w:rFonts w:eastAsia="黑体"/>
         <w:b/>
         <w:bCs/>
       </w:rPr>
     </w:tblStylePr>
     <w:tblStylePr w:type="lastCol">
       <w:rPr>
+        <w:rFonts w:eastAsia="黑体"/>
         <w:b/>
         <w:bCs/>
       </w:rPr>
@@ -4498,6 +4868,7 @@
       <w:spacing w:after="0" w:line="240" w:lineRule="auto"/>
     </w:pPr>
     <w:rPr>
+      <w:rFonts w:eastAsia="黑体"/>
       <w:color w:themeColor="accent2" w:themeShade="BF" w:val="943634"/>
     </w:rPr>
     <w:tblPr>
@@ -4520,6 +4891,7 @@
         <w:spacing w:after="0" w:before="0" w:line="240" w:lineRule="auto"/>
       </w:pPr>
       <w:rPr>
+        <w:rFonts w:eastAsia="黑体"/>
         <w:b/>
         <w:bCs/>
       </w:rPr>
@@ -4540,6 +4912,7 @@
         <w:spacing w:after="0" w:before="0" w:line="240" w:lineRule="auto"/>
       </w:pPr>
       <w:rPr>
+        <w:rFonts w:eastAsia="黑体"/>
         <w:b/>
         <w:bCs/>
       </w:rPr>
@@ -4557,12 +4930,14 @@
     </w:tblStylePr>
     <w:tblStylePr w:type="firstCol">
       <w:rPr>
+        <w:rFonts w:eastAsia="黑体"/>
         <w:b/>
         <w:bCs/>
       </w:rPr>
     </w:tblStylePr>
     <w:tblStylePr w:type="lastCol">
       <w:rPr>
+        <w:rFonts w:eastAsia="黑体"/>
         <w:b/>
         <w:bCs/>
       </w:rPr>
@@ -4601,6 +4976,7 @@
       <w:spacing w:after="0" w:line="240" w:lineRule="auto"/>
     </w:pPr>
     <w:rPr>
+      <w:rFonts w:eastAsia="黑体"/>
       <w:color w:themeColor="accent3" w:themeShade="BF" w:val="76923C"/>
     </w:rPr>
     <w:tblPr>
@@ -4623,6 +4999,7 @@
         <w:spacing w:after="0" w:before="0" w:line="240" w:lineRule="auto"/>
       </w:pPr>
       <w:rPr>
+        <w:rFonts w:eastAsia="黑体"/>
         <w:b/>
         <w:bCs/>
       </w:rPr>
@@ -4643,6 +5020,7 @@
         <w:spacing w:after="0" w:before="0" w:line="240" w:lineRule="auto"/>
       </w:pPr>
       <w:rPr>
+        <w:rFonts w:eastAsia="黑体"/>
         <w:b/>
         <w:bCs/>
       </w:rPr>
@@ -4660,12 +5038,14 @@
     </w:tblStylePr>
     <w:tblStylePr w:type="firstCol">
       <w:rPr>
+        <w:rFonts w:eastAsia="黑体"/>
         <w:b/>
         <w:bCs/>
       </w:rPr>
     </w:tblStylePr>
     <w:tblStylePr w:type="lastCol">
       <w:rPr>
+        <w:rFonts w:eastAsia="黑体"/>
         <w:b/>
         <w:bCs/>
       </w:rPr>
@@ -4704,6 +5084,7 @@
       <w:spacing w:after="0" w:line="240" w:lineRule="auto"/>
     </w:pPr>
     <w:rPr>
+      <w:rFonts w:eastAsia="黑体"/>
       <w:color w:themeColor="accent4" w:themeShade="BF" w:val="5F497A"/>
     </w:rPr>
     <w:tblPr>
@@ -4726,6 +5107,7 @@
         <w:spacing w:after="0" w:before="0" w:line="240" w:lineRule="auto"/>
       </w:pPr>
       <w:rPr>
+        <w:rFonts w:eastAsia="黑体"/>
         <w:b/>
         <w:bCs/>
       </w:rPr>
@@ -4746,6 +5128,7 @@
         <w:spacing w:after="0" w:before="0" w:line="240" w:lineRule="auto"/>
       </w:pPr>
       <w:rPr>
+        <w:rFonts w:eastAsia="黑体"/>
         <w:b/>
         <w:bCs/>
       </w:rPr>
@@ -4763,12 +5146,14 @@
     </w:tblStylePr>
     <w:tblStylePr w:type="firstCol">
       <w:rPr>
+        <w:rFonts w:eastAsia="黑体"/>
         <w:b/>
         <w:bCs/>
       </w:rPr>
     </w:tblStylePr>
     <w:tblStylePr w:type="lastCol">
       <w:rPr>
+        <w:rFonts w:eastAsia="黑体"/>
         <w:b/>
         <w:bCs/>
       </w:rPr>
@@ -4807,6 +5192,7 @@
       <w:spacing w:after="0" w:line="240" w:lineRule="auto"/>
     </w:pPr>
     <w:rPr>
+      <w:rFonts w:eastAsia="黑体"/>
       <w:color w:themeColor="accent5" w:themeShade="BF" w:val="31849B"/>
     </w:rPr>
     <w:tblPr>
@@ -4829,6 +5215,7 @@
         <w:spacing w:after="0" w:before="0" w:line="240" w:lineRule="auto"/>
       </w:pPr>
       <w:rPr>
+        <w:rFonts w:eastAsia="黑体"/>
         <w:b/>
         <w:bCs/>
       </w:rPr>
@@ -4849,6 +5236,7 @@
         <w:spacing w:after="0" w:before="0" w:line="240" w:lineRule="auto"/>
       </w:pPr>
       <w:rPr>
+        <w:rFonts w:eastAsia="黑体"/>
         <w:b/>
         <w:bCs/>
       </w:rPr>
@@ -4866,12 +5254,14 @@
     </w:tblStylePr>
     <w:tblStylePr w:type="firstCol">
       <w:rPr>
+        <w:rFonts w:eastAsia="黑体"/>
         <w:b/>
         <w:bCs/>
       </w:rPr>
     </w:tblStylePr>
     <w:tblStylePr w:type="lastCol">
       <w:rPr>
+        <w:rFonts w:eastAsia="黑体"/>
         <w:b/>
         <w:bCs/>
       </w:rPr>
@@ -4910,6 +5300,7 @@
       <w:spacing w:after="0" w:line="240" w:lineRule="auto"/>
     </w:pPr>
     <w:rPr>
+      <w:rFonts w:eastAsia="黑体"/>
       <w:color w:themeColor="accent6" w:themeShade="BF" w:val="E36C0A"/>
     </w:rPr>
     <w:tblPr>
@@ -4932,6 +5323,7 @@
         <w:spacing w:after="0" w:before="0" w:line="240" w:lineRule="auto"/>
       </w:pPr>
       <w:rPr>
+        <w:rFonts w:eastAsia="黑体"/>
         <w:b/>
         <w:bCs/>
       </w:rPr>
@@ -4952,6 +5344,7 @@
         <w:spacing w:after="0" w:before="0" w:line="240" w:lineRule="auto"/>
       </w:pPr>
       <w:rPr>
+        <w:rFonts w:eastAsia="黑体"/>
         <w:b/>
         <w:bCs/>
       </w:rPr>
@@ -4969,12 +5362,14 @@
     </w:tblStylePr>
     <w:tblStylePr w:type="firstCol">
       <w:rPr>
+        <w:rFonts w:eastAsia="黑体"/>
         <w:b/>
         <w:bCs/>
       </w:rPr>
     </w:tblStylePr>
     <w:tblStylePr w:type="lastCol">
       <w:rPr>
+        <w:rFonts w:eastAsia="黑体"/>
         <w:b/>
         <w:bCs/>
       </w:rPr>
@@ -5034,6 +5429,7 @@
         <w:spacing w:after="0" w:before="0" w:line="240" w:lineRule="auto"/>
       </w:pPr>
       <w:rPr>
+        <w:rFonts w:eastAsia="黑体"/>
         <w:b/>
         <w:bCs/>
         <w:color w:themeColor="background1" w:val="FFFFFF"/>
@@ -5048,6 +5444,7 @@
         <w:spacing w:after="0" w:before="0" w:line="240" w:lineRule="auto"/>
       </w:pPr>
       <w:rPr>
+        <w:rFonts w:eastAsia="黑体"/>
         <w:b/>
         <w:bCs/>
       </w:rPr>
@@ -5063,12 +5460,14 @@
     </w:tblStylePr>
     <w:tblStylePr w:type="firstCol">
       <w:rPr>
+        <w:rFonts w:eastAsia="黑体"/>
         <w:b/>
         <w:bCs/>
       </w:rPr>
     </w:tblStylePr>
     <w:tblStylePr w:type="lastCol">
       <w:rPr>
+        <w:rFonts w:eastAsia="黑体"/>
         <w:b/>
         <w:bCs/>
       </w:rPr>
@@ -5126,6 +5525,7 @@
         <w:spacing w:after="0" w:before="0" w:line="240" w:lineRule="auto"/>
       </w:pPr>
       <w:rPr>
+        <w:rFonts w:eastAsia="黑体"/>
         <w:b/>
         <w:bCs/>
         <w:color w:themeColor="background1" w:val="FFFFFF"/>
@@ -5140,6 +5540,7 @@
         <w:spacing w:after="0" w:before="0" w:line="240" w:lineRule="auto"/>
       </w:pPr>
       <w:rPr>
+        <w:rFonts w:eastAsia="黑体"/>
         <w:b/>
         <w:bCs/>
       </w:rPr>
@@ -5155,12 +5556,14 @@
     </w:tblStylePr>
     <w:tblStylePr w:type="firstCol">
       <w:rPr>
+        <w:rFonts w:eastAsia="黑体"/>
         <w:b/>
         <w:bCs/>
       </w:rPr>
     </w:tblStylePr>
     <w:tblStylePr w:type="lastCol">
       <w:rPr>
+        <w:rFonts w:eastAsia="黑体"/>
         <w:b/>
         <w:bCs/>
       </w:rPr>
@@ -5218,6 +5621,7 @@
         <w:spacing w:after="0" w:before="0" w:line="240" w:lineRule="auto"/>
       </w:pPr>
       <w:rPr>
+        <w:rFonts w:eastAsia="黑体"/>
         <w:b/>
         <w:bCs/>
         <w:color w:themeColor="background1" w:val="FFFFFF"/>
@@ -5232,6 +5636,7 @@
         <w:spacing w:after="0" w:before="0" w:line="240" w:lineRule="auto"/>
       </w:pPr>
       <w:rPr>
+        <w:rFonts w:eastAsia="黑体"/>
         <w:b/>
         <w:bCs/>
       </w:rPr>
@@ -5247,12 +5652,14 @@
     </w:tblStylePr>
     <w:tblStylePr w:type="firstCol">
       <w:rPr>
+        <w:rFonts w:eastAsia="黑体"/>
         <w:b/>
         <w:bCs/>
       </w:rPr>
     </w:tblStylePr>
     <w:tblStylePr w:type="lastCol">
       <w:rPr>
+        <w:rFonts w:eastAsia="黑体"/>
         <w:b/>
         <w:bCs/>
       </w:rPr>
@@ -5310,6 +5717,7 @@
         <w:spacing w:after="0" w:before="0" w:line="240" w:lineRule="auto"/>
       </w:pPr>
       <w:rPr>
+        <w:rFonts w:eastAsia="黑体"/>
         <w:b/>
         <w:bCs/>
         <w:color w:themeColor="background1" w:val="FFFFFF"/>
@@ -5324,6 +5732,7 @@
         <w:spacing w:after="0" w:before="0" w:line="240" w:lineRule="auto"/>
       </w:pPr>
       <w:rPr>
+        <w:rFonts w:eastAsia="黑体"/>
         <w:b/>
         <w:bCs/>
       </w:rPr>
@@ -5339,12 +5748,14 @@
     </w:tblStylePr>
     <w:tblStylePr w:type="firstCol">
       <w:rPr>
+        <w:rFonts w:eastAsia="黑体"/>
         <w:b/>
         <w:bCs/>
       </w:rPr>
     </w:tblStylePr>
     <w:tblStylePr w:type="lastCol">
       <w:rPr>
+        <w:rFonts w:eastAsia="黑体"/>
         <w:b/>
         <w:bCs/>
       </w:rPr>
@@ -5402,6 +5813,7 @@
         <w:spacing w:after="0" w:before="0" w:line="240" w:lineRule="auto"/>
       </w:pPr>
       <w:rPr>
+        <w:rFonts w:eastAsia="黑体"/>
         <w:b/>
         <w:bCs/>
         <w:color w:themeColor="background1" w:val="FFFFFF"/>
@@ -5416,6 +5828,7 @@
         <w:spacing w:after="0" w:before="0" w:line="240" w:lineRule="auto"/>
       </w:pPr>
       <w:rPr>
+        <w:rFonts w:eastAsia="黑体"/>
         <w:b/>
         <w:bCs/>
       </w:rPr>
@@ -5431,12 +5844,14 @@
     </w:tblStylePr>
     <w:tblStylePr w:type="firstCol">
       <w:rPr>
+        <w:rFonts w:eastAsia="黑体"/>
         <w:b/>
         <w:bCs/>
       </w:rPr>
     </w:tblStylePr>
     <w:tblStylePr w:type="lastCol">
       <w:rPr>
+        <w:rFonts w:eastAsia="黑体"/>
         <w:b/>
         <w:bCs/>
       </w:rPr>
@@ -5494,6 +5909,7 @@
         <w:spacing w:after="0" w:before="0" w:line="240" w:lineRule="auto"/>
       </w:pPr>
       <w:rPr>
+        <w:rFonts w:eastAsia="黑体"/>
         <w:b/>
         <w:bCs/>
         <w:color w:themeColor="background1" w:val="FFFFFF"/>
@@ -5508,6 +5924,7 @@
         <w:spacing w:after="0" w:before="0" w:line="240" w:lineRule="auto"/>
       </w:pPr>
       <w:rPr>
+        <w:rFonts w:eastAsia="黑体"/>
         <w:b/>
         <w:bCs/>
       </w:rPr>
@@ -5523,12 +5940,14 @@
     </w:tblStylePr>
     <w:tblStylePr w:type="firstCol">
       <w:rPr>
+        <w:rFonts w:eastAsia="黑体"/>
         <w:b/>
         <w:bCs/>
       </w:rPr>
     </w:tblStylePr>
     <w:tblStylePr w:type="lastCol">
       <w:rPr>
+        <w:rFonts w:eastAsia="黑体"/>
         <w:b/>
         <w:bCs/>
       </w:rPr>
@@ -5586,6 +6005,7 @@
         <w:spacing w:after="0" w:before="0" w:line="240" w:lineRule="auto"/>
       </w:pPr>
       <w:rPr>
+        <w:rFonts w:eastAsia="黑体"/>
         <w:b/>
         <w:bCs/>
         <w:color w:themeColor="background1" w:val="FFFFFF"/>
@@ -5600,6 +6020,7 @@
         <w:spacing w:after="0" w:before="0" w:line="240" w:lineRule="auto"/>
       </w:pPr>
       <w:rPr>
+        <w:rFonts w:eastAsia="黑体"/>
         <w:b/>
         <w:bCs/>
       </w:rPr>
@@ -5615,12 +6036,14 @@
     </w:tblStylePr>
     <w:tblStylePr w:type="firstCol">
       <w:rPr>
+        <w:rFonts w:eastAsia="黑体"/>
         <w:b/>
         <w:bCs/>
       </w:rPr>
     </w:tblStylePr>
     <w:tblStylePr w:type="lastCol">
       <w:rPr>
+        <w:rFonts w:eastAsia="黑体"/>
         <w:b/>
         <w:bCs/>
       </w:rPr>
@@ -5680,7 +6103,7 @@
         <w:spacing w:after="0" w:before="0" w:line="240" w:lineRule="auto"/>
       </w:pPr>
       <w:rPr>
-        <w:rFonts w:asciiTheme="majorHAnsi" w:cstheme="majorBidi" w:eastAsiaTheme="majorEastAsia" w:hAnsiTheme="majorHAnsi"/>
+        <w:rFonts w:asciiTheme="majorHAnsi" w:cstheme="majorBidi" w:hAnsiTheme="majorHAnsi" w:eastAsia="黑体"/>
         <w:b/>
         <w:bCs/>
       </w:rPr>
@@ -5701,7 +6124,7 @@
         <w:spacing w:after="0" w:before="0" w:line="240" w:lineRule="auto"/>
       </w:pPr>
       <w:rPr>
-        <w:rFonts w:asciiTheme="majorHAnsi" w:cstheme="majorBidi" w:eastAsiaTheme="majorEastAsia" w:hAnsiTheme="majorHAnsi"/>
+        <w:rFonts w:asciiTheme="majorHAnsi" w:cstheme="majorBidi" w:hAnsiTheme="majorHAnsi" w:eastAsia="黑体"/>
         <w:b/>
         <w:bCs/>
       </w:rPr>
@@ -5719,14 +6142,14 @@
     </w:tblStylePr>
     <w:tblStylePr w:type="firstCol">
       <w:rPr>
-        <w:rFonts w:asciiTheme="majorHAnsi" w:cstheme="majorBidi" w:eastAsiaTheme="majorEastAsia" w:hAnsiTheme="majorHAnsi"/>
+        <w:rFonts w:asciiTheme="majorHAnsi" w:cstheme="majorBidi" w:hAnsiTheme="majorHAnsi" w:eastAsia="黑体"/>
         <w:b/>
         <w:bCs/>
       </w:rPr>
     </w:tblStylePr>
     <w:tblStylePr w:type="lastCol">
       <w:rPr>
-        <w:rFonts w:asciiTheme="majorHAnsi" w:cstheme="majorBidi" w:eastAsiaTheme="majorEastAsia" w:hAnsiTheme="majorHAnsi"/>
+        <w:rFonts w:asciiTheme="majorHAnsi" w:cstheme="majorBidi" w:hAnsiTheme="majorHAnsi" w:eastAsia="黑体"/>
         <w:b/>
         <w:bCs/>
       </w:rPr>
@@ -5810,7 +6233,7 @@
         <w:spacing w:after="0" w:before="0" w:line="240" w:lineRule="auto"/>
       </w:pPr>
       <w:rPr>
-        <w:rFonts w:asciiTheme="majorHAnsi" w:cstheme="majorBidi" w:eastAsiaTheme="majorEastAsia" w:hAnsiTheme="majorHAnsi"/>
+        <w:rFonts w:asciiTheme="majorHAnsi" w:cstheme="majorBidi" w:hAnsiTheme="majorHAnsi" w:eastAsia="黑体"/>
         <w:b/>
         <w:bCs/>
       </w:rPr>
@@ -5831,7 +6254,7 @@
         <w:spacing w:after="0" w:before="0" w:line="240" w:lineRule="auto"/>
       </w:pPr>
       <w:rPr>
-        <w:rFonts w:asciiTheme="majorHAnsi" w:cstheme="majorBidi" w:eastAsiaTheme="majorEastAsia" w:hAnsiTheme="majorHAnsi"/>
+        <w:rFonts w:asciiTheme="majorHAnsi" w:cstheme="majorBidi" w:hAnsiTheme="majorHAnsi" w:eastAsia="黑体"/>
         <w:b/>
         <w:bCs/>
       </w:rPr>
@@ -5849,14 +6272,14 @@
     </w:tblStylePr>
     <w:tblStylePr w:type="firstCol">
       <w:rPr>
-        <w:rFonts w:asciiTheme="majorHAnsi" w:cstheme="majorBidi" w:eastAsiaTheme="majorEastAsia" w:hAnsiTheme="majorHAnsi"/>
+        <w:rFonts w:asciiTheme="majorHAnsi" w:cstheme="majorBidi" w:hAnsiTheme="majorHAnsi" w:eastAsia="黑体"/>
         <w:b/>
         <w:bCs/>
       </w:rPr>
     </w:tblStylePr>
     <w:tblStylePr w:type="lastCol">
       <w:rPr>
-        <w:rFonts w:asciiTheme="majorHAnsi" w:cstheme="majorBidi" w:eastAsiaTheme="majorEastAsia" w:hAnsiTheme="majorHAnsi"/>
+        <w:rFonts w:asciiTheme="majorHAnsi" w:cstheme="majorBidi" w:hAnsiTheme="majorHAnsi" w:eastAsia="黑体"/>
         <w:b/>
         <w:bCs/>
       </w:rPr>
@@ -5940,7 +6363,7 @@
         <w:spacing w:after="0" w:before="0" w:line="240" w:lineRule="auto"/>
       </w:pPr>
       <w:rPr>
-        <w:rFonts w:asciiTheme="majorHAnsi" w:cstheme="majorBidi" w:eastAsiaTheme="majorEastAsia" w:hAnsiTheme="majorHAnsi"/>
+        <w:rFonts w:asciiTheme="majorHAnsi" w:cstheme="majorBidi" w:hAnsiTheme="majorHAnsi" w:eastAsia="黑体"/>
         <w:b/>
         <w:bCs/>
       </w:rPr>
@@ -5961,7 +6384,7 @@
         <w:spacing w:after="0" w:before="0" w:line="240" w:lineRule="auto"/>
       </w:pPr>
       <w:rPr>
-        <w:rFonts w:asciiTheme="majorHAnsi" w:cstheme="majorBidi" w:eastAsiaTheme="majorEastAsia" w:hAnsiTheme="majorHAnsi"/>
+        <w:rFonts w:asciiTheme="majorHAnsi" w:cstheme="majorBidi" w:hAnsiTheme="majorHAnsi" w:eastAsia="黑体"/>
         <w:b/>
         <w:bCs/>
       </w:rPr>
@@ -5979,14 +6402,14 @@
     </w:tblStylePr>
     <w:tblStylePr w:type="firstCol">
       <w:rPr>
-        <w:rFonts w:asciiTheme="majorHAnsi" w:cstheme="majorBidi" w:eastAsiaTheme="majorEastAsia" w:hAnsiTheme="majorHAnsi"/>
+        <w:rFonts w:asciiTheme="majorHAnsi" w:cstheme="majorBidi" w:hAnsiTheme="majorHAnsi" w:eastAsia="黑体"/>
         <w:b/>
         <w:bCs/>
       </w:rPr>
     </w:tblStylePr>
     <w:tblStylePr w:type="lastCol">
       <w:rPr>
-        <w:rFonts w:asciiTheme="majorHAnsi" w:cstheme="majorBidi" w:eastAsiaTheme="majorEastAsia" w:hAnsiTheme="majorHAnsi"/>
+        <w:rFonts w:asciiTheme="majorHAnsi" w:cstheme="majorBidi" w:hAnsiTheme="majorHAnsi" w:eastAsia="黑体"/>
         <w:b/>
         <w:bCs/>
       </w:rPr>
@@ -6070,7 +6493,7 @@
         <w:spacing w:after="0" w:before="0" w:line="240" w:lineRule="auto"/>
       </w:pPr>
       <w:rPr>
-        <w:rFonts w:asciiTheme="majorHAnsi" w:cstheme="majorBidi" w:eastAsiaTheme="majorEastAsia" w:hAnsiTheme="majorHAnsi"/>
+        <w:rFonts w:asciiTheme="majorHAnsi" w:cstheme="majorBidi" w:hAnsiTheme="majorHAnsi" w:eastAsia="黑体"/>
         <w:b/>
         <w:bCs/>
       </w:rPr>
@@ -6091,7 +6514,7 @@
         <w:spacing w:after="0" w:before="0" w:line="240" w:lineRule="auto"/>
       </w:pPr>
       <w:rPr>
-        <w:rFonts w:asciiTheme="majorHAnsi" w:cstheme="majorBidi" w:eastAsiaTheme="majorEastAsia" w:hAnsiTheme="majorHAnsi"/>
+        <w:rFonts w:asciiTheme="majorHAnsi" w:cstheme="majorBidi" w:hAnsiTheme="majorHAnsi" w:eastAsia="黑体"/>
         <w:b/>
         <w:bCs/>
       </w:rPr>
@@ -6109,14 +6532,14 @@
     </w:tblStylePr>
     <w:tblStylePr w:type="firstCol">
       <w:rPr>
-        <w:rFonts w:asciiTheme="majorHAnsi" w:cstheme="majorBidi" w:eastAsiaTheme="majorEastAsia" w:hAnsiTheme="majorHAnsi"/>
+        <w:rFonts w:asciiTheme="majorHAnsi" w:cstheme="majorBidi" w:hAnsiTheme="majorHAnsi" w:eastAsia="黑体"/>
         <w:b/>
         <w:bCs/>
       </w:rPr>
     </w:tblStylePr>
     <w:tblStylePr w:type="lastCol">
       <w:rPr>
-        <w:rFonts w:asciiTheme="majorHAnsi" w:cstheme="majorBidi" w:eastAsiaTheme="majorEastAsia" w:hAnsiTheme="majorHAnsi"/>
+        <w:rFonts w:asciiTheme="majorHAnsi" w:cstheme="majorBidi" w:hAnsiTheme="majorHAnsi" w:eastAsia="黑体"/>
         <w:b/>
         <w:bCs/>
       </w:rPr>
@@ -6200,7 +6623,7 @@
         <w:spacing w:after="0" w:before="0" w:line="240" w:lineRule="auto"/>
       </w:pPr>
       <w:rPr>
-        <w:rFonts w:asciiTheme="majorHAnsi" w:cstheme="majorBidi" w:eastAsiaTheme="majorEastAsia" w:hAnsiTheme="majorHAnsi"/>
+        <w:rFonts w:asciiTheme="majorHAnsi" w:cstheme="majorBidi" w:hAnsiTheme="majorHAnsi" w:eastAsia="黑体"/>
         <w:b/>
         <w:bCs/>
       </w:rPr>
@@ -6221,7 +6644,7 @@
         <w:spacing w:after="0" w:before="0" w:line="240" w:lineRule="auto"/>
       </w:pPr>
       <w:rPr>
-        <w:rFonts w:asciiTheme="majorHAnsi" w:cstheme="majorBidi" w:eastAsiaTheme="majorEastAsia" w:hAnsiTheme="majorHAnsi"/>
+        <w:rFonts w:asciiTheme="majorHAnsi" w:cstheme="majorBidi" w:hAnsiTheme="majorHAnsi" w:eastAsia="黑体"/>
         <w:b/>
         <w:bCs/>
       </w:rPr>
@@ -6239,14 +6662,14 @@
     </w:tblStylePr>
     <w:tblStylePr w:type="firstCol">
       <w:rPr>
-        <w:rFonts w:asciiTheme="majorHAnsi" w:cstheme="majorBidi" w:eastAsiaTheme="majorEastAsia" w:hAnsiTheme="majorHAnsi"/>
+        <w:rFonts w:asciiTheme="majorHAnsi" w:cstheme="majorBidi" w:hAnsiTheme="majorHAnsi" w:eastAsia="黑体"/>
         <w:b/>
         <w:bCs/>
       </w:rPr>
     </w:tblStylePr>
     <w:tblStylePr w:type="lastCol">
       <w:rPr>
-        <w:rFonts w:asciiTheme="majorHAnsi" w:cstheme="majorBidi" w:eastAsiaTheme="majorEastAsia" w:hAnsiTheme="majorHAnsi"/>
+        <w:rFonts w:asciiTheme="majorHAnsi" w:cstheme="majorBidi" w:hAnsiTheme="majorHAnsi" w:eastAsia="黑体"/>
         <w:b/>
         <w:bCs/>
       </w:rPr>
@@ -6330,7 +6753,7 @@
         <w:spacing w:after="0" w:before="0" w:line="240" w:lineRule="auto"/>
       </w:pPr>
       <w:rPr>
-        <w:rFonts w:asciiTheme="majorHAnsi" w:cstheme="majorBidi" w:eastAsiaTheme="majorEastAsia" w:hAnsiTheme="majorHAnsi"/>
+        <w:rFonts w:asciiTheme="majorHAnsi" w:cstheme="majorBidi" w:hAnsiTheme="majorHAnsi" w:eastAsia="黑体"/>
         <w:b/>
         <w:bCs/>
       </w:rPr>
@@ -6351,7 +6774,7 @@
         <w:spacing w:after="0" w:before="0" w:line="240" w:lineRule="auto"/>
       </w:pPr>
       <w:rPr>
-        <w:rFonts w:asciiTheme="majorHAnsi" w:cstheme="majorBidi" w:eastAsiaTheme="majorEastAsia" w:hAnsiTheme="majorHAnsi"/>
+        <w:rFonts w:asciiTheme="majorHAnsi" w:cstheme="majorBidi" w:hAnsiTheme="majorHAnsi" w:eastAsia="黑体"/>
         <w:b/>
         <w:bCs/>
       </w:rPr>
@@ -6369,14 +6792,14 @@
     </w:tblStylePr>
     <w:tblStylePr w:type="firstCol">
       <w:rPr>
-        <w:rFonts w:asciiTheme="majorHAnsi" w:cstheme="majorBidi" w:eastAsiaTheme="majorEastAsia" w:hAnsiTheme="majorHAnsi"/>
+        <w:rFonts w:asciiTheme="majorHAnsi" w:cstheme="majorBidi" w:hAnsiTheme="majorHAnsi" w:eastAsia="黑体"/>
         <w:b/>
         <w:bCs/>
       </w:rPr>
     </w:tblStylePr>
     <w:tblStylePr w:type="lastCol">
       <w:rPr>
-        <w:rFonts w:asciiTheme="majorHAnsi" w:cstheme="majorBidi" w:eastAsiaTheme="majorEastAsia" w:hAnsiTheme="majorHAnsi"/>
+        <w:rFonts w:asciiTheme="majorHAnsi" w:cstheme="majorBidi" w:hAnsiTheme="majorHAnsi" w:eastAsia="黑体"/>
         <w:b/>
         <w:bCs/>
       </w:rPr>
@@ -6460,7 +6883,7 @@
         <w:spacing w:after="0" w:before="0" w:line="240" w:lineRule="auto"/>
       </w:pPr>
       <w:rPr>
-        <w:rFonts w:asciiTheme="majorHAnsi" w:cstheme="majorBidi" w:eastAsiaTheme="majorEastAsia" w:hAnsiTheme="majorHAnsi"/>
+        <w:rFonts w:asciiTheme="majorHAnsi" w:cstheme="majorBidi" w:hAnsiTheme="majorHAnsi" w:eastAsia="黑体"/>
         <w:b/>
         <w:bCs/>
       </w:rPr>
@@ -6481,7 +6904,7 @@
         <w:spacing w:after="0" w:before="0" w:line="240" w:lineRule="auto"/>
       </w:pPr>
       <w:rPr>
-        <w:rFonts w:asciiTheme="majorHAnsi" w:cstheme="majorBidi" w:eastAsiaTheme="majorEastAsia" w:hAnsiTheme="majorHAnsi"/>
+        <w:rFonts w:asciiTheme="majorHAnsi" w:cstheme="majorBidi" w:hAnsiTheme="majorHAnsi" w:eastAsia="黑体"/>
         <w:b/>
         <w:bCs/>
       </w:rPr>
@@ -6499,14 +6922,14 @@
     </w:tblStylePr>
     <w:tblStylePr w:type="firstCol">
       <w:rPr>
-        <w:rFonts w:asciiTheme="majorHAnsi" w:cstheme="majorBidi" w:eastAsiaTheme="majorEastAsia" w:hAnsiTheme="majorHAnsi"/>
+        <w:rFonts w:asciiTheme="majorHAnsi" w:cstheme="majorBidi" w:hAnsiTheme="majorHAnsi" w:eastAsia="黑体"/>
         <w:b/>
         <w:bCs/>
       </w:rPr>
     </w:tblStylePr>
     <w:tblStylePr w:type="lastCol">
       <w:rPr>
-        <w:rFonts w:asciiTheme="majorHAnsi" w:cstheme="majorBidi" w:eastAsiaTheme="majorEastAsia" w:hAnsiTheme="majorHAnsi"/>
+        <w:rFonts w:asciiTheme="majorHAnsi" w:cstheme="majorBidi" w:hAnsiTheme="majorHAnsi" w:eastAsia="黑体"/>
         <w:b/>
         <w:bCs/>
       </w:rPr>
@@ -6589,6 +7012,7 @@
         <w:spacing w:after="0" w:before="0" w:line="240" w:lineRule="auto"/>
       </w:pPr>
       <w:rPr>
+        <w:rFonts w:eastAsia="黑体"/>
         <w:b/>
         <w:bCs/>
         <w:color w:themeColor="background1" w:val="FFFFFF"/>
@@ -6611,6 +7035,7 @@
         <w:spacing w:after="0" w:before="0" w:line="240" w:lineRule="auto"/>
       </w:pPr>
       <w:rPr>
+        <w:rFonts w:eastAsia="黑体"/>
         <w:b/>
         <w:bCs/>
       </w:rPr>
@@ -6628,12 +7053,14 @@
     </w:tblStylePr>
     <w:tblStylePr w:type="firstCol">
       <w:rPr>
+        <w:rFonts w:eastAsia="黑体"/>
         <w:b/>
         <w:bCs/>
       </w:rPr>
     </w:tblStylePr>
     <w:tblStylePr w:type="lastCol">
       <w:rPr>
+        <w:rFonts w:eastAsia="黑体"/>
         <w:b/>
         <w:bCs/>
       </w:rPr>
@@ -6695,6 +7122,7 @@
         <w:spacing w:after="0" w:before="0" w:line="240" w:lineRule="auto"/>
       </w:pPr>
       <w:rPr>
+        <w:rFonts w:eastAsia="黑体"/>
         <w:b/>
         <w:bCs/>
         <w:color w:themeColor="background1" w:val="FFFFFF"/>
@@ -6717,6 +7145,7 @@
         <w:spacing w:after="0" w:before="0" w:line="240" w:lineRule="auto"/>
       </w:pPr>
       <w:rPr>
+        <w:rFonts w:eastAsia="黑体"/>
         <w:b/>
         <w:bCs/>
       </w:rPr>
@@ -6734,12 +7163,14 @@
     </w:tblStylePr>
     <w:tblStylePr w:type="firstCol">
       <w:rPr>
+        <w:rFonts w:eastAsia="黑体"/>
         <w:b/>
         <w:bCs/>
       </w:rPr>
     </w:tblStylePr>
     <w:tblStylePr w:type="lastCol">
       <w:rPr>
+        <w:rFonts w:eastAsia="黑体"/>
         <w:b/>
         <w:bCs/>
       </w:rPr>
@@ -6801,6 +7232,7 @@
         <w:spacing w:after="0" w:before="0" w:line="240" w:lineRule="auto"/>
       </w:pPr>
       <w:rPr>
+        <w:rFonts w:eastAsia="黑体"/>
         <w:b/>
         <w:bCs/>
         <w:color w:themeColor="background1" w:val="FFFFFF"/>
@@ -6823,6 +7255,7 @@
         <w:spacing w:after="0" w:before="0" w:line="240" w:lineRule="auto"/>
       </w:pPr>
       <w:rPr>
+        <w:rFonts w:eastAsia="黑体"/>
         <w:b/>
         <w:bCs/>
       </w:rPr>
@@ -6840,12 +7273,14 @@
     </w:tblStylePr>
     <w:tblStylePr w:type="firstCol">
       <w:rPr>
+        <w:rFonts w:eastAsia="黑体"/>
         <w:b/>
         <w:bCs/>
       </w:rPr>
     </w:tblStylePr>
     <w:tblStylePr w:type="lastCol">
       <w:rPr>
+        <w:rFonts w:eastAsia="黑体"/>
         <w:b/>
         <w:bCs/>
       </w:rPr>
@@ -6907,6 +7342,7 @@
         <w:spacing w:after="0" w:before="0" w:line="240" w:lineRule="auto"/>
       </w:pPr>
       <w:rPr>
+        <w:rFonts w:eastAsia="黑体"/>
         <w:b/>
         <w:bCs/>
         <w:color w:themeColor="background1" w:val="FFFFFF"/>
@@ -6929,6 +7365,7 @@
         <w:spacing w:after="0" w:before="0" w:line="240" w:lineRule="auto"/>
       </w:pPr>
       <w:rPr>
+        <w:rFonts w:eastAsia="黑体"/>
         <w:b/>
         <w:bCs/>
       </w:rPr>
@@ -6946,12 +7383,14 @@
     </w:tblStylePr>
     <w:tblStylePr w:type="firstCol">
       <w:rPr>
+        <w:rFonts w:eastAsia="黑体"/>
         <w:b/>
         <w:bCs/>
       </w:rPr>
     </w:tblStylePr>
     <w:tblStylePr w:type="lastCol">
       <w:rPr>
+        <w:rFonts w:eastAsia="黑体"/>
         <w:b/>
         <w:bCs/>
       </w:rPr>
@@ -7013,6 +7452,7 @@
         <w:spacing w:after="0" w:before="0" w:line="240" w:lineRule="auto"/>
       </w:pPr>
       <w:rPr>
+        <w:rFonts w:eastAsia="黑体"/>
         <w:b/>
         <w:bCs/>
         <w:color w:themeColor="background1" w:val="FFFFFF"/>
@@ -7035,6 +7475,7 @@
         <w:spacing w:after="0" w:before="0" w:line="240" w:lineRule="auto"/>
       </w:pPr>
       <w:rPr>
+        <w:rFonts w:eastAsia="黑体"/>
         <w:b/>
         <w:bCs/>
       </w:rPr>
@@ -7052,12 +7493,14 @@
     </w:tblStylePr>
     <w:tblStylePr w:type="firstCol">
       <w:rPr>
+        <w:rFonts w:eastAsia="黑体"/>
         <w:b/>
         <w:bCs/>
       </w:rPr>
     </w:tblStylePr>
     <w:tblStylePr w:type="lastCol">
       <w:rPr>
+        <w:rFonts w:eastAsia="黑体"/>
         <w:b/>
         <w:bCs/>
       </w:rPr>
@@ -7119,6 +7562,7 @@
         <w:spacing w:after="0" w:before="0" w:line="240" w:lineRule="auto"/>
       </w:pPr>
       <w:rPr>
+        <w:rFonts w:eastAsia="黑体"/>
         <w:b/>
         <w:bCs/>
         <w:color w:themeColor="background1" w:val="FFFFFF"/>
@@ -7141,6 +7585,7 @@
         <w:spacing w:after="0" w:before="0" w:line="240" w:lineRule="auto"/>
       </w:pPr>
       <w:rPr>
+        <w:rFonts w:eastAsia="黑体"/>
         <w:b/>
         <w:bCs/>
       </w:rPr>
@@ -7158,12 +7603,14 @@
     </w:tblStylePr>
     <w:tblStylePr w:type="firstCol">
       <w:rPr>
+        <w:rFonts w:eastAsia="黑体"/>
         <w:b/>
         <w:bCs/>
       </w:rPr>
     </w:tblStylePr>
     <w:tblStylePr w:type="lastCol">
       <w:rPr>
+        <w:rFonts w:eastAsia="黑体"/>
         <w:b/>
         <w:bCs/>
       </w:rPr>
@@ -7225,6 +7672,7 @@
         <w:spacing w:after="0" w:before="0" w:line="240" w:lineRule="auto"/>
       </w:pPr>
       <w:rPr>
+        <w:rFonts w:eastAsia="黑体"/>
         <w:b/>
         <w:bCs/>
         <w:color w:themeColor="background1" w:val="FFFFFF"/>
@@ -7247,6 +7695,7 @@
         <w:spacing w:after="0" w:before="0" w:line="240" w:lineRule="auto"/>
       </w:pPr>
       <w:rPr>
+        <w:rFonts w:eastAsia="黑体"/>
         <w:b/>
         <w:bCs/>
       </w:rPr>
@@ -7264,12 +7713,14 @@
     </w:tblStylePr>
     <w:tblStylePr w:type="firstCol">
       <w:rPr>
+        <w:rFonts w:eastAsia="黑体"/>
         <w:b/>
         <w:bCs/>
       </w:rPr>
     </w:tblStylePr>
     <w:tblStylePr w:type="lastCol">
       <w:rPr>
+        <w:rFonts w:eastAsia="黑体"/>
         <w:b/>
         <w:bCs/>
       </w:rPr>
@@ -7328,6 +7779,7 @@
         <w:spacing w:after="0" w:before="0" w:line="240" w:lineRule="auto"/>
       </w:pPr>
       <w:rPr>
+        <w:rFonts w:eastAsia="黑体"/>
         <w:b/>
         <w:bCs/>
         <w:color w:themeColor="background1" w:val="FFFFFF"/>
@@ -7350,6 +7802,7 @@
         <w:spacing w:after="0" w:before="0" w:line="240" w:lineRule="auto"/>
       </w:pPr>
       <w:rPr>
+        <w:rFonts w:eastAsia="黑体"/>
         <w:color w:val="auto"/>
       </w:rPr>
       <w:tblPr/>
@@ -7367,6 +7820,7 @@
     </w:tblStylePr>
     <w:tblStylePr w:type="firstCol">
       <w:rPr>
+        <w:rFonts w:eastAsia="黑体"/>
         <w:b/>
         <w:bCs/>
         <w:color w:themeColor="background1" w:val="FFFFFF"/>
@@ -7386,6 +7840,7 @@
     </w:tblStylePr>
     <w:tblStylePr w:type="lastCol">
       <w:rPr>
+        <w:rFonts w:eastAsia="黑体"/>
         <w:b/>
         <w:bCs/>
         <w:color w:themeColor="background1" w:val="FFFFFF"/>
@@ -7434,6 +7889,7 @@
     </w:tblStylePr>
     <w:tblStylePr w:type="nwCell">
       <w:rPr>
+        <w:rFonts w:eastAsia="黑体"/>
         <w:color w:themeColor="background1" w:val="FFFFFF"/>
       </w:rPr>
       <w:tblPr/>
@@ -7477,6 +7933,7 @@
         <w:spacing w:after="0" w:before="0" w:line="240" w:lineRule="auto"/>
       </w:pPr>
       <w:rPr>
+        <w:rFonts w:eastAsia="黑体"/>
         <w:b/>
         <w:bCs/>
         <w:color w:themeColor="background1" w:val="FFFFFF"/>
@@ -7499,6 +7956,7 @@
         <w:spacing w:after="0" w:before="0" w:line="240" w:lineRule="auto"/>
       </w:pPr>
       <w:rPr>
+        <w:rFonts w:eastAsia="黑体"/>
         <w:color w:val="auto"/>
       </w:rPr>
       <w:tblPr/>
@@ -7516,6 +7974,7 @@
     </w:tblStylePr>
     <w:tblStylePr w:type="firstCol">
       <w:rPr>
+        <w:rFonts w:eastAsia="黑体"/>
         <w:b/>
         <w:bCs/>
         <w:color w:themeColor="background1" w:val="FFFFFF"/>
@@ -7535,6 +7994,7 @@
     </w:tblStylePr>
     <w:tblStylePr w:type="lastCol">
       <w:rPr>
+        <w:rFonts w:eastAsia="黑体"/>
         <w:b/>
         <w:bCs/>
         <w:color w:themeColor="background1" w:val="FFFFFF"/>
@@ -7583,6 +8043,7 @@
     </w:tblStylePr>
     <w:tblStylePr w:type="nwCell">
       <w:rPr>
+        <w:rFonts w:eastAsia="黑体"/>
         <w:color w:themeColor="background1" w:val="FFFFFF"/>
       </w:rPr>
       <w:tblPr/>
@@ -7626,6 +8087,7 @@
         <w:spacing w:after="0" w:before="0" w:line="240" w:lineRule="auto"/>
       </w:pPr>
       <w:rPr>
+        <w:rFonts w:eastAsia="黑体"/>
         <w:b/>
         <w:bCs/>
         <w:color w:themeColor="background1" w:val="FFFFFF"/>
@@ -7648,6 +8110,7 @@
         <w:spacing w:after="0" w:before="0" w:line="240" w:lineRule="auto"/>
       </w:pPr>
       <w:rPr>
+        <w:rFonts w:eastAsia="黑体"/>
         <w:color w:val="auto"/>
       </w:rPr>
       <w:tblPr/>
@@ -7665,6 +8128,7 @@
     </w:tblStylePr>
     <w:tblStylePr w:type="firstCol">
       <w:rPr>
+        <w:rFonts w:eastAsia="黑体"/>
         <w:b/>
         <w:bCs/>
         <w:color w:themeColor="background1" w:val="FFFFFF"/>
@@ -7684,6 +8148,7 @@
     </w:tblStylePr>
     <w:tblStylePr w:type="lastCol">
       <w:rPr>
+        <w:rFonts w:eastAsia="黑体"/>
         <w:b/>
         <w:bCs/>
         <w:color w:themeColor="background1" w:val="FFFFFF"/>
@@ -7732,6 +8197,7 @@
     </w:tblStylePr>
     <w:tblStylePr w:type="nwCell">
       <w:rPr>
+        <w:rFonts w:eastAsia="黑体"/>
         <w:color w:themeColor="background1" w:val="FFFFFF"/>
       </w:rPr>
       <w:tblPr/>
@@ -7775,6 +8241,7 @@
         <w:spacing w:after="0" w:before="0" w:line="240" w:lineRule="auto"/>
       </w:pPr>
       <w:rPr>
+        <w:rFonts w:eastAsia="黑体"/>
         <w:b/>
         <w:bCs/>
         <w:color w:themeColor="background1" w:val="FFFFFF"/>
@@ -7797,6 +8264,7 @@
         <w:spacing w:after="0" w:before="0" w:line="240" w:lineRule="auto"/>
       </w:pPr>
       <w:rPr>
+        <w:rFonts w:eastAsia="黑体"/>
         <w:color w:val="auto"/>
       </w:rPr>
       <w:tblPr/>
@@ -7814,6 +8282,7 @@
     </w:tblStylePr>
     <w:tblStylePr w:type="firstCol">
       <w:rPr>
+        <w:rFonts w:eastAsia="黑体"/>
         <w:b/>
         <w:bCs/>
         <w:color w:themeColor="background1" w:val="FFFFFF"/>
@@ -7833,6 +8302,7 @@
     </w:tblStylePr>
     <w:tblStylePr w:type="lastCol">
       <w:rPr>
+        <w:rFonts w:eastAsia="黑体"/>
         <w:b/>
         <w:bCs/>
         <w:color w:themeColor="background1" w:val="FFFFFF"/>
@@ -7881,6 +8351,7 @@
     </w:tblStylePr>
     <w:tblStylePr w:type="nwCell">
       <w:rPr>
+        <w:rFonts w:eastAsia="黑体"/>
         <w:color w:themeColor="background1" w:val="FFFFFF"/>
       </w:rPr>
       <w:tblPr/>
@@ -7924,6 +8395,7 @@
         <w:spacing w:after="0" w:before="0" w:line="240" w:lineRule="auto"/>
       </w:pPr>
       <w:rPr>
+        <w:rFonts w:eastAsia="黑体"/>
         <w:b/>
         <w:bCs/>
         <w:color w:themeColor="background1" w:val="FFFFFF"/>
@@ -7946,6 +8418,7 @@
         <w:spacing w:after="0" w:before="0" w:line="240" w:lineRule="auto"/>
       </w:pPr>
       <w:rPr>
+        <w:rFonts w:eastAsia="黑体"/>
         <w:color w:val="auto"/>
       </w:rPr>
       <w:tblPr/>
@@ -7963,6 +8436,7 @@
     </w:tblStylePr>
     <w:tblStylePr w:type="firstCol">
       <w:rPr>
+        <w:rFonts w:eastAsia="黑体"/>
         <w:b/>
         <w:bCs/>
         <w:color w:themeColor="background1" w:val="FFFFFF"/>
@@ -7982,6 +8456,7 @@
     </w:tblStylePr>
     <w:tblStylePr w:type="lastCol">
       <w:rPr>
+        <w:rFonts w:eastAsia="黑体"/>
         <w:b/>
         <w:bCs/>
         <w:color w:themeColor="background1" w:val="FFFFFF"/>
@@ -8030,6 +8505,7 @@
     </w:tblStylePr>
     <w:tblStylePr w:type="nwCell">
       <w:rPr>
+        <w:rFonts w:eastAsia="黑体"/>
         <w:color w:themeColor="background1" w:val="FFFFFF"/>
       </w:rPr>
       <w:tblPr/>
@@ -8073,6 +8549,7 @@
         <w:spacing w:after="0" w:before="0" w:line="240" w:lineRule="auto"/>
       </w:pPr>
       <w:rPr>
+        <w:rFonts w:eastAsia="黑体"/>
         <w:b/>
         <w:bCs/>
         <w:color w:themeColor="background1" w:val="FFFFFF"/>
@@ -8095,6 +8572,7 @@
         <w:spacing w:after="0" w:before="0" w:line="240" w:lineRule="auto"/>
       </w:pPr>
       <w:rPr>
+        <w:rFonts w:eastAsia="黑体"/>
         <w:color w:val="auto"/>
       </w:rPr>
       <w:tblPr/>
@@ -8112,6 +8590,7 @@
     </w:tblStylePr>
     <w:tblStylePr w:type="firstCol">
       <w:rPr>
+        <w:rFonts w:eastAsia="黑体"/>
         <w:b/>
         <w:bCs/>
         <w:color w:themeColor="background1" w:val="FFFFFF"/>
@@ -8131,6 +8610,7 @@
     </w:tblStylePr>
     <w:tblStylePr w:type="lastCol">
       <w:rPr>
+        <w:rFonts w:eastAsia="黑体"/>
         <w:b/>
         <w:bCs/>
         <w:color w:themeColor="background1" w:val="FFFFFF"/>
@@ -8179,6 +8659,7 @@
     </w:tblStylePr>
     <w:tblStylePr w:type="nwCell">
       <w:rPr>
+        <w:rFonts w:eastAsia="黑体"/>
         <w:color w:themeColor="background1" w:val="FFFFFF"/>
       </w:rPr>
       <w:tblPr/>
@@ -8222,6 +8703,7 @@
         <w:spacing w:after="0" w:before="0" w:line="240" w:lineRule="auto"/>
       </w:pPr>
       <w:rPr>
+        <w:rFonts w:eastAsia="黑体"/>
         <w:b/>
         <w:bCs/>
         <w:color w:themeColor="background1" w:val="FFFFFF"/>
@@ -8244,6 +8726,7 @@
         <w:spacing w:after="0" w:before="0" w:line="240" w:lineRule="auto"/>
       </w:pPr>
       <w:rPr>
+        <w:rFonts w:eastAsia="黑体"/>
         <w:color w:val="auto"/>
       </w:rPr>
       <w:tblPr/>
@@ -8261,6 +8744,7 @@
     </w:tblStylePr>
     <w:tblStylePr w:type="firstCol">
       <w:rPr>
+        <w:rFonts w:eastAsia="黑体"/>
         <w:b/>
         <w:bCs/>
         <w:color w:themeColor="background1" w:val="FFFFFF"/>
@@ -8280,6 +8764,7 @@
     </w:tblStylePr>
     <w:tblStylePr w:type="lastCol">
       <w:rPr>
+        <w:rFonts w:eastAsia="黑体"/>
         <w:b/>
         <w:bCs/>
         <w:color w:themeColor="background1" w:val="FFFFFF"/>
@@ -8328,6 +8813,7 @@
     </w:tblStylePr>
     <w:tblStylePr w:type="nwCell">
       <w:rPr>
+        <w:rFonts w:eastAsia="黑体"/>
         <w:color w:themeColor="background1" w:val="FFFFFF"/>
       </w:rPr>
       <w:tblPr/>
@@ -8352,6 +8838,7 @@
       <w:spacing w:after="0" w:line="240" w:lineRule="auto"/>
     </w:pPr>
     <w:rPr>
+      <w:rFonts w:eastAsia="黑体"/>
       <w:color w:themeColor="text1" w:val="000000"/>
     </w:rPr>
     <w:tblPr>
@@ -8371,7 +8858,7 @@
     </w:tblPr>
     <w:tblStylePr w:type="firstRow">
       <w:rPr>
-        <w:rFonts w:asciiTheme="majorHAnsi" w:cstheme="majorBidi" w:eastAsiaTheme="majorEastAsia" w:hAnsiTheme="majorHAnsi"/>
+        <w:rFonts w:asciiTheme="majorHAnsi" w:cstheme="majorBidi" w:hAnsiTheme="majorHAnsi" w:eastAsia="黑体"/>
       </w:rPr>
       <w:tblPr/>
       <w:tcPr>
@@ -8383,6 +8870,7 @@
     </w:tblStylePr>
     <w:tblStylePr w:type="lastRow">
       <w:rPr>
+        <w:rFonts w:eastAsia="黑体"/>
         <w:b/>
         <w:bCs/>
         <w:color w:themeColor="text2" w:val="1F497D"/>
@@ -8397,12 +8885,14 @@
     </w:tblStylePr>
     <w:tblStylePr w:type="firstCol">
       <w:rPr>
+        <w:rFonts w:eastAsia="黑体"/>
         <w:b/>
         <w:bCs/>
       </w:rPr>
     </w:tblStylePr>
     <w:tblStylePr w:type="lastCol">
       <w:rPr>
+        <w:rFonts w:eastAsia="黑体"/>
         <w:b/>
         <w:bCs/>
       </w:rPr>
@@ -8436,6 +8926,7 @@
       <w:spacing w:after="0" w:line="240" w:lineRule="auto"/>
     </w:pPr>
     <w:rPr>
+      <w:rFonts w:eastAsia="黑体"/>
       <w:color w:themeColor="text1" w:val="000000"/>
     </w:rPr>
     <w:tblPr>
@@ -8455,7 +8946,7 @@
     </w:tblPr>
     <w:tblStylePr w:type="firstRow">
       <w:rPr>
-        <w:rFonts w:asciiTheme="majorHAnsi" w:cstheme="majorBidi" w:eastAsiaTheme="majorEastAsia" w:hAnsiTheme="majorHAnsi"/>
+        <w:rFonts w:asciiTheme="majorHAnsi" w:cstheme="majorBidi" w:hAnsiTheme="majorHAnsi" w:eastAsia="黑体"/>
       </w:rPr>
       <w:tblPr/>
       <w:tcPr>
@@ -8467,6 +8958,7 @@
     </w:tblStylePr>
     <w:tblStylePr w:type="lastRow">
       <w:rPr>
+        <w:rFonts w:eastAsia="黑体"/>
         <w:b/>
         <w:bCs/>
         <w:color w:themeColor="text2" w:val="1F497D"/>
@@ -8481,12 +8973,14 @@
     </w:tblStylePr>
     <w:tblStylePr w:type="firstCol">
       <w:rPr>
+        <w:rFonts w:eastAsia="黑体"/>
         <w:b/>
         <w:bCs/>
       </w:rPr>
     </w:tblStylePr>
     <w:tblStylePr w:type="lastCol">
       <w:rPr>
+        <w:rFonts w:eastAsia="黑体"/>
         <w:b/>
         <w:bCs/>
       </w:rPr>
@@ -8520,6 +9014,7 @@
       <w:spacing w:after="0" w:line="240" w:lineRule="auto"/>
     </w:pPr>
     <w:rPr>
+      <w:rFonts w:eastAsia="黑体"/>
       <w:color w:themeColor="text1" w:val="000000"/>
     </w:rPr>
     <w:tblPr>
@@ -8539,7 +9034,7 @@
     </w:tblPr>
     <w:tblStylePr w:type="firstRow">
       <w:rPr>
-        <w:rFonts w:asciiTheme="majorHAnsi" w:cstheme="majorBidi" w:eastAsiaTheme="majorEastAsia" w:hAnsiTheme="majorHAnsi"/>
+        <w:rFonts w:asciiTheme="majorHAnsi" w:cstheme="majorBidi" w:hAnsiTheme="majorHAnsi" w:eastAsia="黑体"/>
       </w:rPr>
       <w:tblPr/>
       <w:tcPr>
@@ -8551,6 +9046,7 @@
     </w:tblStylePr>
     <w:tblStylePr w:type="lastRow">
       <w:rPr>
+        <w:rFonts w:eastAsia="黑体"/>
         <w:b/>
         <w:bCs/>
         <w:color w:themeColor="text2" w:val="1F497D"/>
@@ -8565,12 +9061,14 @@
     </w:tblStylePr>
     <w:tblStylePr w:type="firstCol">
       <w:rPr>
+        <w:rFonts w:eastAsia="黑体"/>
         <w:b/>
         <w:bCs/>
       </w:rPr>
     </w:tblStylePr>
     <w:tblStylePr w:type="lastCol">
       <w:rPr>
+        <w:rFonts w:eastAsia="黑体"/>
         <w:b/>
         <w:bCs/>
       </w:rPr>
@@ -8604,6 +9102,7 @@
       <w:spacing w:after="0" w:line="240" w:lineRule="auto"/>
     </w:pPr>
     <w:rPr>
+      <w:rFonts w:eastAsia="黑体"/>
       <w:color w:themeColor="text1" w:val="000000"/>
     </w:rPr>
     <w:tblPr>
@@ -8623,7 +9122,7 @@
     </w:tblPr>
     <w:tblStylePr w:type="firstRow">
       <w:rPr>
-        <w:rFonts w:asciiTheme="majorHAnsi" w:cstheme="majorBidi" w:eastAsiaTheme="majorEastAsia" w:hAnsiTheme="majorHAnsi"/>
+        <w:rFonts w:asciiTheme="majorHAnsi" w:cstheme="majorBidi" w:hAnsiTheme="majorHAnsi" w:eastAsia="黑体"/>
       </w:rPr>
       <w:tblPr/>
       <w:tcPr>
@@ -8635,6 +9134,7 @@
     </w:tblStylePr>
     <w:tblStylePr w:type="lastRow">
       <w:rPr>
+        <w:rFonts w:eastAsia="黑体"/>
         <w:b/>
         <w:bCs/>
         <w:color w:themeColor="text2" w:val="1F497D"/>
@@ -8649,12 +9149,14 @@
     </w:tblStylePr>
     <w:tblStylePr w:type="firstCol">
       <w:rPr>
+        <w:rFonts w:eastAsia="黑体"/>
         <w:b/>
         <w:bCs/>
       </w:rPr>
     </w:tblStylePr>
     <w:tblStylePr w:type="lastCol">
       <w:rPr>
+        <w:rFonts w:eastAsia="黑体"/>
         <w:b/>
         <w:bCs/>
       </w:rPr>
@@ -8688,6 +9190,7 @@
       <w:spacing w:after="0" w:line="240" w:lineRule="auto"/>
     </w:pPr>
     <w:rPr>
+      <w:rFonts w:eastAsia="黑体"/>
       <w:color w:themeColor="text1" w:val="000000"/>
     </w:rPr>
     <w:tblPr>
@@ -8707,7 +9210,7 @@
     </w:tblPr>
     <w:tblStylePr w:type="firstRow">
       <w:rPr>
-        <w:rFonts w:asciiTheme="majorHAnsi" w:cstheme="majorBidi" w:eastAsiaTheme="majorEastAsia" w:hAnsiTheme="majorHAnsi"/>
+        <w:rFonts w:asciiTheme="majorHAnsi" w:cstheme="majorBidi" w:hAnsiTheme="majorHAnsi" w:eastAsia="黑体"/>
       </w:rPr>
       <w:tblPr/>
       <w:tcPr>
@@ -8719,6 +9222,7 @@
     </w:tblStylePr>
     <w:tblStylePr w:type="lastRow">
       <w:rPr>
+        <w:rFonts w:eastAsia="黑体"/>
         <w:b/>
         <w:bCs/>
         <w:color w:themeColor="text2" w:val="1F497D"/>
@@ -8733,12 +9237,14 @@
     </w:tblStylePr>
     <w:tblStylePr w:type="firstCol">
       <w:rPr>
+        <w:rFonts w:eastAsia="黑体"/>
         <w:b/>
         <w:bCs/>
       </w:rPr>
     </w:tblStylePr>
     <w:tblStylePr w:type="lastCol">
       <w:rPr>
+        <w:rFonts w:eastAsia="黑体"/>
         <w:b/>
         <w:bCs/>
       </w:rPr>
@@ -8772,6 +9278,7 @@
       <w:spacing w:after="0" w:line="240" w:lineRule="auto"/>
     </w:pPr>
     <w:rPr>
+      <w:rFonts w:eastAsia="黑体"/>
       <w:color w:themeColor="text1" w:val="000000"/>
     </w:rPr>
     <w:tblPr>
@@ -8791,7 +9298,7 @@
     </w:tblPr>
     <w:tblStylePr w:type="firstRow">
       <w:rPr>
-        <w:rFonts w:asciiTheme="majorHAnsi" w:cstheme="majorBidi" w:eastAsiaTheme="majorEastAsia" w:hAnsiTheme="majorHAnsi"/>
+        <w:rFonts w:asciiTheme="majorHAnsi" w:cstheme="majorBidi" w:hAnsiTheme="majorHAnsi" w:eastAsia="黑体"/>
       </w:rPr>
       <w:tblPr/>
       <w:tcPr>
@@ -8803,6 +9310,7 @@
     </w:tblStylePr>
     <w:tblStylePr w:type="lastRow">
       <w:rPr>
+        <w:rFonts w:eastAsia="黑体"/>
         <w:b/>
         <w:bCs/>
         <w:color w:themeColor="text2" w:val="1F497D"/>
@@ -8817,12 +9325,14 @@
     </w:tblStylePr>
     <w:tblStylePr w:type="firstCol">
       <w:rPr>
+        <w:rFonts w:eastAsia="黑体"/>
         <w:b/>
         <w:bCs/>
       </w:rPr>
     </w:tblStylePr>
     <w:tblStylePr w:type="lastCol">
       <w:rPr>
+        <w:rFonts w:eastAsia="黑体"/>
         <w:b/>
         <w:bCs/>
       </w:rPr>
@@ -8856,6 +9366,7 @@
       <w:spacing w:after="0" w:line="240" w:lineRule="auto"/>
     </w:pPr>
     <w:rPr>
+      <w:rFonts w:eastAsia="黑体"/>
       <w:color w:themeColor="text1" w:val="000000"/>
     </w:rPr>
     <w:tblPr>
@@ -8875,7 +9386,7 @@
     </w:tblPr>
     <w:tblStylePr w:type="firstRow">
       <w:rPr>
-        <w:rFonts w:asciiTheme="majorHAnsi" w:cstheme="majorBidi" w:eastAsiaTheme="majorEastAsia" w:hAnsiTheme="majorHAnsi"/>
+        <w:rFonts w:asciiTheme="majorHAnsi" w:cstheme="majorBidi" w:hAnsiTheme="majorHAnsi" w:eastAsia="黑体"/>
       </w:rPr>
       <w:tblPr/>
       <w:tcPr>
@@ -8887,6 +9398,7 @@
     </w:tblStylePr>
     <w:tblStylePr w:type="lastRow">
       <w:rPr>
+        <w:rFonts w:eastAsia="黑体"/>
         <w:b/>
         <w:bCs/>
         <w:color w:themeColor="text2" w:val="1F497D"/>
@@ -8901,12 +9413,14 @@
     </w:tblStylePr>
     <w:tblStylePr w:type="firstCol">
       <w:rPr>
+        <w:rFonts w:eastAsia="黑体"/>
         <w:b/>
         <w:bCs/>
       </w:rPr>
     </w:tblStylePr>
     <w:tblStylePr w:type="lastCol">
       <w:rPr>
+        <w:rFonts w:eastAsia="黑体"/>
         <w:b/>
         <w:bCs/>
       </w:rPr>
@@ -8940,7 +9454,7 @@
       <w:spacing w:after="0" w:line="240" w:lineRule="auto"/>
     </w:pPr>
     <w:rPr>
-      <w:rFonts w:asciiTheme="majorHAnsi" w:cstheme="majorBidi" w:eastAsiaTheme="majorEastAsia" w:hAnsiTheme="majorHAnsi"/>
+      <w:rFonts w:asciiTheme="majorHAnsi" w:cstheme="majorBidi" w:hAnsiTheme="majorHAnsi" w:eastAsia="黑体"/>
       <w:color w:themeColor="text1" w:val="000000"/>
     </w:rPr>
     <w:tblPr>
@@ -8962,6 +9476,7 @@
     </w:tblPr>
     <w:tblStylePr w:type="firstRow">
       <w:rPr>
+        <w:rFonts w:eastAsia="黑体"/>
         <w:sz w:val="24"/>
         <w:szCs w:val="24"/>
       </w:rPr>
@@ -9068,7 +9583,7 @@
       <w:spacing w:after="0" w:line="240" w:lineRule="auto"/>
     </w:pPr>
     <w:rPr>
-      <w:rFonts w:asciiTheme="majorHAnsi" w:cstheme="majorBidi" w:eastAsiaTheme="majorEastAsia" w:hAnsiTheme="majorHAnsi"/>
+      <w:rFonts w:asciiTheme="majorHAnsi" w:cstheme="majorBidi" w:hAnsiTheme="majorHAnsi" w:eastAsia="黑体"/>
       <w:color w:themeColor="text1" w:val="000000"/>
     </w:rPr>
     <w:tblPr>
@@ -9090,6 +9605,7 @@
     </w:tblPr>
     <w:tblStylePr w:type="firstRow">
       <w:rPr>
+        <w:rFonts w:eastAsia="黑体"/>
         <w:sz w:val="24"/>
         <w:szCs w:val="24"/>
       </w:rPr>
@@ -9196,7 +9712,7 @@
       <w:spacing w:after="0" w:line="240" w:lineRule="auto"/>
     </w:pPr>
     <w:rPr>
-      <w:rFonts w:asciiTheme="majorHAnsi" w:cstheme="majorBidi" w:eastAsiaTheme="majorEastAsia" w:hAnsiTheme="majorHAnsi"/>
+      <w:rFonts w:asciiTheme="majorHAnsi" w:cstheme="majorBidi" w:hAnsiTheme="majorHAnsi" w:eastAsia="黑体"/>
       <w:color w:themeColor="text1" w:val="000000"/>
     </w:rPr>
     <w:tblPr>
@@ -9218,6 +9734,7 @@
     </w:tblPr>
     <w:tblStylePr w:type="firstRow">
       <w:rPr>
+        <w:rFonts w:eastAsia="黑体"/>
         <w:sz w:val="24"/>
         <w:szCs w:val="24"/>
       </w:rPr>
@@ -9324,7 +9841,7 @@
       <w:spacing w:after="0" w:line="240" w:lineRule="auto"/>
     </w:pPr>
     <w:rPr>
-      <w:rFonts w:asciiTheme="majorHAnsi" w:cstheme="majorBidi" w:eastAsiaTheme="majorEastAsia" w:hAnsiTheme="majorHAnsi"/>
+      <w:rFonts w:asciiTheme="majorHAnsi" w:cstheme="majorBidi" w:hAnsiTheme="majorHAnsi" w:eastAsia="黑体"/>
       <w:color w:themeColor="text1" w:val="000000"/>
     </w:rPr>
     <w:tblPr>
@@ -9346,6 +9863,7 @@
     </w:tblPr>
     <w:tblStylePr w:type="firstRow">
       <w:rPr>
+        <w:rFonts w:eastAsia="黑体"/>
         <w:sz w:val="24"/>
         <w:szCs w:val="24"/>
       </w:rPr>
@@ -9452,7 +9970,7 @@
       <w:spacing w:after="0" w:line="240" w:lineRule="auto"/>
     </w:pPr>
     <w:rPr>
-      <w:rFonts w:asciiTheme="majorHAnsi" w:cstheme="majorBidi" w:eastAsiaTheme="majorEastAsia" w:hAnsiTheme="majorHAnsi"/>
+      <w:rFonts w:asciiTheme="majorHAnsi" w:cstheme="majorBidi" w:hAnsiTheme="majorHAnsi" w:eastAsia="黑体"/>
       <w:color w:themeColor="text1" w:val="000000"/>
     </w:rPr>
     <w:tblPr>
@@ -9474,6 +9992,7 @@
     </w:tblPr>
     <w:tblStylePr w:type="firstRow">
       <w:rPr>
+        <w:rFonts w:eastAsia="黑体"/>
         <w:sz w:val="24"/>
         <w:szCs w:val="24"/>
       </w:rPr>
@@ -9580,7 +10099,7 @@
       <w:spacing w:after="0" w:line="240" w:lineRule="auto"/>
     </w:pPr>
     <w:rPr>
-      <w:rFonts w:asciiTheme="majorHAnsi" w:cstheme="majorBidi" w:eastAsiaTheme="majorEastAsia" w:hAnsiTheme="majorHAnsi"/>
+      <w:rFonts w:asciiTheme="majorHAnsi" w:cstheme="majorBidi" w:hAnsiTheme="majorHAnsi" w:eastAsia="黑体"/>
       <w:color w:themeColor="text1" w:val="000000"/>
     </w:rPr>
     <w:tblPr>
@@ -9602,6 +10121,7 @@
     </w:tblPr>
     <w:tblStylePr w:type="firstRow">
       <w:rPr>
+        <w:rFonts w:eastAsia="黑体"/>
         <w:sz w:val="24"/>
         <w:szCs w:val="24"/>
       </w:rPr>
@@ -9708,7 +10228,7 @@
       <w:spacing w:after="0" w:line="240" w:lineRule="auto"/>
     </w:pPr>
     <w:rPr>
-      <w:rFonts w:asciiTheme="majorHAnsi" w:cstheme="majorBidi" w:eastAsiaTheme="majorEastAsia" w:hAnsiTheme="majorHAnsi"/>
+      <w:rFonts w:asciiTheme="majorHAnsi" w:cstheme="majorBidi" w:hAnsiTheme="majorHAnsi" w:eastAsia="黑体"/>
       <w:color w:themeColor="text1" w:val="000000"/>
     </w:rPr>
     <w:tblPr>
@@ -9730,6 +10250,7 @@
     </w:tblPr>
     <w:tblStylePr w:type="firstRow">
       <w:rPr>
+        <w:rFonts w:eastAsia="黑体"/>
         <w:sz w:val="24"/>
         <w:szCs w:val="24"/>
       </w:rPr>
@@ -9859,12 +10380,14 @@
     </w:tcPr>
     <w:tblStylePr w:type="firstRow">
       <w:rPr>
+        <w:rFonts w:eastAsia="黑体"/>
         <w:b/>
         <w:bCs/>
       </w:rPr>
     </w:tblStylePr>
     <w:tblStylePr w:type="lastRow">
       <w:rPr>
+        <w:rFonts w:eastAsia="黑体"/>
         <w:b/>
         <w:bCs/>
       </w:rPr>
@@ -9877,12 +10400,14 @@
     </w:tblStylePr>
     <w:tblStylePr w:type="firstCol">
       <w:rPr>
+        <w:rFonts w:eastAsia="黑体"/>
         <w:b/>
         <w:bCs/>
       </w:rPr>
     </w:tblStylePr>
     <w:tblStylePr w:type="lastCol">
       <w:rPr>
+        <w:rFonts w:eastAsia="黑体"/>
         <w:b/>
         <w:bCs/>
       </w:rPr>
@@ -9932,12 +10457,14 @@
     </w:tcPr>
     <w:tblStylePr w:type="firstRow">
       <w:rPr>
+        <w:rFonts w:eastAsia="黑体"/>
         <w:b/>
         <w:bCs/>
       </w:rPr>
     </w:tblStylePr>
     <w:tblStylePr w:type="lastRow">
       <w:rPr>
+        <w:rFonts w:eastAsia="黑体"/>
         <w:b/>
         <w:bCs/>
       </w:rPr>
@@ -9950,12 +10477,14 @@
     </w:tblStylePr>
     <w:tblStylePr w:type="firstCol">
       <w:rPr>
+        <w:rFonts w:eastAsia="黑体"/>
         <w:b/>
         <w:bCs/>
       </w:rPr>
     </w:tblStylePr>
     <w:tblStylePr w:type="lastCol">
       <w:rPr>
+        <w:rFonts w:eastAsia="黑体"/>
         <w:b/>
         <w:bCs/>
       </w:rPr>
@@ -10005,12 +10534,14 @@
     </w:tcPr>
     <w:tblStylePr w:type="firstRow">
       <w:rPr>
+        <w:rFonts w:eastAsia="黑体"/>
         <w:b/>
         <w:bCs/>
       </w:rPr>
     </w:tblStylePr>
     <w:tblStylePr w:type="lastRow">
       <w:rPr>
+        <w:rFonts w:eastAsia="黑体"/>
         <w:b/>
         <w:bCs/>
       </w:rPr>
@@ -10023,12 +10554,14 @@
     </w:tblStylePr>
     <w:tblStylePr w:type="firstCol">
       <w:rPr>
+        <w:rFonts w:eastAsia="黑体"/>
         <w:b/>
         <w:bCs/>
       </w:rPr>
     </w:tblStylePr>
     <w:tblStylePr w:type="lastCol">
       <w:rPr>
+        <w:rFonts w:eastAsia="黑体"/>
         <w:b/>
         <w:bCs/>
       </w:rPr>
@@ -10078,12 +10611,14 @@
     </w:tcPr>
     <w:tblStylePr w:type="firstRow">
       <w:rPr>
+        <w:rFonts w:eastAsia="黑体"/>
         <w:b/>
         <w:bCs/>
       </w:rPr>
     </w:tblStylePr>
     <w:tblStylePr w:type="lastRow">
       <w:rPr>
+        <w:rFonts w:eastAsia="黑体"/>
         <w:b/>
         <w:bCs/>
       </w:rPr>
@@ -10096,12 +10631,14 @@
     </w:tblStylePr>
     <w:tblStylePr w:type="firstCol">
       <w:rPr>
+        <w:rFonts w:eastAsia="黑体"/>
         <w:b/>
         <w:bCs/>
       </w:rPr>
     </w:tblStylePr>
     <w:tblStylePr w:type="lastCol">
       <w:rPr>
+        <w:rFonts w:eastAsia="黑体"/>
         <w:b/>
         <w:bCs/>
       </w:rPr>
@@ -10151,12 +10688,14 @@
     </w:tcPr>
     <w:tblStylePr w:type="firstRow">
       <w:rPr>
+        <w:rFonts w:eastAsia="黑体"/>
         <w:b/>
         <w:bCs/>
       </w:rPr>
     </w:tblStylePr>
     <w:tblStylePr w:type="lastRow">
       <w:rPr>
+        <w:rFonts w:eastAsia="黑体"/>
         <w:b/>
         <w:bCs/>
       </w:rPr>
@@ -10169,12 +10708,14 @@
     </w:tblStylePr>
     <w:tblStylePr w:type="firstCol">
       <w:rPr>
+        <w:rFonts w:eastAsia="黑体"/>
         <w:b/>
         <w:bCs/>
       </w:rPr>
     </w:tblStylePr>
     <w:tblStylePr w:type="lastCol">
       <w:rPr>
+        <w:rFonts w:eastAsia="黑体"/>
         <w:b/>
         <w:bCs/>
       </w:rPr>
@@ -10224,12 +10765,14 @@
     </w:tcPr>
     <w:tblStylePr w:type="firstRow">
       <w:rPr>
+        <w:rFonts w:eastAsia="黑体"/>
         <w:b/>
         <w:bCs/>
       </w:rPr>
     </w:tblStylePr>
     <w:tblStylePr w:type="lastRow">
       <w:rPr>
+        <w:rFonts w:eastAsia="黑体"/>
         <w:b/>
         <w:bCs/>
       </w:rPr>
@@ -10242,12 +10785,14 @@
     </w:tblStylePr>
     <w:tblStylePr w:type="firstCol">
       <w:rPr>
+        <w:rFonts w:eastAsia="黑体"/>
         <w:b/>
         <w:bCs/>
       </w:rPr>
     </w:tblStylePr>
     <w:tblStylePr w:type="lastCol">
       <w:rPr>
+        <w:rFonts w:eastAsia="黑体"/>
         <w:b/>
         <w:bCs/>
       </w:rPr>
@@ -10297,12 +10842,14 @@
     </w:tcPr>
     <w:tblStylePr w:type="firstRow">
       <w:rPr>
+        <w:rFonts w:eastAsia="黑体"/>
         <w:b/>
         <w:bCs/>
       </w:rPr>
     </w:tblStylePr>
     <w:tblStylePr w:type="lastRow">
       <w:rPr>
+        <w:rFonts w:eastAsia="黑体"/>
         <w:b/>
         <w:bCs/>
       </w:rPr>
@@ -10315,12 +10862,14 @@
     </w:tblStylePr>
     <w:tblStylePr w:type="firstCol">
       <w:rPr>
+        <w:rFonts w:eastAsia="黑体"/>
         <w:b/>
         <w:bCs/>
       </w:rPr>
     </w:tblStylePr>
     <w:tblStylePr w:type="lastCol">
       <w:rPr>
+        <w:rFonts w:eastAsia="黑体"/>
         <w:b/>
         <w:bCs/>
       </w:rPr>
@@ -10347,7 +10896,7 @@
       <w:spacing w:after="0" w:line="240" w:lineRule="auto"/>
     </w:pPr>
     <w:rPr>
-      <w:rFonts w:asciiTheme="majorHAnsi" w:cstheme="majorBidi" w:eastAsiaTheme="majorEastAsia" w:hAnsiTheme="majorHAnsi"/>
+      <w:rFonts w:asciiTheme="majorHAnsi" w:cstheme="majorBidi" w:hAnsiTheme="majorHAnsi" w:eastAsia="黑体"/>
       <w:color w:themeColor="text1" w:val="000000"/>
     </w:rPr>
     <w:tblPr>
@@ -10374,6 +10923,7 @@
     </w:tcPr>
     <w:tblStylePr w:type="firstRow">
       <w:rPr>
+        <w:rFonts w:eastAsia="黑体"/>
         <w:b/>
         <w:bCs/>
         <w:color w:themeColor="text1" w:val="000000"/>
@@ -10385,6 +10935,7 @@
     </w:tblStylePr>
     <w:tblStylePr w:type="lastRow">
       <w:rPr>
+        <w:rFonts w:eastAsia="黑体"/>
         <w:b/>
         <w:bCs/>
         <w:color w:themeColor="text1" w:val="000000"/>
@@ -10404,6 +10955,7 @@
     </w:tblStylePr>
     <w:tblStylePr w:type="firstCol">
       <w:rPr>
+        <w:rFonts w:eastAsia="黑体"/>
         <w:b/>
         <w:bCs/>
         <w:color w:themeColor="text1" w:val="000000"/>
@@ -10423,6 +10975,7 @@
     </w:tblStylePr>
     <w:tblStylePr w:type="lastCol">
       <w:rPr>
+        <w:rFonts w:eastAsia="黑体"/>
         <w:b w:val="0"/>
         <w:bCs w:val="0"/>
         <w:color w:themeColor="text1" w:val="000000"/>
@@ -10472,7 +11025,7 @@
       <w:spacing w:after="0" w:line="240" w:lineRule="auto"/>
     </w:pPr>
     <w:rPr>
-      <w:rFonts w:asciiTheme="majorHAnsi" w:cstheme="majorBidi" w:eastAsiaTheme="majorEastAsia" w:hAnsiTheme="majorHAnsi"/>
+      <w:rFonts w:asciiTheme="majorHAnsi" w:cstheme="majorBidi" w:hAnsiTheme="majorHAnsi" w:eastAsia="黑体"/>
       <w:color w:themeColor="text1" w:val="000000"/>
     </w:rPr>
     <w:tblPr>
@@ -10499,6 +11052,7 @@
     </w:tcPr>
     <w:tblStylePr w:type="firstRow">
       <w:rPr>
+        <w:rFonts w:eastAsia="黑体"/>
         <w:b/>
         <w:bCs/>
         <w:color w:themeColor="text1" w:val="000000"/>
@@ -10510,6 +11064,7 @@
     </w:tblStylePr>
     <w:tblStylePr w:type="lastRow">
       <w:rPr>
+        <w:rFonts w:eastAsia="黑体"/>
         <w:b/>
         <w:bCs/>
         <w:color w:themeColor="text1" w:val="000000"/>
@@ -10529,6 +11084,7 @@
     </w:tblStylePr>
     <w:tblStylePr w:type="firstCol">
       <w:rPr>
+        <w:rFonts w:eastAsia="黑体"/>
         <w:b/>
         <w:bCs/>
         <w:color w:themeColor="text1" w:val="000000"/>
@@ -10548,6 +11104,7 @@
     </w:tblStylePr>
     <w:tblStylePr w:type="lastCol">
       <w:rPr>
+        <w:rFonts w:eastAsia="黑体"/>
         <w:b w:val="0"/>
         <w:bCs w:val="0"/>
         <w:color w:themeColor="text1" w:val="000000"/>
@@ -10597,7 +11154,7 @@
       <w:spacing w:after="0" w:line="240" w:lineRule="auto"/>
     </w:pPr>
     <w:rPr>
-      <w:rFonts w:asciiTheme="majorHAnsi" w:cstheme="majorBidi" w:eastAsiaTheme="majorEastAsia" w:hAnsiTheme="majorHAnsi"/>
+      <w:rFonts w:asciiTheme="majorHAnsi" w:cstheme="majorBidi" w:hAnsiTheme="majorHAnsi" w:eastAsia="黑体"/>
       <w:color w:themeColor="text1" w:val="000000"/>
     </w:rPr>
     <w:tblPr>
@@ -10624,6 +11181,7 @@
     </w:tcPr>
     <w:tblStylePr w:type="firstRow">
       <w:rPr>
+        <w:rFonts w:eastAsia="黑体"/>
         <w:b/>
         <w:bCs/>
         <w:color w:themeColor="text1" w:val="000000"/>
@@ -10635,6 +11193,7 @@
     </w:tblStylePr>
     <w:tblStylePr w:type="lastRow">
       <w:rPr>
+        <w:rFonts w:eastAsia="黑体"/>
         <w:b/>
         <w:bCs/>
         <w:color w:themeColor="text1" w:val="000000"/>
@@ -10654,6 +11213,7 @@
     </w:tblStylePr>
     <w:tblStylePr w:type="firstCol">
       <w:rPr>
+        <w:rFonts w:eastAsia="黑体"/>
         <w:b/>
         <w:bCs/>
         <w:color w:themeColor="text1" w:val="000000"/>
@@ -10673,6 +11233,7 @@
     </w:tblStylePr>
     <w:tblStylePr w:type="lastCol">
       <w:rPr>
+        <w:rFonts w:eastAsia="黑体"/>
         <w:b w:val="0"/>
         <w:bCs w:val="0"/>
         <w:color w:themeColor="text1" w:val="000000"/>
@@ -10722,7 +11283,7 @@
       <w:spacing w:after="0" w:line="240" w:lineRule="auto"/>
     </w:pPr>
     <w:rPr>
-      <w:rFonts w:asciiTheme="majorHAnsi" w:cstheme="majorBidi" w:eastAsiaTheme="majorEastAsia" w:hAnsiTheme="majorHAnsi"/>
+      <w:rFonts w:asciiTheme="majorHAnsi" w:cstheme="majorBidi" w:hAnsiTheme="majorHAnsi" w:eastAsia="黑体"/>
       <w:color w:themeColor="text1" w:val="000000"/>
     </w:rPr>
     <w:tblPr>
@@ -10749,6 +11310,7 @@
     </w:tcPr>
     <w:tblStylePr w:type="firstRow">
       <w:rPr>
+        <w:rFonts w:eastAsia="黑体"/>
         <w:b/>
         <w:bCs/>
         <w:color w:themeColor="text1" w:val="000000"/>
@@ -10760,6 +11322,7 @@
     </w:tblStylePr>
     <w:tblStylePr w:type="lastRow">
       <w:rPr>
+        <w:rFonts w:eastAsia="黑体"/>
         <w:b/>
         <w:bCs/>
         <w:color w:themeColor="text1" w:val="000000"/>
@@ -10779,6 +11342,7 @@
     </w:tblStylePr>
     <w:tblStylePr w:type="firstCol">
       <w:rPr>
+        <w:rFonts w:eastAsia="黑体"/>
         <w:b/>
         <w:bCs/>
         <w:color w:themeColor="text1" w:val="000000"/>
@@ -10798,6 +11362,7 @@
     </w:tblStylePr>
     <w:tblStylePr w:type="lastCol">
       <w:rPr>
+        <w:rFonts w:eastAsia="黑体"/>
         <w:b w:val="0"/>
         <w:bCs w:val="0"/>
         <w:color w:themeColor="text1" w:val="000000"/>
@@ -10847,7 +11412,7 @@
       <w:spacing w:after="0" w:line="240" w:lineRule="auto"/>
     </w:pPr>
     <w:rPr>
-      <w:rFonts w:asciiTheme="majorHAnsi" w:cstheme="majorBidi" w:eastAsiaTheme="majorEastAsia" w:hAnsiTheme="majorHAnsi"/>
+      <w:rFonts w:asciiTheme="majorHAnsi" w:cstheme="majorBidi" w:hAnsiTheme="majorHAnsi" w:eastAsia="黑体"/>
       <w:color w:themeColor="text1" w:val="000000"/>
     </w:rPr>
     <w:tblPr>
@@ -10874,6 +11439,7 @@
     </w:tcPr>
     <w:tblStylePr w:type="firstRow">
       <w:rPr>
+        <w:rFonts w:eastAsia="黑体"/>
         <w:b/>
         <w:bCs/>
         <w:color w:themeColor="text1" w:val="000000"/>
@@ -10885,6 +11451,7 @@
     </w:tblStylePr>
     <w:tblStylePr w:type="lastRow">
       <w:rPr>
+        <w:rFonts w:eastAsia="黑体"/>
         <w:b/>
         <w:bCs/>
         <w:color w:themeColor="text1" w:val="000000"/>
@@ -10904,6 +11471,7 @@
     </w:tblStylePr>
     <w:tblStylePr w:type="firstCol">
       <w:rPr>
+        <w:rFonts w:eastAsia="黑体"/>
         <w:b/>
         <w:bCs/>
         <w:color w:themeColor="text1" w:val="000000"/>
@@ -10923,6 +11491,7 @@
     </w:tblStylePr>
     <w:tblStylePr w:type="lastCol">
       <w:rPr>
+        <w:rFonts w:eastAsia="黑体"/>
         <w:b w:val="0"/>
         <w:bCs w:val="0"/>
         <w:color w:themeColor="text1" w:val="000000"/>
@@ -10972,7 +11541,7 @@
       <w:spacing w:after="0" w:line="240" w:lineRule="auto"/>
     </w:pPr>
     <w:rPr>
-      <w:rFonts w:asciiTheme="majorHAnsi" w:cstheme="majorBidi" w:eastAsiaTheme="majorEastAsia" w:hAnsiTheme="majorHAnsi"/>
+      <w:rFonts w:asciiTheme="majorHAnsi" w:cstheme="majorBidi" w:hAnsiTheme="majorHAnsi" w:eastAsia="黑体"/>
       <w:color w:themeColor="text1" w:val="000000"/>
     </w:rPr>
     <w:tblPr>
@@ -10999,6 +11568,7 @@
     </w:tcPr>
     <w:tblStylePr w:type="firstRow">
       <w:rPr>
+        <w:rFonts w:eastAsia="黑体"/>
         <w:b/>
         <w:bCs/>
         <w:color w:themeColor="text1" w:val="000000"/>
@@ -11010,6 +11580,7 @@
     </w:tblStylePr>
     <w:tblStylePr w:type="lastRow">
       <w:rPr>
+        <w:rFonts w:eastAsia="黑体"/>
         <w:b/>
         <w:bCs/>
         <w:color w:themeColor="text1" w:val="000000"/>
@@ -11029,6 +11600,7 @@
     </w:tblStylePr>
     <w:tblStylePr w:type="firstCol">
       <w:rPr>
+        <w:rFonts w:eastAsia="黑体"/>
         <w:b/>
         <w:bCs/>
         <w:color w:themeColor="text1" w:val="000000"/>
@@ -11048,6 +11620,7 @@
     </w:tblStylePr>
     <w:tblStylePr w:type="lastCol">
       <w:rPr>
+        <w:rFonts w:eastAsia="黑体"/>
         <w:b w:val="0"/>
         <w:bCs w:val="0"/>
         <w:color w:themeColor="text1" w:val="000000"/>
@@ -11097,7 +11670,7 @@
       <w:spacing w:after="0" w:line="240" w:lineRule="auto"/>
     </w:pPr>
     <w:rPr>
-      <w:rFonts w:asciiTheme="majorHAnsi" w:cstheme="majorBidi" w:eastAsiaTheme="majorEastAsia" w:hAnsiTheme="majorHAnsi"/>
+      <w:rFonts w:asciiTheme="majorHAnsi" w:cstheme="majorBidi" w:hAnsiTheme="majorHAnsi" w:eastAsia="黑体"/>
       <w:color w:themeColor="text1" w:val="000000"/>
     </w:rPr>
     <w:tblPr>
@@ -11124,6 +11697,7 @@
     </w:tcPr>
     <w:tblStylePr w:type="firstRow">
       <w:rPr>
+        <w:rFonts w:eastAsia="黑体"/>
         <w:b/>
         <w:bCs/>
         <w:color w:themeColor="text1" w:val="000000"/>
@@ -11135,6 +11709,7 @@
     </w:tblStylePr>
     <w:tblStylePr w:type="lastRow">
       <w:rPr>
+        <w:rFonts w:eastAsia="黑体"/>
         <w:b/>
         <w:bCs/>
         <w:color w:themeColor="text1" w:val="000000"/>
@@ -11154,6 +11729,7 @@
     </w:tblStylePr>
     <w:tblStylePr w:type="firstCol">
       <w:rPr>
+        <w:rFonts w:eastAsia="黑体"/>
         <w:b/>
         <w:bCs/>
         <w:color w:themeColor="text1" w:val="000000"/>
@@ -11173,6 +11749,7 @@
     </w:tblStylePr>
     <w:tblStylePr w:type="lastCol">
       <w:rPr>
+        <w:rFonts w:eastAsia="黑体"/>
         <w:b w:val="0"/>
         <w:bCs w:val="0"/>
         <w:color w:themeColor="text1" w:val="000000"/>
@@ -11245,6 +11822,7 @@
     </w:tcPr>
     <w:tblStylePr w:type="firstRow">
       <w:rPr>
+        <w:rFonts w:eastAsia="黑体"/>
         <w:b/>
         <w:bCs/>
         <w:i w:val="0"/>
@@ -11266,6 +11844,7 @@
     </w:tblStylePr>
     <w:tblStylePr w:type="lastRow">
       <w:rPr>
+        <w:rFonts w:eastAsia="黑体"/>
         <w:b/>
         <w:bCs/>
         <w:i w:val="0"/>
@@ -11287,6 +11866,7 @@
     </w:tblStylePr>
     <w:tblStylePr w:type="firstCol">
       <w:rPr>
+        <w:rFonts w:eastAsia="黑体"/>
         <w:b/>
         <w:bCs/>
         <w:i w:val="0"/>
@@ -11306,6 +11886,7 @@
     </w:tblStylePr>
     <w:tblStylePr w:type="lastCol">
       <w:rPr>
+        <w:rFonts w:eastAsia="黑体"/>
         <w:b/>
         <w:bCs/>
         <w:i w:val="0"/>
@@ -11386,6 +11967,7 @@
     </w:tcPr>
     <w:tblStylePr w:type="firstRow">
       <w:rPr>
+        <w:rFonts w:eastAsia="黑体"/>
         <w:b/>
         <w:bCs/>
         <w:i w:val="0"/>
@@ -11407,6 +11989,7 @@
     </w:tblStylePr>
     <w:tblStylePr w:type="lastRow">
       <w:rPr>
+        <w:rFonts w:eastAsia="黑体"/>
         <w:b/>
         <w:bCs/>
         <w:i w:val="0"/>
@@ -11428,6 +12011,7 @@
     </w:tblStylePr>
     <w:tblStylePr w:type="firstCol">
       <w:rPr>
+        <w:rFonts w:eastAsia="黑体"/>
         <w:b/>
         <w:bCs/>
         <w:i w:val="0"/>
@@ -11447,6 +12031,7 @@
     </w:tblStylePr>
     <w:tblStylePr w:type="lastCol">
       <w:rPr>
+        <w:rFonts w:eastAsia="黑体"/>
         <w:b/>
         <w:bCs/>
         <w:i w:val="0"/>
@@ -11527,6 +12112,7 @@
     </w:tcPr>
     <w:tblStylePr w:type="firstRow">
       <w:rPr>
+        <w:rFonts w:eastAsia="黑体"/>
         <w:b/>
         <w:bCs/>
         <w:i w:val="0"/>
@@ -11548,6 +12134,7 @@
     </w:tblStylePr>
     <w:tblStylePr w:type="lastRow">
       <w:rPr>
+        <w:rFonts w:eastAsia="黑体"/>
         <w:b/>
         <w:bCs/>
         <w:i w:val="0"/>
@@ -11569,6 +12156,7 @@
     </w:tblStylePr>
     <w:tblStylePr w:type="firstCol">
       <w:rPr>
+        <w:rFonts w:eastAsia="黑体"/>
         <w:b/>
         <w:bCs/>
         <w:i w:val="0"/>
@@ -11588,6 +12176,7 @@
     </w:tblStylePr>
     <w:tblStylePr w:type="lastCol">
       <w:rPr>
+        <w:rFonts w:eastAsia="黑体"/>
         <w:b/>
         <w:bCs/>
         <w:i w:val="0"/>
@@ -11668,6 +12257,7 @@
     </w:tcPr>
     <w:tblStylePr w:type="firstRow">
       <w:rPr>
+        <w:rFonts w:eastAsia="黑体"/>
         <w:b/>
         <w:bCs/>
         <w:i w:val="0"/>
@@ -11689,6 +12279,7 @@
     </w:tblStylePr>
     <w:tblStylePr w:type="lastRow">
       <w:rPr>
+        <w:rFonts w:eastAsia="黑体"/>
         <w:b/>
         <w:bCs/>
         <w:i w:val="0"/>
@@ -11710,6 +12301,7 @@
     </w:tblStylePr>
     <w:tblStylePr w:type="firstCol">
       <w:rPr>
+        <w:rFonts w:eastAsia="黑体"/>
         <w:b/>
         <w:bCs/>
         <w:i w:val="0"/>
@@ -11729,6 +12321,7 @@
     </w:tblStylePr>
     <w:tblStylePr w:type="lastCol">
       <w:rPr>
+        <w:rFonts w:eastAsia="黑体"/>
         <w:b/>
         <w:bCs/>
         <w:i w:val="0"/>
@@ -11809,6 +12402,7 @@
     </w:tcPr>
     <w:tblStylePr w:type="firstRow">
       <w:rPr>
+        <w:rFonts w:eastAsia="黑体"/>
         <w:b/>
         <w:bCs/>
         <w:i w:val="0"/>
@@ -11830,6 +12424,7 @@
     </w:tblStylePr>
     <w:tblStylePr w:type="lastRow">
       <w:rPr>
+        <w:rFonts w:eastAsia="黑体"/>
         <w:b/>
         <w:bCs/>
         <w:i w:val="0"/>
@@ -11851,6 +12446,7 @@
     </w:tblStylePr>
     <w:tblStylePr w:type="firstCol">
       <w:rPr>
+        <w:rFonts w:eastAsia="黑体"/>
         <w:b/>
         <w:bCs/>
         <w:i w:val="0"/>
@@ -11870,6 +12466,7 @@
     </w:tblStylePr>
     <w:tblStylePr w:type="lastCol">
       <w:rPr>
+        <w:rFonts w:eastAsia="黑体"/>
         <w:b/>
         <w:bCs/>
         <w:i w:val="0"/>
@@ -11950,6 +12547,7 @@
     </w:tcPr>
     <w:tblStylePr w:type="firstRow">
       <w:rPr>
+        <w:rFonts w:eastAsia="黑体"/>
         <w:b/>
         <w:bCs/>
         <w:i w:val="0"/>
@@ -11971,6 +12569,7 @@
     </w:tblStylePr>
     <w:tblStylePr w:type="lastRow">
       <w:rPr>
+        <w:rFonts w:eastAsia="黑体"/>
         <w:b/>
         <w:bCs/>
         <w:i w:val="0"/>
@@ -11992,6 +12591,7 @@
     </w:tblStylePr>
     <w:tblStylePr w:type="firstCol">
       <w:rPr>
+        <w:rFonts w:eastAsia="黑体"/>
         <w:b/>
         <w:bCs/>
         <w:i w:val="0"/>
@@ -12011,6 +12611,7 @@
     </w:tblStylePr>
     <w:tblStylePr w:type="lastCol">
       <w:rPr>
+        <w:rFonts w:eastAsia="黑体"/>
         <w:b/>
         <w:bCs/>
         <w:i w:val="0"/>
@@ -12091,6 +12692,7 @@
     </w:tcPr>
     <w:tblStylePr w:type="firstRow">
       <w:rPr>
+        <w:rFonts w:eastAsia="黑体"/>
         <w:b/>
         <w:bCs/>
         <w:i w:val="0"/>
@@ -12112,6 +12714,7 @@
     </w:tblStylePr>
     <w:tblStylePr w:type="lastRow">
       <w:rPr>
+        <w:rFonts w:eastAsia="黑体"/>
         <w:b/>
         <w:bCs/>
         <w:i w:val="0"/>
@@ -12133,6 +12736,7 @@
     </w:tblStylePr>
     <w:tblStylePr w:type="firstCol">
       <w:rPr>
+        <w:rFonts w:eastAsia="黑体"/>
         <w:b/>
         <w:bCs/>
         <w:i w:val="0"/>
@@ -12152,6 +12756,7 @@
     </w:tblStylePr>
     <w:tblStylePr w:type="lastCol">
       <w:rPr>
+        <w:rFonts w:eastAsia="黑体"/>
         <w:b/>
         <w:bCs/>
         <w:i w:val="0"/>
@@ -12209,6 +12814,7 @@
       <w:spacing w:after="0" w:line="240" w:lineRule="auto"/>
     </w:pPr>
     <w:rPr>
+      <w:rFonts w:eastAsia="黑体"/>
       <w:color w:themeColor="background1" w:val="FFFFFF"/>
     </w:rPr>
     <w:tblPr>
@@ -12227,6 +12833,7 @@
     </w:tcPr>
     <w:tblStylePr w:type="firstRow">
       <w:rPr>
+        <w:rFonts w:eastAsia="黑体"/>
         <w:b/>
         <w:bCs/>
       </w:rPr>
@@ -12323,6 +12930,7 @@
       <w:spacing w:after="0" w:line="240" w:lineRule="auto"/>
     </w:pPr>
     <w:rPr>
+      <w:rFonts w:eastAsia="黑体"/>
       <w:color w:themeColor="background1" w:val="FFFFFF"/>
     </w:rPr>
     <w:tblPr>
@@ -12341,6 +12949,7 @@
     </w:tcPr>
     <w:tblStylePr w:type="firstRow">
       <w:rPr>
+        <w:rFonts w:eastAsia="黑体"/>
         <w:b/>
         <w:bCs/>
       </w:rPr>
@@ -12437,6 +13046,7 @@
       <w:spacing w:after="0" w:line="240" w:lineRule="auto"/>
     </w:pPr>
     <w:rPr>
+      <w:rFonts w:eastAsia="黑体"/>
       <w:color w:themeColor="background1" w:val="FFFFFF"/>
     </w:rPr>
     <w:tblPr>
@@ -12455,6 +13065,7 @@
     </w:tcPr>
     <w:tblStylePr w:type="firstRow">
       <w:rPr>
+        <w:rFonts w:eastAsia="黑体"/>
         <w:b/>
         <w:bCs/>
       </w:rPr>
@@ -12551,6 +13162,7 @@
       <w:spacing w:after="0" w:line="240" w:lineRule="auto"/>
     </w:pPr>
     <w:rPr>
+      <w:rFonts w:eastAsia="黑体"/>
       <w:color w:themeColor="background1" w:val="FFFFFF"/>
     </w:rPr>
     <w:tblPr>
@@ -12569,6 +13181,7 @@
     </w:tcPr>
     <w:tblStylePr w:type="firstRow">
       <w:rPr>
+        <w:rFonts w:eastAsia="黑体"/>
         <w:b/>
         <w:bCs/>
       </w:rPr>
@@ -12665,6 +13278,7 @@
       <w:spacing w:after="0" w:line="240" w:lineRule="auto"/>
     </w:pPr>
     <w:rPr>
+      <w:rFonts w:eastAsia="黑体"/>
       <w:color w:themeColor="background1" w:val="FFFFFF"/>
     </w:rPr>
     <w:tblPr>
@@ -12683,6 +13297,7 @@
     </w:tcPr>
     <w:tblStylePr w:type="firstRow">
       <w:rPr>
+        <w:rFonts w:eastAsia="黑体"/>
         <w:b/>
         <w:bCs/>
       </w:rPr>
@@ -12779,6 +13394,7 @@
       <w:spacing w:after="0" w:line="240" w:lineRule="auto"/>
     </w:pPr>
     <w:rPr>
+      <w:rFonts w:eastAsia="黑体"/>
       <w:color w:themeColor="background1" w:val="FFFFFF"/>
     </w:rPr>
     <w:tblPr>
@@ -12797,6 +13413,7 @@
     </w:tcPr>
     <w:tblStylePr w:type="firstRow">
       <w:rPr>
+        <w:rFonts w:eastAsia="黑体"/>
         <w:b/>
         <w:bCs/>
       </w:rPr>
@@ -12893,6 +13510,7 @@
       <w:spacing w:after="0" w:line="240" w:lineRule="auto"/>
     </w:pPr>
     <w:rPr>
+      <w:rFonts w:eastAsia="黑体"/>
       <w:color w:themeColor="background1" w:val="FFFFFF"/>
     </w:rPr>
     <w:tblPr>
@@ -12911,6 +13529,7 @@
     </w:tcPr>
     <w:tblStylePr w:type="firstRow">
       <w:rPr>
+        <w:rFonts w:eastAsia="黑体"/>
         <w:b/>
         <w:bCs/>
       </w:rPr>
@@ -13007,6 +13626,7 @@
       <w:spacing w:after="0" w:line="240" w:lineRule="auto"/>
     </w:pPr>
     <w:rPr>
+      <w:rFonts w:eastAsia="黑体"/>
       <w:color w:themeColor="text1" w:val="000000"/>
     </w:rPr>
     <w:tblPr>
@@ -13033,6 +13653,7 @@
     </w:tcPr>
     <w:tblStylePr w:type="firstRow">
       <w:rPr>
+        <w:rFonts w:eastAsia="黑体"/>
         <w:b/>
         <w:bCs/>
       </w:rPr>
@@ -13051,6 +13672,7 @@
     </w:tblStylePr>
     <w:tblStylePr w:type="lastRow">
       <w:rPr>
+        <w:rFonts w:eastAsia="黑体"/>
         <w:b/>
         <w:bCs/>
         <w:color w:themeColor="background1" w:val="FFFFFF"/>
@@ -13065,6 +13687,7 @@
     </w:tblStylePr>
     <w:tblStylePr w:type="firstCol">
       <w:rPr>
+        <w:rFonts w:eastAsia="黑体"/>
         <w:color w:themeColor="background1" w:val="FFFFFF"/>
       </w:rPr>
       <w:tblPr/>
@@ -13082,6 +13705,7 @@
     </w:tblStylePr>
     <w:tblStylePr w:type="lastCol">
       <w:rPr>
+        <w:rFonts w:eastAsia="黑体"/>
         <w:color w:themeColor="background1" w:val="FFFFFF"/>
       </w:rPr>
       <w:tblPr/>
@@ -13111,11 +13735,13 @@
     </w:tblStylePr>
     <w:tblStylePr w:type="neCell">
       <w:rPr>
+        <w:rFonts w:eastAsia="黑体"/>
         <w:color w:themeColor="text1" w:val="000000"/>
       </w:rPr>
     </w:tblStylePr>
     <w:tblStylePr w:type="nwCell">
       <w:rPr>
+        <w:rFonts w:eastAsia="黑体"/>
         <w:color w:themeColor="text1" w:val="000000"/>
       </w:rPr>
     </w:tblStylePr>
@@ -13129,6 +13755,7 @@
       <w:spacing w:after="0" w:line="240" w:lineRule="auto"/>
     </w:pPr>
     <w:rPr>
+      <w:rFonts w:eastAsia="黑体"/>
       <w:color w:themeColor="text1" w:val="000000"/>
     </w:rPr>
     <w:tblPr>
@@ -13155,6 +13782,7 @@
     </w:tcPr>
     <w:tblStylePr w:type="firstRow">
       <w:rPr>
+        <w:rFonts w:eastAsia="黑体"/>
         <w:b/>
         <w:bCs/>
       </w:rPr>
@@ -13173,6 +13801,7 @@
     </w:tblStylePr>
     <w:tblStylePr w:type="lastRow">
       <w:rPr>
+        <w:rFonts w:eastAsia="黑体"/>
         <w:b/>
         <w:bCs/>
         <w:color w:themeColor="background1" w:val="FFFFFF"/>
@@ -13187,6 +13816,7 @@
     </w:tblStylePr>
     <w:tblStylePr w:type="firstCol">
       <w:rPr>
+        <w:rFonts w:eastAsia="黑体"/>
         <w:color w:themeColor="background1" w:val="FFFFFF"/>
       </w:rPr>
       <w:tblPr/>
@@ -13204,6 +13834,7 @@
     </w:tblStylePr>
     <w:tblStylePr w:type="lastCol">
       <w:rPr>
+        <w:rFonts w:eastAsia="黑体"/>
         <w:color w:themeColor="background1" w:val="FFFFFF"/>
       </w:rPr>
       <w:tblPr/>
@@ -13233,11 +13864,13 @@
     </w:tblStylePr>
     <w:tblStylePr w:type="neCell">
       <w:rPr>
+        <w:rFonts w:eastAsia="黑体"/>
         <w:color w:themeColor="text1" w:val="000000"/>
       </w:rPr>
     </w:tblStylePr>
     <w:tblStylePr w:type="nwCell">
       <w:rPr>
+        <w:rFonts w:eastAsia="黑体"/>
         <w:color w:themeColor="text1" w:val="000000"/>
       </w:rPr>
     </w:tblStylePr>
@@ -13251,6 +13884,7 @@
       <w:spacing w:after="0" w:line="240" w:lineRule="auto"/>
     </w:pPr>
     <w:rPr>
+      <w:rFonts w:eastAsia="黑体"/>
       <w:color w:themeColor="text1" w:val="000000"/>
     </w:rPr>
     <w:tblPr>
@@ -13277,6 +13911,7 @@
     </w:tcPr>
     <w:tblStylePr w:type="firstRow">
       <w:rPr>
+        <w:rFonts w:eastAsia="黑体"/>
         <w:b/>
         <w:bCs/>
       </w:rPr>
@@ -13295,6 +13930,7 @@
     </w:tblStylePr>
     <w:tblStylePr w:type="lastRow">
       <w:rPr>
+        <w:rFonts w:eastAsia="黑体"/>
         <w:b/>
         <w:bCs/>
         <w:color w:themeColor="background1" w:val="FFFFFF"/>
@@ -13309,6 +13945,7 @@
     </w:tblStylePr>
     <w:tblStylePr w:type="firstCol">
       <w:rPr>
+        <w:rFonts w:eastAsia="黑体"/>
         <w:color w:themeColor="background1" w:val="FFFFFF"/>
       </w:rPr>
       <w:tblPr/>
@@ -13326,6 +13963,7 @@
     </w:tblStylePr>
     <w:tblStylePr w:type="lastCol">
       <w:rPr>
+        <w:rFonts w:eastAsia="黑体"/>
         <w:color w:themeColor="background1" w:val="FFFFFF"/>
       </w:rPr>
       <w:tblPr/>
@@ -13355,11 +13993,13 @@
     </w:tblStylePr>
     <w:tblStylePr w:type="neCell">
       <w:rPr>
+        <w:rFonts w:eastAsia="黑体"/>
         <w:color w:themeColor="text1" w:val="000000"/>
       </w:rPr>
     </w:tblStylePr>
     <w:tblStylePr w:type="nwCell">
       <w:rPr>
+        <w:rFonts w:eastAsia="黑体"/>
         <w:color w:themeColor="text1" w:val="000000"/>
       </w:rPr>
     </w:tblStylePr>
@@ -13373,6 +14013,7 @@
       <w:spacing w:after="0" w:line="240" w:lineRule="auto"/>
     </w:pPr>
     <w:rPr>
+      <w:rFonts w:eastAsia="黑体"/>
       <w:color w:themeColor="text1" w:val="000000"/>
     </w:rPr>
     <w:tblPr>
@@ -13399,6 +14040,7 @@
     </w:tcPr>
     <w:tblStylePr w:type="firstRow">
       <w:rPr>
+        <w:rFonts w:eastAsia="黑体"/>
         <w:b/>
         <w:bCs/>
       </w:rPr>
@@ -13417,6 +14059,7 @@
     </w:tblStylePr>
     <w:tblStylePr w:type="lastRow">
       <w:rPr>
+        <w:rFonts w:eastAsia="黑体"/>
         <w:b/>
         <w:bCs/>
         <w:color w:themeColor="background1" w:val="FFFFFF"/>
@@ -13431,6 +14074,7 @@
     </w:tblStylePr>
     <w:tblStylePr w:type="firstCol">
       <w:rPr>
+        <w:rFonts w:eastAsia="黑体"/>
         <w:color w:themeColor="background1" w:val="FFFFFF"/>
       </w:rPr>
       <w:tblPr/>
@@ -13448,6 +14092,7 @@
     </w:tblStylePr>
     <w:tblStylePr w:type="lastCol">
       <w:rPr>
+        <w:rFonts w:eastAsia="黑体"/>
         <w:color w:themeColor="background1" w:val="FFFFFF"/>
       </w:rPr>
       <w:tblPr/>
@@ -13485,6 +14130,7 @@
       <w:spacing w:after="0" w:line="240" w:lineRule="auto"/>
     </w:pPr>
     <w:rPr>
+      <w:rFonts w:eastAsia="黑体"/>
       <w:color w:themeColor="text1" w:val="000000"/>
     </w:rPr>
     <w:tblPr>
@@ -13511,6 +14157,7 @@
     </w:tcPr>
     <w:tblStylePr w:type="firstRow">
       <w:rPr>
+        <w:rFonts w:eastAsia="黑体"/>
         <w:b/>
         <w:bCs/>
       </w:rPr>
@@ -13529,6 +14176,7 @@
     </w:tblStylePr>
     <w:tblStylePr w:type="lastRow">
       <w:rPr>
+        <w:rFonts w:eastAsia="黑体"/>
         <w:b/>
         <w:bCs/>
         <w:color w:themeColor="background1" w:val="FFFFFF"/>
@@ -13543,6 +14191,7 @@
     </w:tblStylePr>
     <w:tblStylePr w:type="firstCol">
       <w:rPr>
+        <w:rFonts w:eastAsia="黑体"/>
         <w:color w:themeColor="background1" w:val="FFFFFF"/>
       </w:rPr>
       <w:tblPr/>
@@ -13560,6 +14209,7 @@
     </w:tblStylePr>
     <w:tblStylePr w:type="lastCol">
       <w:rPr>
+        <w:rFonts w:eastAsia="黑体"/>
         <w:color w:themeColor="background1" w:val="FFFFFF"/>
       </w:rPr>
       <w:tblPr/>
@@ -13589,11 +14239,13 @@
     </w:tblStylePr>
     <w:tblStylePr w:type="neCell">
       <w:rPr>
+        <w:rFonts w:eastAsia="黑体"/>
         <w:color w:themeColor="text1" w:val="000000"/>
       </w:rPr>
     </w:tblStylePr>
     <w:tblStylePr w:type="nwCell">
       <w:rPr>
+        <w:rFonts w:eastAsia="黑体"/>
         <w:color w:themeColor="text1" w:val="000000"/>
       </w:rPr>
     </w:tblStylePr>
@@ -13607,6 +14259,7 @@
       <w:spacing w:after="0" w:line="240" w:lineRule="auto"/>
     </w:pPr>
     <w:rPr>
+      <w:rFonts w:eastAsia="黑体"/>
       <w:color w:themeColor="text1" w:val="000000"/>
     </w:rPr>
     <w:tblPr>
@@ -13633,6 +14286,7 @@
     </w:tcPr>
     <w:tblStylePr w:type="firstRow">
       <w:rPr>
+        <w:rFonts w:eastAsia="黑体"/>
         <w:b/>
         <w:bCs/>
       </w:rPr>
@@ -13651,6 +14305,7 @@
     </w:tblStylePr>
     <w:tblStylePr w:type="lastRow">
       <w:rPr>
+        <w:rFonts w:eastAsia="黑体"/>
         <w:b/>
         <w:bCs/>
         <w:color w:themeColor="background1" w:val="FFFFFF"/>
@@ -13665,6 +14320,7 @@
     </w:tblStylePr>
     <w:tblStylePr w:type="firstCol">
       <w:rPr>
+        <w:rFonts w:eastAsia="黑体"/>
         <w:color w:themeColor="background1" w:val="FFFFFF"/>
       </w:rPr>
       <w:tblPr/>
@@ -13682,6 +14338,7 @@
     </w:tblStylePr>
     <w:tblStylePr w:type="lastCol">
       <w:rPr>
+        <w:rFonts w:eastAsia="黑体"/>
         <w:color w:themeColor="background1" w:val="FFFFFF"/>
       </w:rPr>
       <w:tblPr/>
@@ -13711,11 +14368,13 @@
     </w:tblStylePr>
     <w:tblStylePr w:type="neCell">
       <w:rPr>
+        <w:rFonts w:eastAsia="黑体"/>
         <w:color w:themeColor="text1" w:val="000000"/>
       </w:rPr>
     </w:tblStylePr>
     <w:tblStylePr w:type="nwCell">
       <w:rPr>
+        <w:rFonts w:eastAsia="黑体"/>
         <w:color w:themeColor="text1" w:val="000000"/>
       </w:rPr>
     </w:tblStylePr>
@@ -13729,6 +14388,7 @@
       <w:spacing w:after="0" w:line="240" w:lineRule="auto"/>
     </w:pPr>
     <w:rPr>
+      <w:rFonts w:eastAsia="黑体"/>
       <w:color w:themeColor="text1" w:val="000000"/>
     </w:rPr>
     <w:tblPr>
@@ -13755,6 +14415,7 @@
     </w:tcPr>
     <w:tblStylePr w:type="firstRow">
       <w:rPr>
+        <w:rFonts w:eastAsia="黑体"/>
         <w:b/>
         <w:bCs/>
       </w:rPr>
@@ -13773,6 +14434,7 @@
     </w:tblStylePr>
     <w:tblStylePr w:type="lastRow">
       <w:rPr>
+        <w:rFonts w:eastAsia="黑体"/>
         <w:b/>
         <w:bCs/>
         <w:color w:themeColor="background1" w:val="FFFFFF"/>
@@ -13787,6 +14449,7 @@
     </w:tblStylePr>
     <w:tblStylePr w:type="firstCol">
       <w:rPr>
+        <w:rFonts w:eastAsia="黑体"/>
         <w:color w:themeColor="background1" w:val="FFFFFF"/>
       </w:rPr>
       <w:tblPr/>
@@ -13804,6 +14467,7 @@
     </w:tblStylePr>
     <w:tblStylePr w:type="lastCol">
       <w:rPr>
+        <w:rFonts w:eastAsia="黑体"/>
         <w:color w:themeColor="background1" w:val="FFFFFF"/>
       </w:rPr>
       <w:tblPr/>
@@ -13833,11 +14497,13 @@
     </w:tblStylePr>
     <w:tblStylePr w:type="neCell">
       <w:rPr>
+        <w:rFonts w:eastAsia="黑体"/>
         <w:color w:themeColor="text1" w:val="000000"/>
       </w:rPr>
     </w:tblStylePr>
     <w:tblStylePr w:type="nwCell">
       <w:rPr>
+        <w:rFonts w:eastAsia="黑体"/>
         <w:color w:themeColor="text1" w:val="000000"/>
       </w:rPr>
     </w:tblStylePr>
@@ -13851,6 +14517,7 @@
       <w:spacing w:after="0" w:line="240" w:lineRule="auto"/>
     </w:pPr>
     <w:rPr>
+      <w:rFonts w:eastAsia="黑体"/>
       <w:color w:themeColor="text1" w:val="000000"/>
     </w:rPr>
     <w:tblPr>
@@ -13869,6 +14536,7 @@
     </w:tcPr>
     <w:tblStylePr w:type="firstRow">
       <w:rPr>
+        <w:rFonts w:eastAsia="黑体"/>
         <w:b/>
         <w:bCs/>
         <w:color w:themeColor="background1" w:val="FFFFFF"/>
@@ -13883,6 +14551,7 @@
     </w:tblStylePr>
     <w:tblStylePr w:type="lastRow">
       <w:rPr>
+        <w:rFonts w:eastAsia="黑体"/>
         <w:b/>
         <w:bCs/>
         <w:color w:themeColor="accent2" w:themeShade="CC" w:val="9E3A38"/>
@@ -13897,12 +14566,14 @@
     </w:tblStylePr>
     <w:tblStylePr w:type="firstCol">
       <w:rPr>
+        <w:rFonts w:eastAsia="黑体"/>
         <w:b/>
         <w:bCs/>
       </w:rPr>
     </w:tblStylePr>
     <w:tblStylePr w:type="lastCol">
       <w:rPr>
+        <w:rFonts w:eastAsia="黑体"/>
         <w:b/>
         <w:bCs/>
       </w:rPr>
@@ -13937,6 +14608,7 @@
       <w:spacing w:after="0" w:line="240" w:lineRule="auto"/>
     </w:pPr>
     <w:rPr>
+      <w:rFonts w:eastAsia="黑体"/>
       <w:color w:themeColor="text1" w:val="000000"/>
     </w:rPr>
     <w:tblPr>
@@ -13955,6 +14627,7 @@
     </w:tcPr>
     <w:tblStylePr w:type="firstRow">
       <w:rPr>
+        <w:rFonts w:eastAsia="黑体"/>
         <w:b/>
         <w:bCs/>
         <w:color w:themeColor="background1" w:val="FFFFFF"/>
@@ -13969,6 +14642,7 @@
     </w:tblStylePr>
     <w:tblStylePr w:type="lastRow">
       <w:rPr>
+        <w:rFonts w:eastAsia="黑体"/>
         <w:b/>
         <w:bCs/>
         <w:color w:themeColor="accent2" w:themeShade="CC" w:val="9E3A38"/>
@@ -13983,12 +14657,14 @@
     </w:tblStylePr>
     <w:tblStylePr w:type="firstCol">
       <w:rPr>
+        <w:rFonts w:eastAsia="黑体"/>
         <w:b/>
         <w:bCs/>
       </w:rPr>
     </w:tblStylePr>
     <w:tblStylePr w:type="lastCol">
       <w:rPr>
+        <w:rFonts w:eastAsia="黑体"/>
         <w:b/>
         <w:bCs/>
       </w:rPr>
@@ -14023,6 +14699,7 @@
       <w:spacing w:after="0" w:line="240" w:lineRule="auto"/>
     </w:pPr>
     <w:rPr>
+      <w:rFonts w:eastAsia="黑体"/>
       <w:color w:themeColor="text1" w:val="000000"/>
     </w:rPr>
     <w:tblPr>
@@ -14041,6 +14718,7 @@
     </w:tcPr>
     <w:tblStylePr w:type="firstRow">
       <w:rPr>
+        <w:rFonts w:eastAsia="黑体"/>
         <w:b/>
         <w:bCs/>
         <w:color w:themeColor="background1" w:val="FFFFFF"/>
@@ -14055,6 +14733,7 @@
     </w:tblStylePr>
     <w:tblStylePr w:type="lastRow">
       <w:rPr>
+        <w:rFonts w:eastAsia="黑体"/>
         <w:b/>
         <w:bCs/>
         <w:color w:themeColor="accent2" w:themeShade="CC" w:val="9E3A38"/>
@@ -14069,12 +14748,14 @@
     </w:tblStylePr>
     <w:tblStylePr w:type="firstCol">
       <w:rPr>
+        <w:rFonts w:eastAsia="黑体"/>
         <w:b/>
         <w:bCs/>
       </w:rPr>
     </w:tblStylePr>
     <w:tblStylePr w:type="lastCol">
       <w:rPr>
+        <w:rFonts w:eastAsia="黑体"/>
         <w:b/>
         <w:bCs/>
       </w:rPr>
@@ -14109,6 +14790,7 @@
       <w:spacing w:after="0" w:line="240" w:lineRule="auto"/>
     </w:pPr>
     <w:rPr>
+      <w:rFonts w:eastAsia="黑体"/>
       <w:color w:themeColor="text1" w:val="000000"/>
     </w:rPr>
     <w:tblPr>
@@ -14127,6 +14809,7 @@
     </w:tcPr>
     <w:tblStylePr w:type="firstRow">
       <w:rPr>
+        <w:rFonts w:eastAsia="黑体"/>
         <w:b/>
         <w:bCs/>
         <w:color w:themeColor="background1" w:val="FFFFFF"/>
@@ -14141,6 +14824,7 @@
     </w:tblStylePr>
     <w:tblStylePr w:type="lastRow">
       <w:rPr>
+        <w:rFonts w:eastAsia="黑体"/>
         <w:b/>
         <w:bCs/>
         <w:color w:themeColor="accent4" w:themeShade="CC" w:val="664E82"/>
@@ -14155,12 +14839,14 @@
     </w:tblStylePr>
     <w:tblStylePr w:type="firstCol">
       <w:rPr>
+        <w:rFonts w:eastAsia="黑体"/>
         <w:b/>
         <w:bCs/>
       </w:rPr>
     </w:tblStylePr>
     <w:tblStylePr w:type="lastCol">
       <w:rPr>
+        <w:rFonts w:eastAsia="黑体"/>
         <w:b/>
         <w:bCs/>
       </w:rPr>
@@ -14195,6 +14881,7 @@
       <w:spacing w:after="0" w:line="240" w:lineRule="auto"/>
     </w:pPr>
     <w:rPr>
+      <w:rFonts w:eastAsia="黑体"/>
       <w:color w:themeColor="text1" w:val="000000"/>
     </w:rPr>
     <w:tblPr>
@@ -14213,6 +14900,7 @@
     </w:tcPr>
     <w:tblStylePr w:type="firstRow">
       <w:rPr>
+        <w:rFonts w:eastAsia="黑体"/>
         <w:b/>
         <w:bCs/>
         <w:color w:themeColor="background1" w:val="FFFFFF"/>
@@ -14227,6 +14915,7 @@
     </w:tblStylePr>
     <w:tblStylePr w:type="lastRow">
       <w:rPr>
+        <w:rFonts w:eastAsia="黑体"/>
         <w:b/>
         <w:bCs/>
         <w:color w:themeColor="accent3" w:themeShade="CC" w:val="7E9C40"/>
@@ -14241,12 +14930,14 @@
     </w:tblStylePr>
     <w:tblStylePr w:type="firstCol">
       <w:rPr>
+        <w:rFonts w:eastAsia="黑体"/>
         <w:b/>
         <w:bCs/>
       </w:rPr>
     </w:tblStylePr>
     <w:tblStylePr w:type="lastCol">
       <w:rPr>
+        <w:rFonts w:eastAsia="黑体"/>
         <w:b/>
         <w:bCs/>
       </w:rPr>
@@ -14281,6 +14972,7 @@
       <w:spacing w:after="0" w:line="240" w:lineRule="auto"/>
     </w:pPr>
     <w:rPr>
+      <w:rFonts w:eastAsia="黑体"/>
       <w:color w:themeColor="text1" w:val="000000"/>
     </w:rPr>
     <w:tblPr>
@@ -14299,6 +14991,7 @@
     </w:tcPr>
     <w:tblStylePr w:type="firstRow">
       <w:rPr>
+        <w:rFonts w:eastAsia="黑体"/>
         <w:b/>
         <w:bCs/>
         <w:color w:themeColor="background1" w:val="FFFFFF"/>
@@ -14313,6 +15006,7 @@
     </w:tblStylePr>
     <w:tblStylePr w:type="lastRow">
       <w:rPr>
+        <w:rFonts w:eastAsia="黑体"/>
         <w:b/>
         <w:bCs/>
         <w:color w:themeColor="accent6" w:themeShade="CC" w:val="F2730A"/>
@@ -14327,12 +15021,14 @@
     </w:tblStylePr>
     <w:tblStylePr w:type="firstCol">
       <w:rPr>
+        <w:rFonts w:eastAsia="黑体"/>
         <w:b/>
         <w:bCs/>
       </w:rPr>
     </w:tblStylePr>
     <w:tblStylePr w:type="lastCol">
       <w:rPr>
+        <w:rFonts w:eastAsia="黑体"/>
         <w:b/>
         <w:bCs/>
       </w:rPr>
@@ -14367,6 +15063,7 @@
       <w:spacing w:after="0" w:line="240" w:lineRule="auto"/>
     </w:pPr>
     <w:rPr>
+      <w:rFonts w:eastAsia="黑体"/>
       <w:color w:themeColor="text1" w:val="000000"/>
     </w:rPr>
     <w:tblPr>
@@ -14385,6 +15082,7 @@
     </w:tcPr>
     <w:tblStylePr w:type="firstRow">
       <w:rPr>
+        <w:rFonts w:eastAsia="黑体"/>
         <w:b/>
         <w:bCs/>
         <w:color w:themeColor="background1" w:val="FFFFFF"/>
@@ -14399,6 +15097,7 @@
     </w:tblStylePr>
     <w:tblStylePr w:type="lastRow">
       <w:rPr>
+        <w:rFonts w:eastAsia="黑体"/>
         <w:b/>
         <w:bCs/>
         <w:color w:themeColor="accent5" w:themeShade="CC" w:val="348DA5"/>
@@ -14413,12 +15112,14 @@
     </w:tblStylePr>
     <w:tblStylePr w:type="firstCol">
       <w:rPr>
+        <w:rFonts w:eastAsia="黑体"/>
         <w:b/>
         <w:bCs/>
       </w:rPr>
     </w:tblStylePr>
     <w:tblStylePr w:type="lastCol">
       <w:rPr>
+        <w:rFonts w:eastAsia="黑体"/>
         <w:b/>
         <w:bCs/>
       </w:rPr>
@@ -14453,6 +15154,7 @@
       <w:spacing w:after="0" w:line="240" w:lineRule="auto"/>
     </w:pPr>
     <w:rPr>
+      <w:rFonts w:eastAsia="黑体"/>
       <w:color w:themeColor="text1" w:val="000000"/>
     </w:rPr>
     <w:tblPr>
@@ -14474,6 +15176,7 @@
     </w:tcPr>
     <w:tblStylePr w:type="firstRow">
       <w:rPr>
+        <w:rFonts w:eastAsia="黑体"/>
         <w:b/>
         <w:bCs/>
       </w:rPr>
@@ -14484,6 +15187,7 @@
     </w:tblStylePr>
     <w:tblStylePr w:type="lastRow">
       <w:rPr>
+        <w:rFonts w:eastAsia="黑体"/>
         <w:b/>
         <w:bCs/>
         <w:color w:themeColor="text1" w:val="000000"/>
@@ -14495,6 +15199,7 @@
     </w:tblStylePr>
     <w:tblStylePr w:type="firstCol">
       <w:rPr>
+        <w:rFonts w:eastAsia="黑体"/>
         <w:color w:themeColor="background1" w:val="FFFFFF"/>
       </w:rPr>
       <w:tblPr/>
@@ -14504,6 +15209,7 @@
     </w:tblStylePr>
     <w:tblStylePr w:type="lastCol">
       <w:rPr>
+        <w:rFonts w:eastAsia="黑体"/>
         <w:color w:themeColor="background1" w:val="FFFFFF"/>
       </w:rPr>
       <w:tblPr/>
@@ -14533,6 +15239,7 @@
       <w:spacing w:after="0" w:line="240" w:lineRule="auto"/>
     </w:pPr>
     <w:rPr>
+      <w:rFonts w:eastAsia="黑体"/>
       <w:color w:themeColor="text1" w:val="000000"/>
     </w:rPr>
     <w:tblPr>
@@ -14554,6 +15261,7 @@
     </w:tcPr>
     <w:tblStylePr w:type="firstRow">
       <w:rPr>
+        <w:rFonts w:eastAsia="黑体"/>
         <w:b/>
         <w:bCs/>
       </w:rPr>
@@ -14564,6 +15272,7 @@
     </w:tblStylePr>
     <w:tblStylePr w:type="lastRow">
       <w:rPr>
+        <w:rFonts w:eastAsia="黑体"/>
         <w:b/>
         <w:bCs/>
         <w:color w:themeColor="text1" w:val="000000"/>
@@ -14575,6 +15284,7 @@
     </w:tblStylePr>
     <w:tblStylePr w:type="firstCol">
       <w:rPr>
+        <w:rFonts w:eastAsia="黑体"/>
         <w:color w:themeColor="background1" w:val="FFFFFF"/>
       </w:rPr>
       <w:tblPr/>
@@ -14584,6 +15294,7 @@
     </w:tblStylePr>
     <w:tblStylePr w:type="lastCol">
       <w:rPr>
+        <w:rFonts w:eastAsia="黑体"/>
         <w:color w:themeColor="background1" w:val="FFFFFF"/>
       </w:rPr>
       <w:tblPr/>
@@ -14613,6 +15324,7 @@
       <w:spacing w:after="0" w:line="240" w:lineRule="auto"/>
     </w:pPr>
     <w:rPr>
+      <w:rFonts w:eastAsia="黑体"/>
       <w:color w:themeColor="text1" w:val="000000"/>
     </w:rPr>
     <w:tblPr>
@@ -14634,6 +15346,7 @@
     </w:tcPr>
     <w:tblStylePr w:type="firstRow">
       <w:rPr>
+        <w:rFonts w:eastAsia="黑体"/>
         <w:b/>
         <w:bCs/>
       </w:rPr>
@@ -14644,6 +15357,7 @@
     </w:tblStylePr>
     <w:tblStylePr w:type="lastRow">
       <w:rPr>
+        <w:rFonts w:eastAsia="黑体"/>
         <w:b/>
         <w:bCs/>
         <w:color w:themeColor="text1" w:val="000000"/>
@@ -14655,6 +15369,7 @@
     </w:tblStylePr>
     <w:tblStylePr w:type="firstCol">
       <w:rPr>
+        <w:rFonts w:eastAsia="黑体"/>
         <w:color w:themeColor="background1" w:val="FFFFFF"/>
       </w:rPr>
       <w:tblPr/>
@@ -14664,6 +15379,7 @@
     </w:tblStylePr>
     <w:tblStylePr w:type="lastCol">
       <w:rPr>
+        <w:rFonts w:eastAsia="黑体"/>
         <w:color w:themeColor="background1" w:val="FFFFFF"/>
       </w:rPr>
       <w:tblPr/>
@@ -14693,6 +15409,7 @@
       <w:spacing w:after="0" w:line="240" w:lineRule="auto"/>
     </w:pPr>
     <w:rPr>
+      <w:rFonts w:eastAsia="黑体"/>
       <w:color w:themeColor="text1" w:val="000000"/>
     </w:rPr>
     <w:tblPr>
@@ -14714,6 +15431,7 @@
     </w:tcPr>
     <w:tblStylePr w:type="firstRow">
       <w:rPr>
+        <w:rFonts w:eastAsia="黑体"/>
         <w:b/>
         <w:bCs/>
       </w:rPr>
@@ -14724,6 +15442,7 @@
     </w:tblStylePr>
     <w:tblStylePr w:type="lastRow">
       <w:rPr>
+        <w:rFonts w:eastAsia="黑体"/>
         <w:b/>
         <w:bCs/>
         <w:color w:themeColor="text1" w:val="000000"/>
@@ -14735,6 +15454,7 @@
     </w:tblStylePr>
     <w:tblStylePr w:type="firstCol">
       <w:rPr>
+        <w:rFonts w:eastAsia="黑体"/>
         <w:color w:themeColor="background1" w:val="FFFFFF"/>
       </w:rPr>
       <w:tblPr/>
@@ -14744,6 +15464,7 @@
     </w:tblStylePr>
     <w:tblStylePr w:type="lastCol">
       <w:rPr>
+        <w:rFonts w:eastAsia="黑体"/>
         <w:color w:themeColor="background1" w:val="FFFFFF"/>
       </w:rPr>
       <w:tblPr/>
@@ -14773,6 +15494,7 @@
       <w:spacing w:after="0" w:line="240" w:lineRule="auto"/>
     </w:pPr>
     <w:rPr>
+      <w:rFonts w:eastAsia="黑体"/>
       <w:color w:themeColor="text1" w:val="000000"/>
     </w:rPr>
     <w:tblPr>
@@ -14794,6 +15516,7 @@
     </w:tcPr>
     <w:tblStylePr w:type="firstRow">
       <w:rPr>
+        <w:rFonts w:eastAsia="黑体"/>
         <w:b/>
         <w:bCs/>
       </w:rPr>
@@ -14804,6 +15527,7 @@
     </w:tblStylePr>
     <w:tblStylePr w:type="lastRow">
       <w:rPr>
+        <w:rFonts w:eastAsia="黑体"/>
         <w:b/>
         <w:bCs/>
         <w:color w:themeColor="text1" w:val="000000"/>
@@ -14815,6 +15539,7 @@
     </w:tblStylePr>
     <w:tblStylePr w:type="firstCol">
       <w:rPr>
+        <w:rFonts w:eastAsia="黑体"/>
         <w:color w:themeColor="background1" w:val="FFFFFF"/>
       </w:rPr>
       <w:tblPr/>
@@ -14824,6 +15549,7 @@
     </w:tblStylePr>
     <w:tblStylePr w:type="lastCol">
       <w:rPr>
+        <w:rFonts w:eastAsia="黑体"/>
         <w:color w:themeColor="background1" w:val="FFFFFF"/>
       </w:rPr>
       <w:tblPr/>
@@ -14853,6 +15579,7 @@
       <w:spacing w:after="0" w:line="240" w:lineRule="auto"/>
     </w:pPr>
     <w:rPr>
+      <w:rFonts w:eastAsia="黑体"/>
       <w:color w:themeColor="text1" w:val="000000"/>
     </w:rPr>
     <w:tblPr>
@@ -14874,6 +15601,7 @@
     </w:tcPr>
     <w:tblStylePr w:type="firstRow">
       <w:rPr>
+        <w:rFonts w:eastAsia="黑体"/>
         <w:b/>
         <w:bCs/>
       </w:rPr>
@@ -14884,6 +15612,7 @@
     </w:tblStylePr>
     <w:tblStylePr w:type="lastRow">
       <w:rPr>
+        <w:rFonts w:eastAsia="黑体"/>
         <w:b/>
         <w:bCs/>
         <w:color w:themeColor="text1" w:val="000000"/>
@@ -14895,6 +15624,7 @@
     </w:tblStylePr>
     <w:tblStylePr w:type="firstCol">
       <w:rPr>
+        <w:rFonts w:eastAsia="黑体"/>
         <w:color w:themeColor="background1" w:val="FFFFFF"/>
       </w:rPr>
       <w:tblPr/>
@@ -14904,6 +15634,7 @@
     </w:tblStylePr>
     <w:tblStylePr w:type="lastCol">
       <w:rPr>
+        <w:rFonts w:eastAsia="黑体"/>
         <w:color w:themeColor="background1" w:val="FFFFFF"/>
       </w:rPr>
       <w:tblPr/>
@@ -14933,6 +15664,7 @@
       <w:spacing w:after="0" w:line="240" w:lineRule="auto"/>
     </w:pPr>
     <w:rPr>
+      <w:rFonts w:eastAsia="黑体"/>
       <w:color w:themeColor="text1" w:val="000000"/>
     </w:rPr>
     <w:tblPr>
@@ -14954,6 +15686,7 @@
     </w:tcPr>
     <w:tblStylePr w:type="firstRow">
       <w:rPr>
+        <w:rFonts w:eastAsia="黑体"/>
         <w:b/>
         <w:bCs/>
       </w:rPr>
@@ -14964,6 +15697,7 @@
     </w:tblStylePr>
     <w:tblStylePr w:type="lastRow">
       <w:rPr>
+        <w:rFonts w:eastAsia="黑体"/>
         <w:b/>
         <w:bCs/>
         <w:color w:themeColor="text1" w:val="000000"/>
@@ -14975,6 +15709,7 @@
     </w:tblStylePr>
     <w:tblStylePr w:type="firstCol">
       <w:rPr>
+        <w:rFonts w:eastAsia="黑体"/>
         <w:color w:themeColor="background1" w:val="FFFFFF"/>
       </w:rPr>
       <w:tblPr/>
@@ -14984,6 +15719,7 @@
     </w:tblStylePr>
     <w:tblStylePr w:type="lastCol">
       <w:rPr>
+        <w:rFonts w:eastAsia="黑体"/>
         <w:color w:themeColor="background1" w:val="FFFFFF"/>
       </w:rPr>
       <w:tblPr/>
@@ -15016,6 +15752,7 @@
     <w:name w:val="KeywordTok"/>
     <w:basedOn w:val="VerbatimChar"/>
     <w:rPr>
+      <w:rFonts w:eastAsia="黑体"/>
       <w:b/>
       <w:color w:val="007020"/>
     </w:rPr>
@@ -15024,6 +15761,7 @@
     <w:name w:val="DataTypeTok"/>
     <w:basedOn w:val="VerbatimChar"/>
     <w:rPr>
+      <w:rFonts w:eastAsia="黑体"/>
       <w:color w:val="902000"/>
     </w:rPr>
   </w:style>
@@ -15031,6 +15769,7 @@
     <w:name w:val="DecValTok"/>
     <w:basedOn w:val="VerbatimChar"/>
     <w:rPr>
+      <w:rFonts w:eastAsia="黑体"/>
       <w:color w:val="40a070"/>
     </w:rPr>
   </w:style>
@@ -15038,6 +15777,7 @@
     <w:name w:val="BaseNTok"/>
     <w:basedOn w:val="VerbatimChar"/>
     <w:rPr>
+      <w:rFonts w:eastAsia="黑体"/>
       <w:color w:val="40a070"/>
     </w:rPr>
   </w:style>
@@ -15045,6 +15785,7 @@
     <w:name w:val="FloatTok"/>
     <w:basedOn w:val="VerbatimChar"/>
     <w:rPr>
+      <w:rFonts w:eastAsia="黑体"/>
       <w:color w:val="40a070"/>
     </w:rPr>
   </w:style>
@@ -15052,6 +15793,7 @@
     <w:name w:val="ConstantTok"/>
     <w:basedOn w:val="VerbatimChar"/>
     <w:rPr>
+      <w:rFonts w:eastAsia="黑体"/>
       <w:color w:val="880000"/>
     </w:rPr>
   </w:style>
@@ -15059,6 +15801,7 @@
     <w:name w:val="CharTok"/>
     <w:basedOn w:val="VerbatimChar"/>
     <w:rPr>
+      <w:rFonts w:eastAsia="黑体"/>
       <w:color w:val="4070a0"/>
     </w:rPr>
   </w:style>
@@ -15066,6 +15809,7 @@
     <w:name w:val="SpecialCharTok"/>
     <w:basedOn w:val="VerbatimChar"/>
     <w:rPr>
+      <w:rFonts w:eastAsia="黑体"/>
       <w:color w:val="4070a0"/>
     </w:rPr>
   </w:style>
@@ -15073,6 +15817,7 @@
     <w:name w:val="StringTok"/>
     <w:basedOn w:val="VerbatimChar"/>
     <w:rPr>
+      <w:rFonts w:eastAsia="黑体"/>
       <w:color w:val="4070a0"/>
     </w:rPr>
   </w:style>
@@ -15080,6 +15825,7 @@
     <w:name w:val="VerbatimStringTok"/>
     <w:basedOn w:val="VerbatimChar"/>
     <w:rPr>
+      <w:rFonts w:eastAsia="黑体"/>
       <w:color w:val="4070a0"/>
     </w:rPr>
   </w:style>
@@ -15087,6 +15833,7 @@
     <w:name w:val="SpecialStringTok"/>
     <w:basedOn w:val="VerbatimChar"/>
     <w:rPr>
+      <w:rFonts w:eastAsia="黑体"/>
       <w:color w:val="bb6688"/>
     </w:rPr>
   </w:style>
@@ -15094,6 +15841,7 @@
     <w:name w:val="ImportTok"/>
     <w:basedOn w:val="VerbatimChar"/>
     <w:rPr>
+      <w:rFonts w:eastAsia="黑体"/>
       <w:b/>
       <w:color w:val="008000"/>
     </w:rPr>
@@ -15102,6 +15850,7 @@
     <w:name w:val="CommentTok"/>
     <w:basedOn w:val="VerbatimChar"/>
     <w:rPr>
+      <w:rFonts w:eastAsia="黑体"/>
       <w:i/>
       <w:color w:val="60a0b0"/>
     </w:rPr>
@@ -15110,6 +15859,7 @@
     <w:name w:val="DocumentationTok"/>
     <w:basedOn w:val="VerbatimChar"/>
     <w:rPr>
+      <w:rFonts w:eastAsia="黑体"/>
       <w:i/>
       <w:color w:val="ba2121"/>
     </w:rPr>
@@ -15118,6 +15868,7 @@
     <w:name w:val="AnnotationTok"/>
     <w:basedOn w:val="VerbatimChar"/>
     <w:rPr>
+      <w:rFonts w:eastAsia="黑体"/>
       <w:b/>
       <w:i/>
       <w:color w:val="60a0b0"/>
@@ -15127,6 +15878,7 @@
     <w:name w:val="CommentVarTok"/>
     <w:basedOn w:val="VerbatimChar"/>
     <w:rPr>
+      <w:rFonts w:eastAsia="黑体"/>
       <w:b/>
       <w:i/>
       <w:color w:val="60a0b0"/>
@@ -15136,6 +15888,7 @@
     <w:name w:val="OtherTok"/>
     <w:basedOn w:val="VerbatimChar"/>
     <w:rPr>
+      <w:rFonts w:eastAsia="黑体"/>
       <w:color w:val="007020"/>
     </w:rPr>
   </w:style>
@@ -15143,6 +15896,7 @@
     <w:name w:val="FunctionTok"/>
     <w:basedOn w:val="VerbatimChar"/>
     <w:rPr>
+      <w:rFonts w:eastAsia="黑体"/>
       <w:color w:val="06287e"/>
     </w:rPr>
   </w:style>
@@ -15150,6 +15904,7 @@
     <w:name w:val="VariableTok"/>
     <w:basedOn w:val="VerbatimChar"/>
     <w:rPr>
+      <w:rFonts w:eastAsia="黑体"/>
       <w:color w:val="19177c"/>
     </w:rPr>
   </w:style>
@@ -15157,6 +15912,7 @@
     <w:name w:val="ControlFlowTok"/>
     <w:basedOn w:val="VerbatimChar"/>
     <w:rPr>
+      <w:rFonts w:eastAsia="黑体"/>
       <w:b/>
       <w:color w:val="007020"/>
     </w:rPr>
@@ -15165,6 +15921,7 @@
     <w:name w:val="OperatorTok"/>
     <w:basedOn w:val="VerbatimChar"/>
     <w:rPr>
+      <w:rFonts w:eastAsia="黑体"/>
       <w:color w:val="666666"/>
     </w:rPr>
   </w:style>
@@ -15172,18 +15929,22 @@
     <w:name w:val="BuiltInTok"/>
     <w:basedOn w:val="VerbatimChar"/>
     <w:rPr>
+      <w:rFonts w:eastAsia="黑体"/>
       <w:color w:val="008000"/>
     </w:rPr>
   </w:style>
   <w:style w:type="character" w:customStyle="1" w:styleId="ExtensionTok">
     <w:name w:val="ExtensionTok"/>
     <w:basedOn w:val="VerbatimChar"/>
-    <w:rPr/>
+    <w:rPr>
+      <w:rFonts w:eastAsia="黑体"/>
+    </w:rPr>
   </w:style>
   <w:style w:type="character" w:customStyle="1" w:styleId="PreprocessorTok">
     <w:name w:val="PreprocessorTok"/>
     <w:basedOn w:val="VerbatimChar"/>
     <w:rPr>
+      <w:rFonts w:eastAsia="黑体"/>
       <w:color w:val="bc7a00"/>
     </w:rPr>
   </w:style>
@@ -15191,18 +15952,22 @@
     <w:name w:val="AttributeTok"/>
     <w:basedOn w:val="VerbatimChar"/>
     <w:rPr>
+      <w:rFonts w:eastAsia="黑体"/>
       <w:color w:val="7d9029"/>
     </w:rPr>
   </w:style>
   <w:style w:type="character" w:customStyle="1" w:styleId="RegionMarkerTok">
     <w:name w:val="RegionMarkerTok"/>
     <w:basedOn w:val="VerbatimChar"/>
-    <w:rPr/>
+    <w:rPr>
+      <w:rFonts w:eastAsia="黑体"/>
+    </w:rPr>
   </w:style>
   <w:style w:type="character" w:customStyle="1" w:styleId="InformationTok">
     <w:name w:val="InformationTok"/>
     <w:basedOn w:val="VerbatimChar"/>
     <w:rPr>
+      <w:rFonts w:eastAsia="黑体"/>
       <w:b/>
       <w:i/>
       <w:color w:val="60a0b0"/>
@@ -15212,6 +15977,7 @@
     <w:name w:val="WarningTok"/>
     <w:basedOn w:val="VerbatimChar"/>
     <w:rPr>
+      <w:rFonts w:eastAsia="黑体"/>
       <w:b/>
       <w:i/>
       <w:color w:val="60a0b0"/>
@@ -15221,6 +15987,7 @@
     <w:name w:val="AlertTok"/>
     <w:basedOn w:val="VerbatimChar"/>
     <w:rPr>
+      <w:rFonts w:eastAsia="黑体"/>
       <w:b/>
       <w:color w:val="ff0000"/>
     </w:rPr>
@@ -15229,6 +15996,7 @@
     <w:name w:val="ErrorTok"/>
     <w:basedOn w:val="VerbatimChar"/>
     <w:rPr>
+      <w:rFonts w:eastAsia="黑体"/>
       <w:b/>
       <w:color w:val="ff0000"/>
     </w:rPr>
@@ -15236,7 +16004,9 @@
   <w:style w:type="character" w:customStyle="1" w:styleId="NormalTok">
     <w:name w:val="NormalTok"/>
     <w:basedOn w:val="VerbatimChar"/>
-    <w:rPr/>
+    <w:rPr>
+      <w:rFonts w:eastAsia="黑体"/>
+    </w:rPr>
   </w:style>
 </w:styles>
 </file>
@@ -15285,12 +16055,12 @@
     <a:fontScheme name="Office">
       <a:majorFont>
         <a:latin typeface="Calibri"/>
-        <a:ea typeface=""/>
+        <a:ea typeface="黑体"/>
         <a:cs typeface=""/>
         <a:font script="Jpan" typeface="ＭＳ ゴシック"/>
         <a:font script="Hang" typeface="맑은 고딕"/>
-        <a:font script="Hans" typeface="宋体"/>
-        <a:font script="Hant" typeface="新細明體"/>
+        <a:font script="Hans" typeface="黑体"/>
+        <a:font script="Hant" typeface="黑体"/>
         <a:font script="Arab" typeface="Times New Roman"/>
         <a:font script="Hebr" typeface="Times New Roman"/>
         <a:font script="Thai" typeface="Angsana New"/>
@@ -15320,12 +16090,12 @@
       </a:majorFont>
       <a:minorFont>
         <a:latin typeface="Cambria"/>
-        <a:ea typeface=""/>
+        <a:ea typeface="黑体"/>
         <a:cs typeface=""/>
         <a:font script="Jpan" typeface="ＭＳ 明朝"/>
         <a:font script="Hang" typeface="맑은 고딕"/>
-        <a:font script="Hans" typeface="宋体"/>
-        <a:font script="Hant" typeface="新細明體"/>
+        <a:font script="Hans" typeface="黑体"/>
+        <a:font script="Hant" typeface="黑体"/>
         <a:font script="Arab" typeface="Arial"/>
         <a:font script="Hebr" typeface="Arial"/>
         <a:font script="Thai" typeface="Cordia New"/>

--- a/11-变流电路/03-变频电路/VF恒压频比变频电路/VF恒压频比变频电路.docx
+++ b/11-变流电路/03-变频电路/VF恒压频比变频电路/VF恒压频比变频电路.docx
@@ -2984,7 +2984,7 @@
           <w:color w:val="555555"/>
           <w:sz w:val="21"/>
         </w:rPr>
-        <w:t>材料收集者：杜文杰，WX手机：19519196569，QQ:3478827729</w:t>
+        <w:t>材料收集者：杜文杰，微信/手机：19519196569，QQ:3478827729</w:t>
       </w:r>
     </w:p>
     <w:sectPr>
